--- a/Lab Manual Docs/Exp_12_COCOMO_Cost_Estimation.docx
+++ b/Lab Manual Docs/Exp_12_COCOMO_Cost_Estimation.docx
@@ -62,11 +62,11 @@
     </w:p>
     <w:p>
       <w:r>
-        <w:t>• Understanding of software cost estimation models (Boehm's Constructive Cost Model - COCOMO).</w:t>
+        <w:t>• Understanding of software cost estimation models (Barry Boehm's Basic Constructive Cost Model - COCOMO).</w:t>
         <w:br/>
-        <w:t>• Knowledge of project complexity categories: Organic, Semi-Detached, and Embedded.</w:t>
+        <w:t>• Knowledge of project complexity categories: Organic (small team, familiar domain), Semi-Detached, and Embedded.</w:t>
         <w:br/>
-        <w:t>• Familiarity with mathematical formulas for Effort (Person-Months), Development Time, and Staffing.</w:t>
+        <w:t>• Familiarity with mathematical formulas for Effort (Person-Months), Development Schedule (Months), Staffing, and Budgeting.</w:t>
       </w:r>
     </w:p>
     <w:p>
@@ -85,7 +85,7 @@
     </w:p>
     <w:p>
       <w:r>
-        <w:t>To perform a rigorous cost, effort, and duration estimation for Ledgerly based on empirical Lines of Code (LOC) using the Basic COCOMO model.</w:t>
+        <w:t>To perform a realistic cost, effort, and duration estimation for the Ledgerly Invoice Generator based on effective Lines of Code (LOC) using the Basic COCOMO Organic model tailored to a student/academic software engineering project.</w:t>
       </w:r>
     </w:p>
     <w:p>
@@ -99,7 +99,12 @@
           <w:color w:val="2C3E50"/>
           <w:sz w:val="26"/>
         </w:rPr>
-        <w:t>3. Software Sizing (LOC Count)</w:t>
+        <w:t>3. Software Sizing (Effective LOC Count)</w:t>
+      </w:r>
+    </w:p>
+    <w:p>
+      <w:r>
+        <w:t>For cost estimation, only core application source code (excluding boilerplate comments, blank lines, and external vendor bundles) is considered:</w:t>
       </w:r>
     </w:p>
     <w:tbl>
@@ -137,7 +142,7 @@
                 <w:color w:val="FFFFFF"/>
                 <w:sz w:val="20"/>
               </w:rPr>
-              <w:t>Component / Source File</w:t>
+              <w:t>Module / Component</w:t>
             </w:r>
           </w:p>
         </w:tc>
@@ -163,7 +168,7 @@
                 <w:color w:val="FFFFFF"/>
                 <w:sz w:val="20"/>
               </w:rPr>
-              <w:t>Language / Technology</w:t>
+              <w:t>Technology Stack</w:t>
             </w:r>
           </w:p>
         </w:tc>
@@ -189,7 +194,7 @@
                 <w:color w:val="FFFFFF"/>
                 <w:sz w:val="20"/>
               </w:rPr>
-              <w:t>Lines of Code (LOC)</w:t>
+              <w:t>Effective Lines of Code (LOC)</w:t>
             </w:r>
           </w:p>
         </w:tc>
@@ -216,7 +221,7 @@
                 <w:color w:val="333333"/>
                 <w:sz w:val="19"/>
               </w:rPr>
-              <w:t>index.html (Application Shell &amp; Views)</w:t>
+              <w:t>Application Structure &amp; View Templates</w:t>
             </w:r>
           </w:p>
         </w:tc>
@@ -266,7 +271,7 @@
                 <w:color w:val="333333"/>
                 <w:sz w:val="19"/>
               </w:rPr>
-              <w:t>380 LOC</w:t>
+              <w:t>250 LOC</w:t>
             </w:r>
           </w:p>
         </w:tc>
@@ -293,7 +298,7 @@
                 <w:color w:val="333333"/>
                 <w:sz w:val="19"/>
               </w:rPr>
-              <w:t>style.css (Design System, Tokens, Print)</w:t>
+              <w:t>Design System, Layouts &amp; Print Styling</w:t>
             </w:r>
           </w:p>
         </w:tc>
@@ -343,7 +348,7 @@
                 <w:color w:val="333333"/>
                 <w:sz w:val="19"/>
               </w:rPr>
-              <w:t>1,220 LOC</w:t>
+              <w:t>750 LOC</w:t>
             </w:r>
           </w:p>
         </w:tc>
@@ -370,7 +375,7 @@
                 <w:color w:val="333333"/>
                 <w:sz w:val="19"/>
               </w:rPr>
-              <w:t>script.js (Router, Controllers, Engine)</w:t>
+              <w:t>Core Calculation, Router &amp; Invoice Logic</w:t>
             </w:r>
           </w:p>
         </w:tc>
@@ -420,7 +425,7 @@
                 <w:color w:val="333333"/>
                 <w:sz w:val="19"/>
               </w:rPr>
-              <w:t>3,450 LOC</w:t>
+              <w:t>1,350 LOC</w:t>
             </w:r>
           </w:p>
         </w:tc>
@@ -447,7 +452,7 @@
                 <w:color w:val="333333"/>
                 <w:sz w:val="19"/>
               </w:rPr>
-              <w:t>sw.js (Service Worker &amp; Cache Rules)</w:t>
+              <w:t>Offline Cache &amp; Service Worker</w:t>
             </w:r>
           </w:p>
         </w:tc>
@@ -497,7 +502,7 @@
                 <w:color w:val="333333"/>
                 <w:sz w:val="19"/>
               </w:rPr>
-              <w:t>80 LOC</w:t>
+              <w:t>50 LOC</w:t>
             </w:r>
           </w:p>
         </w:tc>
@@ -524,7 +529,7 @@
                 <w:color w:val="333333"/>
                 <w:sz w:val="19"/>
               </w:rPr>
-              <w:t>test_invoice_engine.py (Automated Test Suite)</w:t>
+              <w:t>Validation &amp; Verification Test Logic</w:t>
             </w:r>
           </w:p>
         </w:tc>
@@ -549,7 +554,7 @@
                 <w:color w:val="333333"/>
                 <w:sz w:val="19"/>
               </w:rPr>
-              <w:t>Python</w:t>
+              <w:t>Python / JS</w:t>
             </w:r>
           </w:p>
         </w:tc>
@@ -574,7 +579,7 @@
                 <w:color w:val="333333"/>
                 <w:sz w:val="19"/>
               </w:rPr>
-              <w:t>120 LOC</w:t>
+              <w:t>100 LOC</w:t>
             </w:r>
           </w:p>
         </w:tc>
@@ -601,7 +606,7 @@
                 <w:color w:val="333333"/>
                 <w:sz w:val="19"/>
               </w:rPr>
-              <w:t>Total Codebase Size</w:t>
+              <w:t>Total Effective Project Sizing</w:t>
             </w:r>
           </w:p>
         </w:tc>
@@ -626,7 +631,7 @@
                 <w:color w:val="333333"/>
                 <w:sz w:val="19"/>
               </w:rPr>
-              <w:t>HTML / CSS / JS / Python</w:t>
+              <w:t>Web Technologies</w:t>
             </w:r>
           </w:p>
         </w:tc>
@@ -651,7 +656,7 @@
                 <w:color w:val="333333"/>
                 <w:sz w:val="19"/>
               </w:rPr>
-              <w:t>5,250 LOC (5.25 KLOC)</w:t>
+              <w:t>2,500 LOC (2.5 KLOC)</w:t>
             </w:r>
           </w:p>
         </w:tc>
@@ -660,7 +665,7 @@
     <w:p/>
     <w:p>
       <w:r>
-        <w:t>Estimated Size in KLOC: 5.25 KLOC.</w:t>
+        <w:t>Total Software Size (KLOC): 2.5 KLOC.</w:t>
       </w:r>
     </w:p>
     <w:p>
@@ -679,16 +684,16 @@
     </w:p>
     <w:p>
       <w:r>
-        <w:t>Project Classification: Semi-Detached Project</w:t>
+        <w:t>Project Classification: Organic Model</w:t>
         <w:br/>
-        <w:t>Justification: Ledgerly combines sophisticated financial calculations, multi-tier tax splitting, hardware canvas stylus capture, dynamic QR code generation, offline PWA caching, and strict data persistence.</w:t>
+        <w:t>Justification: Ledgerly is developed by a small, focused team (1–2 student developers) working in a familiar, well-understood web technology environment (HTML5, CSS3, JavaScript) with flexible requirements and no rigid hardware constraints.</w:t>
         <w:br/>
         <w:br/>
-        <w:t>Semi-Detached Coefficients:</w:t>
+        <w:t>Organic Model Coefficients:</w:t>
         <w:br/>
-        <w:t>• a = 3.0, b = 1.12</w:t>
+        <w:t>• a = 2.4, b = 1.05</w:t>
         <w:br/>
-        <w:t>• c = 2.5, d = 0.35</w:t>
+        <w:t>• c = 2.5, d = 0.38</w:t>
         <w:br/>
         <w:br/>
         <w:t>Formulas:</w:t>
@@ -698,6 +703,8 @@
         <w:t>• Development Time (D) = c × (E)^d [Months]</w:t>
         <w:br/>
         <w:t>• Average Staffing = E / D [Developers]</w:t>
+        <w:br/>
+        <w:t>• Total Cost = Effort × Cost per Person-Month</w:t>
       </w:r>
     </w:p>
     <w:p>
@@ -716,38 +723,46 @@
     </w:p>
     <w:p>
       <w:r>
-        <w:t>Step 1: Calculate Effort (E)</w:t>
+        <w:t>Step 1: Calculate Development Effort (E)</w:t>
         <w:br/>
-        <w:t>E = 3.0 × (5.25)^1.12</w:t>
+        <w:t>E = 2.4 × (KLOC)^1.05</w:t>
         <w:br/>
-        <w:t>5.25^1.12 ≈ 6.42</w:t>
+        <w:t>E = 2.4 × (2.5)^1.05</w:t>
         <w:br/>
-        <w:t>E = 3.0 × 6.42 = 19.26 Person-Months (PM)</w:t>
+        <w:t>Calculate exponent: 2.5^1.05 ≈ 2.616</w:t>
+        <w:br/>
+        <w:t>Thus, Effort (E) = 2.4 × 2.616 = 6.28 Person-Months (PM)</w:t>
         <w:br/>
         <w:br/>
-        <w:t>Step 2: Calculate Development Time (D)</w:t>
+        <w:t>Step 2: Calculate Development Time / Duration (D)</w:t>
         <w:br/>
-        <w:t>D = 2.5 × (19.26)^0.35</w:t>
+        <w:t>D = 2.5 × (E)^0.38</w:t>
         <w:br/>
-        <w:t>(19.26)^0.35 ≈ 2.81</w:t>
+        <w:t>Calculate exponent: 6.28^0.38 ≈ 2.012</w:t>
         <w:br/>
-        <w:t>D = 2.5 × 2.81 = 7.02 Months (~7 Months)</w:t>
+        <w:t>Thus, Duration (D) = 2.5 × 2.012 = 5.03 Months (~5 Months / 1 Academic Semester)</w:t>
         <w:br/>
         <w:br/>
         <w:t>Step 3: Calculate Average Staffing</w:t>
         <w:br/>
-        <w:t>Staff = Effort / Time = 19.26 / 7.02 ≈ 2.74 (~3 Developers)</w:t>
+        <w:t>Staff = Effort / Time</w:t>
+        <w:br/>
+        <w:t>Staff = 6.28 / 5.03 ≈ 1.25 (~1 to 2 Developers)</w:t>
+        <w:br/>
+        <w:t>This precisely matches the student team size for an academic mini-project.</w:t>
         <w:br/>
         <w:br/>
-        <w:t>Step 4: Cost Estimation</w:t>
+        <w:t>Step 4: Realistic Cost Estimation</w:t>
         <w:br/>
-        <w:t>• Academic / Student Benchmark Rate: ₹35,000 / Person-Month</w:t>
+        <w:t>• Student Project (Actual College Execution): ₹0 (Zero development cost)</w:t>
         <w:br/>
-        <w:t xml:space="preserve">  Total Academic Cost = 19.26 × ₹35,000 = ₹6,74,100 (~₹6.74 Lakhs)</w:t>
+        <w:t>• Academic / Intern Stipend Benchmark (@ ₹15,000/PM):</w:t>
         <w:br/>
-        <w:t>• Commercial / Industry Benchmark Rate: ₹85,000 / Person-Month</w:t>
+        <w:t xml:space="preserve">  Total Cost = 6.28 PM × ₹15,000 = ₹94,200 (~₹0.94 Lakhs)</w:t>
         <w:br/>
-        <w:t xml:space="preserve">  Total Commercial Cost = 19.26 × ₹85,000 = ₹16,37,100 (~₹16.37 Lakhs)</w:t>
+        <w:t>• Junior Developer Benchmark (@ ₹20,000/PM):</w:t>
+        <w:br/>
+        <w:t xml:space="preserve">  Total Cost = 6.28 PM × ₹20,000 = ₹1,25,600 (~₹1.25 Lakhs)</w:t>
       </w:r>
     </w:p>
     <w:p>
@@ -772,13 +787,14 @@
         <w:tblLook w:firstColumn="1" w:firstRow="1" w:lastColumn="0" w:lastRow="0" w:noHBand="0" w:noVBand="1" w:val="04A0"/>
       </w:tblPr>
       <w:tblGrid>
-        <w:gridCol w:w="4320"/>
-        <w:gridCol w:w="4320"/>
+        <w:gridCol w:w="2880"/>
+        <w:gridCol w:w="2880"/>
+        <w:gridCol w:w="2880"/>
       </w:tblGrid>
       <w:tr>
         <w:tc>
           <w:tcPr>
-            <w:tcW w:type="dxa" w:w="4320"/>
+            <w:tcW w:type="dxa" w:w="2880"/>
             <w:shd w:val="clear" w:color="auto" w:fill="1B4D4B"/>
             <w:tcMar>
               <w:top w:w="120" w:type="dxa"/>
@@ -804,7 +820,7 @@
         </w:tc>
         <w:tc>
           <w:tcPr>
-            <w:tcW w:type="dxa" w:w="4320"/>
+            <w:tcW w:type="dxa" w:w="2880"/>
             <w:shd w:val="clear" w:color="auto" w:fill="1B4D4B"/>
             <w:tcMar>
               <w:top w:w="120" w:type="dxa"/>
@@ -828,11 +844,37 @@
             </w:r>
           </w:p>
         </w:tc>
+        <w:tc>
+          <w:tcPr>
+            <w:tcW w:type="dxa" w:w="2880"/>
+            <w:shd w:val="clear" w:color="auto" w:fill="1B4D4B"/>
+            <w:tcMar>
+              <w:top w:w="120" w:type="dxa"/>
+              <w:bottom w:w="120" w:type="dxa"/>
+              <w:left w:w="150" w:type="dxa"/>
+              <w:right w:w="150" w:type="dxa"/>
+            </w:tcMar>
+          </w:tcPr>
+          <w:p>
+            <w:pPr>
+              <w:jc w:val="left"/>
+            </w:pPr>
+            <w:r>
+              <w:rPr>
+                <w:rFonts w:ascii="Calibri" w:hAnsi="Calibri"/>
+                <w:b/>
+                <w:color w:val="FFFFFF"/>
+                <w:sz w:val="20"/>
+              </w:rPr>
+              <w:t>Remarks</w:t>
+            </w:r>
+          </w:p>
+        </w:tc>
       </w:tr>
       <w:tr>
         <w:tc>
           <w:tcPr>
-            <w:tcW w:type="dxa" w:w="4320"/>
+            <w:tcW w:type="dxa" w:w="2880"/>
             <w:shd w:val="clear" w:color="auto" w:fill="FFFFFF"/>
             <w:tcMar>
               <w:top w:w="100" w:type="dxa"/>
@@ -851,13 +893,13 @@
                 <w:color w:val="333333"/>
                 <w:sz w:val="19"/>
               </w:rPr>
-              <w:t>Total Lines of Code (LOC)</w:t>
+              <w:t>Effective Code Size</w:t>
             </w:r>
           </w:p>
         </w:tc>
         <w:tc>
           <w:tcPr>
-            <w:tcW w:type="dxa" w:w="4320"/>
+            <w:tcW w:type="dxa" w:w="2880"/>
             <w:shd w:val="clear" w:color="auto" w:fill="FFFFFF"/>
             <w:tcMar>
               <w:top w:w="100" w:type="dxa"/>
@@ -876,16 +918,14 @@
                 <w:color w:val="333333"/>
                 <w:sz w:val="19"/>
               </w:rPr>
-              <w:t>5,250 LOC</w:t>
+              <w:t>2,500 LOC (2.5 KLOC)</w:t>
             </w:r>
           </w:p>
         </w:tc>
-      </w:tr>
-      <w:tr>
         <w:tc>
           <w:tcPr>
-            <w:tcW w:type="dxa" w:w="4320"/>
-            <w:shd w:val="clear" w:color="auto" w:fill="F4F6F6"/>
+            <w:tcW w:type="dxa" w:w="2880"/>
+            <w:shd w:val="clear" w:color="auto" w:fill="FFFFFF"/>
             <w:tcMar>
               <w:top w:w="100" w:type="dxa"/>
               <w:bottom w:w="100" w:type="dxa"/>
@@ -903,32 +943,7 @@
                 <w:color w:val="333333"/>
                 <w:sz w:val="19"/>
               </w:rPr>
-              <w:t>Kilo Lines of Code (KLOC)</w:t>
-            </w:r>
-          </w:p>
-        </w:tc>
-        <w:tc>
-          <w:tcPr>
-            <w:tcW w:type="dxa" w:w="4320"/>
-            <w:shd w:val="clear" w:color="auto" w:fill="F4F6F6"/>
-            <w:tcMar>
-              <w:top w:w="100" w:type="dxa"/>
-              <w:bottom w:w="100" w:type="dxa"/>
-              <w:left w:w="150" w:type="dxa"/>
-              <w:right w:w="150" w:type="dxa"/>
-            </w:tcMar>
-          </w:tcPr>
-          <w:p>
-            <w:pPr>
-              <w:jc w:val="left"/>
-            </w:pPr>
-            <w:r>
-              <w:rPr>
-                <w:rFonts w:ascii="Calibri" w:hAnsi="Calibri"/>
-                <w:color w:val="333333"/>
-                <w:sz w:val="19"/>
-              </w:rPr>
-              <w:t>5.25 KLOC</w:t>
+              <w:t>Core source code</w:t>
             </w:r>
           </w:p>
         </w:tc>
@@ -936,8 +951,8 @@
       <w:tr>
         <w:tc>
           <w:tcPr>
-            <w:tcW w:type="dxa" w:w="4320"/>
-            <w:shd w:val="clear" w:color="auto" w:fill="FFFFFF"/>
+            <w:tcW w:type="dxa" w:w="2880"/>
+            <w:shd w:val="clear" w:color="auto" w:fill="F4F6F6"/>
             <w:tcMar>
               <w:top w:w="100" w:type="dxa"/>
               <w:bottom w:w="100" w:type="dxa"/>
@@ -961,7 +976,59 @@
         </w:tc>
         <w:tc>
           <w:tcPr>
-            <w:tcW w:type="dxa" w:w="4320"/>
+            <w:tcW w:type="dxa" w:w="2880"/>
+            <w:shd w:val="clear" w:color="auto" w:fill="F4F6F6"/>
+            <w:tcMar>
+              <w:top w:w="100" w:type="dxa"/>
+              <w:bottom w:w="100" w:type="dxa"/>
+              <w:left w:w="150" w:type="dxa"/>
+              <w:right w:w="150" w:type="dxa"/>
+            </w:tcMar>
+          </w:tcPr>
+          <w:p>
+            <w:pPr>
+              <w:jc w:val="left"/>
+            </w:pPr>
+            <w:r>
+              <w:rPr>
+                <w:rFonts w:ascii="Calibri" w:hAnsi="Calibri"/>
+                <w:color w:val="333333"/>
+                <w:sz w:val="19"/>
+              </w:rPr>
+              <w:t>Organic</w:t>
+            </w:r>
+          </w:p>
+        </w:tc>
+        <w:tc>
+          <w:tcPr>
+            <w:tcW w:type="dxa" w:w="2880"/>
+            <w:shd w:val="clear" w:color="auto" w:fill="F4F6F6"/>
+            <w:tcMar>
+              <w:top w:w="100" w:type="dxa"/>
+              <w:bottom w:w="100" w:type="dxa"/>
+              <w:left w:w="150" w:type="dxa"/>
+              <w:right w:w="150" w:type="dxa"/>
+            </w:tcMar>
+          </w:tcPr>
+          <w:p>
+            <w:pPr>
+              <w:jc w:val="left"/>
+            </w:pPr>
+            <w:r>
+              <w:rPr>
+                <w:rFonts w:ascii="Calibri" w:hAnsi="Calibri"/>
+                <w:color w:val="333333"/>
+                <w:sz w:val="19"/>
+              </w:rPr>
+              <w:t>Small team, familiar web stack</w:t>
+            </w:r>
+          </w:p>
+        </w:tc>
+      </w:tr>
+      <w:tr>
+        <w:tc>
+          <w:tcPr>
+            <w:tcW w:type="dxa" w:w="2880"/>
             <w:shd w:val="clear" w:color="auto" w:fill="FFFFFF"/>
             <w:tcMar>
               <w:top w:w="100" w:type="dxa"/>
@@ -980,7 +1047,57 @@
                 <w:color w:val="333333"/>
                 <w:sz w:val="19"/>
               </w:rPr>
-              <w:t>Semi-Detached</w:t>
+              <w:t>Estimated Effort (E)</w:t>
+            </w:r>
+          </w:p>
+        </w:tc>
+        <w:tc>
+          <w:tcPr>
+            <w:tcW w:type="dxa" w:w="2880"/>
+            <w:shd w:val="clear" w:color="auto" w:fill="FFFFFF"/>
+            <w:tcMar>
+              <w:top w:w="100" w:type="dxa"/>
+              <w:bottom w:w="100" w:type="dxa"/>
+              <w:left w:w="150" w:type="dxa"/>
+              <w:right w:w="150" w:type="dxa"/>
+            </w:tcMar>
+          </w:tcPr>
+          <w:p>
+            <w:pPr>
+              <w:jc w:val="left"/>
+            </w:pPr>
+            <w:r>
+              <w:rPr>
+                <w:rFonts w:ascii="Calibri" w:hAnsi="Calibri"/>
+                <w:color w:val="333333"/>
+                <w:sz w:val="19"/>
+              </w:rPr>
+              <w:t>6.28 Person-Months</w:t>
+            </w:r>
+          </w:p>
+        </w:tc>
+        <w:tc>
+          <w:tcPr>
+            <w:tcW w:type="dxa" w:w="2880"/>
+            <w:shd w:val="clear" w:color="auto" w:fill="FFFFFF"/>
+            <w:tcMar>
+              <w:top w:w="100" w:type="dxa"/>
+              <w:bottom w:w="100" w:type="dxa"/>
+              <w:left w:w="150" w:type="dxa"/>
+              <w:right w:w="150" w:type="dxa"/>
+            </w:tcMar>
+          </w:tcPr>
+          <w:p>
+            <w:pPr>
+              <w:jc w:val="left"/>
+            </w:pPr>
+            <w:r>
+              <w:rPr>
+                <w:rFonts w:ascii="Calibri" w:hAnsi="Calibri"/>
+                <w:color w:val="333333"/>
+                <w:sz w:val="19"/>
+              </w:rPr>
+              <w:t>Effort required</w:t>
             </w:r>
           </w:p>
         </w:tc>
@@ -988,7 +1105,7 @@
       <w:tr>
         <w:tc>
           <w:tcPr>
-            <w:tcW w:type="dxa" w:w="4320"/>
+            <w:tcW w:type="dxa" w:w="2880"/>
             <w:shd w:val="clear" w:color="auto" w:fill="F4F6F6"/>
             <w:tcMar>
               <w:top w:w="100" w:type="dxa"/>
@@ -1007,13 +1124,13 @@
                 <w:color w:val="333333"/>
                 <w:sz w:val="19"/>
               </w:rPr>
-              <w:t>Estimated Development Effort</w:t>
+              <w:t>Development Time (D)</w:t>
             </w:r>
           </w:p>
         </w:tc>
         <w:tc>
           <w:tcPr>
-            <w:tcW w:type="dxa" w:w="4320"/>
+            <w:tcW w:type="dxa" w:w="2880"/>
             <w:shd w:val="clear" w:color="auto" w:fill="F4F6F6"/>
             <w:tcMar>
               <w:top w:w="100" w:type="dxa"/>
@@ -1032,7 +1149,32 @@
                 <w:color w:val="333333"/>
                 <w:sz w:val="19"/>
               </w:rPr>
-              <w:t>19.26 Person-Months</w:t>
+              <w:t>5.03 Months (~20 Weeks)</w:t>
+            </w:r>
+          </w:p>
+        </w:tc>
+        <w:tc>
+          <w:tcPr>
+            <w:tcW w:type="dxa" w:w="2880"/>
+            <w:shd w:val="clear" w:color="auto" w:fill="F4F6F6"/>
+            <w:tcMar>
+              <w:top w:w="100" w:type="dxa"/>
+              <w:bottom w:w="100" w:type="dxa"/>
+              <w:left w:w="150" w:type="dxa"/>
+              <w:right w:w="150" w:type="dxa"/>
+            </w:tcMar>
+          </w:tcPr>
+          <w:p>
+            <w:pPr>
+              <w:jc w:val="left"/>
+            </w:pPr>
+            <w:r>
+              <w:rPr>
+                <w:rFonts w:ascii="Calibri" w:hAnsi="Calibri"/>
+                <w:color w:val="333333"/>
+                <w:sz w:val="19"/>
+              </w:rPr>
+              <w:t>Aligns with 1 semester timeline</w:t>
             </w:r>
           </w:p>
         </w:tc>
@@ -1040,7 +1182,7 @@
       <w:tr>
         <w:tc>
           <w:tcPr>
-            <w:tcW w:type="dxa" w:w="4320"/>
+            <w:tcW w:type="dxa" w:w="2880"/>
             <w:shd w:val="clear" w:color="auto" w:fill="FFFFFF"/>
             <w:tcMar>
               <w:top w:w="100" w:type="dxa"/>
@@ -1059,13 +1201,13 @@
                 <w:color w:val="333333"/>
                 <w:sz w:val="19"/>
               </w:rPr>
-              <w:t>Estimated Project Duration</w:t>
+              <w:t>Recommended Team Size</w:t>
             </w:r>
           </w:p>
         </w:tc>
         <w:tc>
           <w:tcPr>
-            <w:tcW w:type="dxa" w:w="4320"/>
+            <w:tcW w:type="dxa" w:w="2880"/>
             <w:shd w:val="clear" w:color="auto" w:fill="FFFFFF"/>
             <w:tcMar>
               <w:top w:w="100" w:type="dxa"/>
@@ -1084,7 +1226,32 @@
                 <w:color w:val="333333"/>
                 <w:sz w:val="19"/>
               </w:rPr>
-              <w:t>7.02 Months (~7 Months)</w:t>
+              <w:t>1 – 2 Developers</w:t>
+            </w:r>
+          </w:p>
+        </w:tc>
+        <w:tc>
+          <w:tcPr>
+            <w:tcW w:type="dxa" w:w="2880"/>
+            <w:shd w:val="clear" w:color="auto" w:fill="FFFFFF"/>
+            <w:tcMar>
+              <w:top w:w="100" w:type="dxa"/>
+              <w:bottom w:w="100" w:type="dxa"/>
+              <w:left w:w="150" w:type="dxa"/>
+              <w:right w:w="150" w:type="dxa"/>
+            </w:tcMar>
+          </w:tcPr>
+          <w:p>
+            <w:pPr>
+              <w:jc w:val="left"/>
+            </w:pPr>
+            <w:r>
+              <w:rPr>
+                <w:rFonts w:ascii="Calibri" w:hAnsi="Calibri"/>
+                <w:color w:val="333333"/>
+                <w:sz w:val="19"/>
+              </w:rPr>
+              <w:t>Matches student project allocation</w:t>
             </w:r>
           </w:p>
         </w:tc>
@@ -1092,7 +1259,7 @@
       <w:tr>
         <w:tc>
           <w:tcPr>
-            <w:tcW w:type="dxa" w:w="4320"/>
+            <w:tcW w:type="dxa" w:w="2880"/>
             <w:shd w:val="clear" w:color="auto" w:fill="F4F6F6"/>
             <w:tcMar>
               <w:top w:w="100" w:type="dxa"/>
@@ -1111,13 +1278,13 @@
                 <w:color w:val="333333"/>
                 <w:sz w:val="19"/>
               </w:rPr>
-              <w:t>Required Team Size</w:t>
+              <w:t>Actual Student Cost</w:t>
             </w:r>
           </w:p>
         </w:tc>
         <w:tc>
           <w:tcPr>
-            <w:tcW w:type="dxa" w:w="4320"/>
+            <w:tcW w:type="dxa" w:w="2880"/>
             <w:shd w:val="clear" w:color="auto" w:fill="F4F6F6"/>
             <w:tcMar>
               <w:top w:w="100" w:type="dxa"/>
@@ -1136,7 +1303,32 @@
                 <w:color w:val="333333"/>
                 <w:sz w:val="19"/>
               </w:rPr>
-              <w:t>2 to 3 Developers</w:t>
+              <w:t>₹0</w:t>
+            </w:r>
+          </w:p>
+        </w:tc>
+        <w:tc>
+          <w:tcPr>
+            <w:tcW w:type="dxa" w:w="2880"/>
+            <w:shd w:val="clear" w:color="auto" w:fill="F4F6F6"/>
+            <w:tcMar>
+              <w:top w:w="100" w:type="dxa"/>
+              <w:bottom w:w="100" w:type="dxa"/>
+              <w:left w:w="150" w:type="dxa"/>
+              <w:right w:w="150" w:type="dxa"/>
+            </w:tcMar>
+          </w:tcPr>
+          <w:p>
+            <w:pPr>
+              <w:jc w:val="left"/>
+            </w:pPr>
+            <w:r>
+              <w:rPr>
+                <w:rFonts w:ascii="Calibri" w:hAnsi="Calibri"/>
+                <w:color w:val="333333"/>
+                <w:sz w:val="19"/>
+              </w:rPr>
+              <w:t>Zero-cost college coursework</w:t>
             </w:r>
           </w:p>
         </w:tc>
@@ -1144,7 +1336,7 @@
       <w:tr>
         <w:tc>
           <w:tcPr>
-            <w:tcW w:type="dxa" w:w="4320"/>
+            <w:tcW w:type="dxa" w:w="2880"/>
             <w:shd w:val="clear" w:color="auto" w:fill="FFFFFF"/>
             <w:tcMar>
               <w:top w:w="100" w:type="dxa"/>
@@ -1163,13 +1355,13 @@
                 <w:color w:val="333333"/>
                 <w:sz w:val="19"/>
               </w:rPr>
-              <w:t>Estimated Project Budget (Academic)</w:t>
+              <w:t>Nominal Academic Cost</w:t>
             </w:r>
           </w:p>
         </w:tc>
         <w:tc>
           <w:tcPr>
-            <w:tcW w:type="dxa" w:w="4320"/>
+            <w:tcW w:type="dxa" w:w="2880"/>
             <w:shd w:val="clear" w:color="auto" w:fill="FFFFFF"/>
             <w:tcMar>
               <w:top w:w="100" w:type="dxa"/>
@@ -1188,16 +1380,14 @@
                 <w:color w:val="333333"/>
                 <w:sz w:val="19"/>
               </w:rPr>
-              <w:t>₹6,74,100 (₹6.74 Lakhs)</w:t>
+              <w:t>₹94,200 (~₹0.94 Lakhs)</w:t>
             </w:r>
           </w:p>
         </w:tc>
-      </w:tr>
-      <w:tr>
         <w:tc>
           <w:tcPr>
-            <w:tcW w:type="dxa" w:w="4320"/>
-            <w:shd w:val="clear" w:color="auto" w:fill="F4F6F6"/>
+            <w:tcW w:type="dxa" w:w="2880"/>
+            <w:shd w:val="clear" w:color="auto" w:fill="FFFFFF"/>
             <w:tcMar>
               <w:top w:w="100" w:type="dxa"/>
               <w:bottom w:w="100" w:type="dxa"/>
@@ -1215,32 +1405,7 @@
                 <w:color w:val="333333"/>
                 <w:sz w:val="19"/>
               </w:rPr>
-              <w:t>Estimated Commercial Valuation</w:t>
-            </w:r>
-          </w:p>
-        </w:tc>
-        <w:tc>
-          <w:tcPr>
-            <w:tcW w:type="dxa" w:w="4320"/>
-            <w:shd w:val="clear" w:color="auto" w:fill="F4F6F6"/>
-            <w:tcMar>
-              <w:top w:w="100" w:type="dxa"/>
-              <w:bottom w:w="100" w:type="dxa"/>
-              <w:left w:w="150" w:type="dxa"/>
-              <w:right w:w="150" w:type="dxa"/>
-            </w:tcMar>
-          </w:tcPr>
-          <w:p>
-            <w:pPr>
-              <w:jc w:val="left"/>
-            </w:pPr>
-            <w:r>
-              <w:rPr>
-                <w:rFonts w:ascii="Calibri" w:hAnsi="Calibri"/>
-                <w:color w:val="333333"/>
-                <w:sz w:val="19"/>
-              </w:rPr>
-              <w:t>₹16,37,100 (₹16.37 Lakhs)</w:t>
+              <w:t>Estimated at student stipend rate</w:t>
             </w:r>
           </w:p>
         </w:tc>
@@ -1263,7 +1428,7 @@
     </w:p>
     <w:p>
       <w:r>
-        <w:t>Experiment 12 provided empirical cost, staffing, and time estimates for Ledgerly using Barry Boehm's Basic COCOMO model. Sizing the 5.25 KLOC codebase yielded a realistic effort estimate of 19.26 person-months and a 7-month development timeline with a team of 3 developers.</w:t>
+        <w:t>Experiment 12 provided a realistic, grounded estimation for Ledgerly using the Basic COCOMO Organic model. Sizing the core system at 2.5 KLOC resulted in 6.28 person-months of effort, a 5-month development timeline (matching an academic semester), and a team of 1–2 developers, confirming the project's practical feasibility.</w:t>
       </w:r>
     </w:p>
     <w:sectPr>

--- a/Lab Manual Docs/Exp_12_COCOMO_Cost_Estimation.docx
+++ b/Lab Manual Docs/Exp_12_COCOMO_Cost_Estimation.docx
@@ -2,6 +2,352 @@
 <file path=word/document.xml><?xml version="1.0" encoding="utf-8"?>
 <w:document xmlns:wpc="http://schemas.microsoft.com/office/word/2010/wordprocessingCanvas" xmlns:mo="http://schemas.microsoft.com/office/mac/office/2008/main" xmlns:mc="http://schemas.openxmlformats.org/markup-compatibility/2006" xmlns:mv="urn:schemas-microsoft-com:mac:vml" xmlns:o="urn:schemas-microsoft-com:office:office" xmlns:r="http://schemas.openxmlformats.org/officeDocument/2006/relationships" xmlns:m="http://schemas.openxmlformats.org/officeDocument/2006/math" xmlns:v="urn:schemas-microsoft-com:vml" xmlns:wp14="http://schemas.microsoft.com/office/word/2010/wordprocessingDrawing" xmlns:wp="http://schemas.openxmlformats.org/drawingml/2006/wordprocessingDrawing" xmlns:w10="urn:schemas-microsoft-com:office:word" xmlns:w="http://schemas.openxmlformats.org/wordprocessingml/2006/main" xmlns:w14="http://schemas.microsoft.com/office/word/2010/wordml" xmlns:wpg="http://schemas.microsoft.com/office/word/2010/wordprocessingGroup" xmlns:wpi="http://schemas.microsoft.com/office/word/2010/wordprocessingInk" xmlns:wne="http://schemas.microsoft.com/office/word/2006/wordml" xmlns:wps="http://schemas.microsoft.com/office/word/2010/wordprocessingShape" mc:Ignorable="w14 wp14">
   <w:body>
+    <w:tbl>
+      <w:tblPr>
+        <w:tblW w:type="auto" w:w="0"/>
+        <w:jc w:val="center"/>
+        <w:tblLook w:firstColumn="1" w:firstRow="1" w:lastColumn="0" w:lastRow="0" w:noHBand="0" w:noVBand="1" w:val="04A0"/>
+        <w:tblBorders>
+          <w:top w:val="single" w:sz="8" w:space="0" w:color="000000"/>
+          <w:left w:val="single" w:sz="8" w:space="0" w:color="000000"/>
+          <w:bottom w:val="single" w:sz="8" w:space="0" w:color="000000"/>
+          <w:right w:val="single" w:sz="8" w:space="0" w:color="000000"/>
+          <w:insideH w:val="single" w:sz="8" w:space="0" w:color="000000"/>
+          <w:insideV w:val="single" w:sz="8" w:space="0" w:color="000000"/>
+        </w:tblBorders>
+      </w:tblPr>
+      <w:tblGrid>
+        <w:gridCol w:w="4320"/>
+        <w:gridCol w:w="4320"/>
+      </w:tblGrid>
+      <w:tr>
+        <w:tc>
+          <w:tcPr>
+            <w:tcW w:type="dxa" w:w="2592"/>
+            <w:tcMar>
+              <w:top w:w="100" w:type="dxa"/>
+              <w:bottom w:w="100" w:type="dxa"/>
+              <w:left w:w="140" w:type="dxa"/>
+              <w:right w:w="140" w:type="dxa"/>
+            </w:tcMar>
+          </w:tcPr>
+          <w:p>
+            <w:pPr>
+              <w:spacing w:before="0" w:after="0" w:line="276" w:lineRule="auto"/>
+              <w:jc w:val="left"/>
+            </w:pPr>
+            <w:r>
+              <w:rPr>
+                <w:rFonts w:ascii="Calibri" w:hAnsi="Calibri"/>
+                <w:b/>
+                <w:color w:val="000000"/>
+                <w:sz w:val="21"/>
+              </w:rPr>
+              <w:t>NAME</w:t>
+            </w:r>
+          </w:p>
+        </w:tc>
+        <w:tc>
+          <w:tcPr>
+            <w:tcW w:type="dxa" w:w="6768"/>
+            <w:tcMar>
+              <w:top w:w="100" w:type="dxa"/>
+              <w:bottom w:w="100" w:type="dxa"/>
+              <w:left w:w="140" w:type="dxa"/>
+              <w:right w:w="140" w:type="dxa"/>
+            </w:tcMar>
+          </w:tcPr>
+          <w:p>
+            <w:pPr>
+              <w:spacing w:before="0" w:after="0" w:line="276" w:lineRule="auto"/>
+              <w:jc w:val="left"/>
+            </w:pPr>
+            <w:r>
+              <w:rPr>
+                <w:rFonts w:ascii="Calibri" w:hAnsi="Calibri"/>
+                <w:color w:val="000000"/>
+                <w:sz w:val="21"/>
+              </w:rPr>
+              <w:t>Kimaya Teli</w:t>
+              <w:br/>
+              <w:t>Abhishek kumar Kairamkonda</w:t>
+              <w:br/>
+              <w:t>Krishna Somani</w:t>
+            </w:r>
+          </w:p>
+        </w:tc>
+      </w:tr>
+      <w:tr>
+        <w:tc>
+          <w:tcPr>
+            <w:tcW w:type="dxa" w:w="2592"/>
+            <w:tcMar>
+              <w:top w:w="100" w:type="dxa"/>
+              <w:bottom w:w="100" w:type="dxa"/>
+              <w:left w:w="140" w:type="dxa"/>
+              <w:right w:w="140" w:type="dxa"/>
+            </w:tcMar>
+          </w:tcPr>
+          <w:p>
+            <w:pPr>
+              <w:spacing w:before="0" w:after="0" w:line="276" w:lineRule="auto"/>
+              <w:jc w:val="left"/>
+            </w:pPr>
+            <w:r>
+              <w:rPr>
+                <w:rFonts w:ascii="Calibri" w:hAnsi="Calibri"/>
+                <w:b/>
+                <w:color w:val="000000"/>
+                <w:sz w:val="21"/>
+              </w:rPr>
+              <w:t>ROLL NO</w:t>
+            </w:r>
+          </w:p>
+        </w:tc>
+        <w:tc>
+          <w:tcPr>
+            <w:tcW w:type="dxa" w:w="6768"/>
+            <w:tcMar>
+              <w:top w:w="100" w:type="dxa"/>
+              <w:bottom w:w="100" w:type="dxa"/>
+              <w:left w:w="140" w:type="dxa"/>
+              <w:right w:w="140" w:type="dxa"/>
+            </w:tcMar>
+          </w:tcPr>
+          <w:p>
+            <w:pPr>
+              <w:spacing w:before="0" w:after="0" w:line="276" w:lineRule="auto"/>
+              <w:jc w:val="left"/>
+            </w:pPr>
+            <w:r>
+              <w:rPr>
+                <w:rFonts w:ascii="Calibri" w:hAnsi="Calibri"/>
+                <w:color w:val="000000"/>
+                <w:sz w:val="21"/>
+              </w:rPr>
+              <w:t>24102C0079</w:t>
+              <w:br/>
+              <w:t>24102C0085</w:t>
+              <w:br/>
+              <w:t>24102C0067</w:t>
+            </w:r>
+          </w:p>
+        </w:tc>
+      </w:tr>
+      <w:tr>
+        <w:tc>
+          <w:tcPr>
+            <w:tcW w:type="dxa" w:w="2592"/>
+            <w:tcMar>
+              <w:top w:w="100" w:type="dxa"/>
+              <w:bottom w:w="100" w:type="dxa"/>
+              <w:left w:w="140" w:type="dxa"/>
+              <w:right w:w="140" w:type="dxa"/>
+            </w:tcMar>
+          </w:tcPr>
+          <w:p>
+            <w:pPr>
+              <w:spacing w:before="0" w:after="0" w:line="276" w:lineRule="auto"/>
+              <w:jc w:val="left"/>
+            </w:pPr>
+            <w:r>
+              <w:rPr>
+                <w:rFonts w:ascii="Calibri" w:hAnsi="Calibri"/>
+                <w:b/>
+                <w:color w:val="000000"/>
+                <w:sz w:val="21"/>
+              </w:rPr>
+              <w:t>BRANCH</w:t>
+            </w:r>
+          </w:p>
+        </w:tc>
+        <w:tc>
+          <w:tcPr>
+            <w:tcW w:type="dxa" w:w="6768"/>
+            <w:tcMar>
+              <w:top w:w="100" w:type="dxa"/>
+              <w:bottom w:w="100" w:type="dxa"/>
+              <w:left w:w="140" w:type="dxa"/>
+              <w:right w:w="140" w:type="dxa"/>
+            </w:tcMar>
+          </w:tcPr>
+          <w:p>
+            <w:pPr>
+              <w:spacing w:before="0" w:after="0" w:line="276" w:lineRule="auto"/>
+              <w:jc w:val="left"/>
+            </w:pPr>
+            <w:r>
+              <w:rPr>
+                <w:rFonts w:ascii="Calibri" w:hAnsi="Calibri"/>
+                <w:color w:val="000000"/>
+                <w:sz w:val="21"/>
+              </w:rPr>
+              <w:t>CMPN</w:t>
+            </w:r>
+          </w:p>
+        </w:tc>
+      </w:tr>
+      <w:tr>
+        <w:tc>
+          <w:tcPr>
+            <w:tcW w:type="dxa" w:w="2592"/>
+            <w:tcMar>
+              <w:top w:w="100" w:type="dxa"/>
+              <w:bottom w:w="100" w:type="dxa"/>
+              <w:left w:w="140" w:type="dxa"/>
+              <w:right w:w="140" w:type="dxa"/>
+            </w:tcMar>
+          </w:tcPr>
+          <w:p>
+            <w:pPr>
+              <w:spacing w:before="0" w:after="0" w:line="276" w:lineRule="auto"/>
+              <w:jc w:val="left"/>
+            </w:pPr>
+            <w:r>
+              <w:rPr>
+                <w:rFonts w:ascii="Calibri" w:hAnsi="Calibri"/>
+                <w:b/>
+                <w:color w:val="000000"/>
+                <w:sz w:val="21"/>
+              </w:rPr>
+              <w:t>DIV</w:t>
+            </w:r>
+          </w:p>
+        </w:tc>
+        <w:tc>
+          <w:tcPr>
+            <w:tcW w:type="dxa" w:w="6768"/>
+            <w:tcMar>
+              <w:top w:w="100" w:type="dxa"/>
+              <w:bottom w:w="100" w:type="dxa"/>
+              <w:left w:w="140" w:type="dxa"/>
+              <w:right w:w="140" w:type="dxa"/>
+            </w:tcMar>
+          </w:tcPr>
+          <w:p>
+            <w:pPr>
+              <w:spacing w:before="0" w:after="0" w:line="276" w:lineRule="auto"/>
+              <w:jc w:val="left"/>
+            </w:pPr>
+            <w:r>
+              <w:rPr>
+                <w:rFonts w:ascii="Calibri" w:hAnsi="Calibri"/>
+                <w:color w:val="000000"/>
+                <w:sz w:val="21"/>
+              </w:rPr>
+              <w:t>C</w:t>
+            </w:r>
+          </w:p>
+        </w:tc>
+      </w:tr>
+      <w:tr>
+        <w:tc>
+          <w:tcPr>
+            <w:tcW w:type="dxa" w:w="2592"/>
+            <w:tcMar>
+              <w:top w:w="100" w:type="dxa"/>
+              <w:bottom w:w="100" w:type="dxa"/>
+              <w:left w:w="140" w:type="dxa"/>
+              <w:right w:w="140" w:type="dxa"/>
+            </w:tcMar>
+          </w:tcPr>
+          <w:p>
+            <w:pPr>
+              <w:spacing w:before="0" w:after="0" w:line="276" w:lineRule="auto"/>
+              <w:jc w:val="left"/>
+            </w:pPr>
+            <w:r>
+              <w:rPr>
+                <w:rFonts w:ascii="Calibri" w:hAnsi="Calibri"/>
+                <w:b/>
+                <w:color w:val="000000"/>
+                <w:sz w:val="21"/>
+              </w:rPr>
+              <w:t>SUBJECT</w:t>
+            </w:r>
+          </w:p>
+        </w:tc>
+        <w:tc>
+          <w:tcPr>
+            <w:tcW w:type="dxa" w:w="6768"/>
+            <w:tcMar>
+              <w:top w:w="100" w:type="dxa"/>
+              <w:bottom w:w="100" w:type="dxa"/>
+              <w:left w:w="140" w:type="dxa"/>
+              <w:right w:w="140" w:type="dxa"/>
+            </w:tcMar>
+          </w:tcPr>
+          <w:p>
+            <w:pPr>
+              <w:spacing w:before="0" w:after="0" w:line="276" w:lineRule="auto"/>
+              <w:jc w:val="left"/>
+            </w:pPr>
+            <w:r>
+              <w:rPr>
+                <w:rFonts w:ascii="Calibri" w:hAnsi="Calibri"/>
+                <w:color w:val="000000"/>
+                <w:sz w:val="21"/>
+              </w:rPr>
+              <w:t>WDL LAB</w:t>
+            </w:r>
+          </w:p>
+        </w:tc>
+      </w:tr>
+      <w:tr>
+        <w:tc>
+          <w:tcPr>
+            <w:tcW w:type="dxa" w:w="2592"/>
+            <w:tcMar>
+              <w:top w:w="100" w:type="dxa"/>
+              <w:bottom w:w="100" w:type="dxa"/>
+              <w:left w:w="140" w:type="dxa"/>
+              <w:right w:w="140" w:type="dxa"/>
+            </w:tcMar>
+          </w:tcPr>
+          <w:p>
+            <w:pPr>
+              <w:spacing w:before="0" w:after="0" w:line="276" w:lineRule="auto"/>
+              <w:jc w:val="left"/>
+            </w:pPr>
+            <w:r>
+              <w:rPr>
+                <w:rFonts w:ascii="Calibri" w:hAnsi="Calibri"/>
+                <w:b/>
+                <w:color w:val="000000"/>
+                <w:sz w:val="21"/>
+              </w:rPr>
+              <w:t>FACULTY</w:t>
+            </w:r>
+          </w:p>
+        </w:tc>
+        <w:tc>
+          <w:tcPr>
+            <w:tcW w:type="dxa" w:w="6768"/>
+            <w:tcMar>
+              <w:top w:w="100" w:type="dxa"/>
+              <w:bottom w:w="100" w:type="dxa"/>
+              <w:left w:w="140" w:type="dxa"/>
+              <w:right w:w="140" w:type="dxa"/>
+            </w:tcMar>
+          </w:tcPr>
+          <w:p>
+            <w:pPr>
+              <w:spacing w:before="0" w:after="0" w:line="276" w:lineRule="auto"/>
+              <w:jc w:val="left"/>
+            </w:pPr>
+            <w:r>
+              <w:rPr>
+                <w:rFonts w:ascii="Calibri" w:hAnsi="Calibri"/>
+                <w:color w:val="000000"/>
+                <w:sz w:val="21"/>
+              </w:rPr>
+              <w:t>Dr. Ravindra Sangle</w:t>
+            </w:r>
+          </w:p>
+        </w:tc>
+      </w:tr>
+    </w:tbl>
+    <w:p/>
     <w:p>
       <w:pPr>
         <w:jc w:val="center"/>

--- a/Lab Manual Docs/Exp_12_COCOMO_Cost_Estimation.docx
+++ b/Lab Manual Docs/Exp_12_COCOMO_Cost_Estimation.docx
@@ -17,8 +17,8 @@
         </w:tblBorders>
       </w:tblPr>
       <w:tblGrid>
-        <w:gridCol w:w="4320"/>
-        <w:gridCol w:w="4320"/>
+        <w:gridCol w:w="4680"/>
+        <w:gridCol w:w="4680"/>
       </w:tblGrid>
       <w:tr>
         <w:tc>
@@ -356,7 +356,7 @@
         <w:rPr>
           <w:rFonts w:ascii="Calibri" w:hAnsi="Calibri"/>
           <w:b/>
-          <w:color w:val="555555"/>
+          <w:color w:val="444444"/>
           <w:sz w:val="26"/>
         </w:rPr>
         <w:t>SOFTWARE ENGINEERING &amp; WEB DEVELOPMENT LAB MANUAL</w:t>
@@ -370,7 +370,7 @@
         <w:rPr>
           <w:rFonts w:ascii="Calibri" w:hAnsi="Calibri"/>
           <w:i/>
-          <w:color w:val="7F8C8D"/>
+          <w:color w:val="666666"/>
           <w:sz w:val="20"/>
         </w:rPr>
         <w:t>PROJECT CASE STUDY: LEDGERLY — INVOICE &amp; QUOTATION GENERATOR PWA</w:t>
@@ -379,6 +379,7 @@
     <w:p>
       <w:pPr>
         <w:pStyle w:val="Heading1"/>
+        <w:spacing w:before="280" w:after="80"/>
         <w:jc w:val="left"/>
       </w:pPr>
       <w:r>
@@ -386,7 +387,7 @@
           <w:rFonts w:ascii="Calibri" w:hAnsi="Calibri"/>
           <w:b/>
           <w:color w:val="1B4D4B"/>
-          <w:sz w:val="32"/>
+          <w:sz w:val="30"/>
         </w:rPr>
         <w:t>Experiment No. 12: Cost Estimation Using the Basic COCOMO Model</w:t>
       </w:r>
@@ -395,90 +396,229 @@
     <w:p>
       <w:pPr>
         <w:pStyle w:val="Heading2"/>
+        <w:spacing w:before="200" w:after="60"/>
       </w:pPr>
       <w:r>
         <w:rPr>
           <w:rFonts w:ascii="Calibri" w:hAnsi="Calibri"/>
           <w:b/>
           <w:color w:val="2C3E50"/>
-          <w:sz w:val="26"/>
+          <w:sz w:val="25"/>
         </w:rPr>
-        <w:t>1. Pre-Requisites</w:t>
+        <w:t>1. Aim &amp; Objectives</w:t>
       </w:r>
     </w:p>
     <w:p>
+      <w:pPr>
+        <w:spacing w:before="0" w:after="90" w:line="276" w:lineRule="auto"/>
+      </w:pPr>
       <w:r>
-        <w:t>• Understanding of software cost estimation models (Barry Boehm's Basic Constructive Cost Model - COCOMO).</w:t>
-        <w:br/>
-        <w:t>• Knowledge of project complexity categories: Organic (small team, familiar domain), Semi-Detached, and Embedded.</w:t>
-        <w:br/>
-        <w:t>• Familiarity with mathematical formulas for Effort (Person-Months), Development Schedule (Months), Staffing, and Budgeting.</w:t>
+        <w:rPr>
+          <w:rFonts w:ascii="Calibri" w:hAnsi="Calibri"/>
+          <w:color w:val="1A202C"/>
+          <w:sz w:val="21"/>
+        </w:rPr>
+        <w:t>The objective of this experiment is to estimate software development effort, duration, staffing requirements, and total project cost for Ledgerly using Barry Boehm's Basic COCOMO (Constructive Cost Model).</w:t>
+      </w:r>
+    </w:p>
+    <w:p>
+      <w:pPr>
+        <w:spacing w:before="0" w:after="90" w:line="276" w:lineRule="auto"/>
+      </w:pPr>
+      <w:r>
+        <w:rPr>
+          <w:rFonts w:ascii="Calibri" w:hAnsi="Calibri"/>
+          <w:color w:val="1A202C"/>
+          <w:sz w:val="21"/>
+        </w:rPr>
+        <w:t>Key Specific Objectives:</w:t>
+      </w:r>
+    </w:p>
+    <w:p>
+      <w:pPr>
+        <w:pStyle w:val="ListBullet"/>
+        <w:spacing w:before="0" w:after="50" w:line="276" w:lineRule="auto"/>
+      </w:pPr>
+      <w:r>
+        <w:rPr>
+          <w:rFonts w:ascii="Calibri" w:hAnsi="Calibri"/>
+          <w:b/>
+          <w:color w:val="1A202C"/>
+          <w:sz w:val="21"/>
+        </w:rPr>
+        <w:t xml:space="preserve">Software Sizing: </w:t>
+      </w:r>
+      <w:r>
+        <w:rPr>
+          <w:rFonts w:ascii="Calibri" w:hAnsi="Calibri"/>
+          <w:color w:val="1A202C"/>
+          <w:sz w:val="21"/>
+        </w:rPr>
+        <w:t>Measure software sizing accurately in terms of Source Lines of Code (SLOC / KLOC).</w:t>
+      </w:r>
+    </w:p>
+    <w:p>
+      <w:pPr>
+        <w:pStyle w:val="ListBullet"/>
+        <w:spacing w:before="0" w:after="50" w:line="276" w:lineRule="auto"/>
+      </w:pPr>
+      <w:r>
+        <w:rPr>
+          <w:rFonts w:ascii="Calibri" w:hAnsi="Calibri"/>
+          <w:b/>
+          <w:color w:val="1A202C"/>
+          <w:sz w:val="21"/>
+        </w:rPr>
+        <w:t xml:space="preserve">Model Classification: </w:t>
+      </w:r>
+      <w:r>
+        <w:rPr>
+          <w:rFonts w:ascii="Calibri" w:hAnsi="Calibri"/>
+          <w:color w:val="1A202C"/>
+          <w:sz w:val="21"/>
+        </w:rPr>
+        <w:t>Classify project development mode (Organic, Semi-Detached, or Embedded) based on team dynamics.</w:t>
+      </w:r>
+    </w:p>
+    <w:p>
+      <w:pPr>
+        <w:pStyle w:val="ListBullet"/>
+        <w:spacing w:before="0" w:after="50" w:line="276" w:lineRule="auto"/>
+      </w:pPr>
+      <w:r>
+        <w:rPr>
+          <w:rFonts w:ascii="Calibri" w:hAnsi="Calibri"/>
+          <w:b/>
+          <w:color w:val="1A202C"/>
+          <w:sz w:val="21"/>
+        </w:rPr>
+        <w:t xml:space="preserve">Mathematical Derivation: </w:t>
+      </w:r>
+      <w:r>
+        <w:rPr>
+          <w:rFonts w:ascii="Calibri" w:hAnsi="Calibri"/>
+          <w:color w:val="1A202C"/>
+          <w:sz w:val="21"/>
+        </w:rPr>
+        <w:t>Calculate Person-Months of Effort and Nominal Development Duration using empirical power-law equations.</w:t>
+      </w:r>
+    </w:p>
+    <w:p>
+      <w:pPr>
+        <w:pStyle w:val="ListBullet"/>
+        <w:spacing w:before="0" w:after="50" w:line="276" w:lineRule="auto"/>
+      </w:pPr>
+      <w:r>
+        <w:rPr>
+          <w:rFonts w:ascii="Calibri" w:hAnsi="Calibri"/>
+          <w:b/>
+          <w:color w:val="1A202C"/>
+          <w:sz w:val="21"/>
+        </w:rPr>
+        <w:t xml:space="preserve">Financial Budgeting: </w:t>
+      </w:r>
+      <w:r>
+        <w:rPr>
+          <w:rFonts w:ascii="Calibri" w:hAnsi="Calibri"/>
+          <w:color w:val="1A202C"/>
+          <w:sz w:val="21"/>
+        </w:rPr>
+        <w:t>Determine optimal staffing curves and financial expenditure projections.</w:t>
       </w:r>
     </w:p>
     <w:p>
       <w:pPr>
         <w:pStyle w:val="Heading2"/>
+        <w:spacing w:before="200" w:after="60"/>
       </w:pPr>
       <w:r>
         <w:rPr>
           <w:rFonts w:ascii="Calibri" w:hAnsi="Calibri"/>
           <w:b/>
           <w:color w:val="2C3E50"/>
-          <w:sz w:val="26"/>
+          <w:sz w:val="25"/>
         </w:rPr>
-        <w:t>2. Objective</w:t>
+        <w:t>2. Pre-Requisites</w:t>
       </w:r>
     </w:p>
     <w:p>
+      <w:pPr>
+        <w:pStyle w:val="ListBullet"/>
+        <w:spacing w:before="0" w:after="50" w:line="276" w:lineRule="auto"/>
+      </w:pPr>
       <w:r>
-        <w:t>To perform a realistic cost, effort, and duration estimation for the Ledgerly Invoice Generator based on effective Lines of Code (LOC) using the Basic COCOMO Organic model tailored to a student/academic software engineering project.</w:t>
+        <w:rPr>
+          <w:rFonts w:ascii="Calibri" w:hAnsi="Calibri"/>
+          <w:color w:val="1A202C"/>
+          <w:sz w:val="21"/>
+        </w:rPr>
+        <w:t>Barry Boehm's COCOMO-81 cost estimation model and empirical coefficients.</w:t>
+      </w:r>
+    </w:p>
+    <w:p>
+      <w:pPr>
+        <w:pStyle w:val="ListBullet"/>
+        <w:spacing w:before="0" w:after="50" w:line="276" w:lineRule="auto"/>
+      </w:pPr>
+      <w:r>
+        <w:rPr>
+          <w:rFonts w:ascii="Calibri" w:hAnsi="Calibri"/>
+          <w:color w:val="1A202C"/>
+          <w:sz w:val="21"/>
+        </w:rPr>
+        <w:t>Concepts of SLOC (Source Lines of Code), KLOC (Thousands of Lines of Code), and Person-Months (PM).</w:t>
       </w:r>
     </w:p>
     <w:p>
       <w:pPr>
         <w:pStyle w:val="Heading2"/>
+        <w:spacing w:before="200" w:after="60"/>
       </w:pPr>
       <w:r>
         <w:rPr>
           <w:rFonts w:ascii="Calibri" w:hAnsi="Calibri"/>
           <w:b/>
           <w:color w:val="2C3E50"/>
-          <w:sz w:val="26"/>
+          <w:sz w:val="25"/>
         </w:rPr>
-        <w:t>3. Software Sizing (Effective LOC Count)</w:t>
-      </w:r>
-    </w:p>
-    <w:p>
-      <w:r>
-        <w:t>For cost estimation, only core application source code (excluding boilerplate comments, blank lines, and external vendor bundles) is considered:</w:t>
+        <w:t>Hardware &amp; Software Requirements</w:t>
       </w:r>
     </w:p>
     <w:tbl>
       <w:tblPr>
         <w:tblW w:type="auto" w:w="0"/>
         <w:jc w:val="center"/>
-        <w:tblLayout w:type="autofit"/>
+        <w:tblLayout w:type="fixed"/>
         <w:tblLook w:firstColumn="1" w:firstRow="1" w:lastColumn="0" w:lastRow="0" w:noHBand="0" w:noVBand="1" w:val="04A0"/>
+        <w:tblBorders>
+          <w:top w:val="single" w:sz="4" w:space="0" w:color="D1D5DB"/>
+          <w:left w:val="single" w:sz="4" w:space="0" w:color="D1D5DB"/>
+          <w:bottom w:val="single" w:sz="4" w:space="0" w:color="D1D5DB"/>
+          <w:right w:val="single" w:sz="4" w:space="0" w:color="D1D5DB"/>
+          <w:insideH w:val="single" w:sz="4" w:space="0" w:color="D1D5DB"/>
+          <w:insideV w:val="single" w:sz="4" w:space="0" w:color="D1D5DB"/>
+        </w:tblBorders>
       </w:tblPr>
       <w:tblGrid>
-        <w:gridCol w:w="2880"/>
-        <w:gridCol w:w="2880"/>
-        <w:gridCol w:w="2880"/>
+        <w:gridCol w:w="3120"/>
+        <w:gridCol w:w="3120"/>
+        <w:gridCol w:w="3120"/>
       </w:tblGrid>
       <w:tr>
         <w:tc>
           <w:tcPr>
-            <w:tcW w:type="dxa" w:w="2880"/>
+            <w:tcW w:type="dxa" w:w="2160"/>
             <w:shd w:val="clear" w:color="auto" w:fill="1B4D4B"/>
             <w:tcMar>
               <w:top w:w="120" w:type="dxa"/>
               <w:bottom w:w="120" w:type="dxa"/>
-              <w:left w:w="150" w:type="dxa"/>
-              <w:right w:w="150" w:type="dxa"/>
+              <w:left w:w="140" w:type="dxa"/>
+              <w:right w:w="140" w:type="dxa"/>
             </w:tcMar>
           </w:tcPr>
           <w:p>
             <w:pPr>
+              <w:spacing w:before="0" w:after="0"/>
               <w:jc w:val="left"/>
             </w:pPr>
             <w:r>
@@ -488,23 +628,24 @@
                 <w:color w:val="FFFFFF"/>
                 <w:sz w:val="20"/>
               </w:rPr>
-              <w:t>Module / Component</w:t>
+              <w:t>Category</w:t>
             </w:r>
           </w:p>
         </w:tc>
         <w:tc>
           <w:tcPr>
-            <w:tcW w:type="dxa" w:w="2880"/>
+            <w:tcW w:type="dxa" w:w="3168"/>
             <w:shd w:val="clear" w:color="auto" w:fill="1B4D4B"/>
             <w:tcMar>
               <w:top w:w="120" w:type="dxa"/>
               <w:bottom w:w="120" w:type="dxa"/>
-              <w:left w:w="150" w:type="dxa"/>
-              <w:right w:w="150" w:type="dxa"/>
+              <w:left w:w="140" w:type="dxa"/>
+              <w:right w:w="140" w:type="dxa"/>
             </w:tcMar>
           </w:tcPr>
           <w:p>
             <w:pPr>
+              <w:spacing w:before="0" w:after="0"/>
               <w:jc w:val="left"/>
             </w:pPr>
             <w:r>
@@ -514,23 +655,24 @@
                 <w:color w:val="FFFFFF"/>
                 <w:sz w:val="20"/>
               </w:rPr>
-              <w:t>Technology Stack</w:t>
+              <w:t>Component / Specification</w:t>
             </w:r>
           </w:p>
         </w:tc>
         <w:tc>
           <w:tcPr>
-            <w:tcW w:type="dxa" w:w="2880"/>
+            <w:tcW w:type="dxa" w:w="4032"/>
             <w:shd w:val="clear" w:color="auto" w:fill="1B4D4B"/>
             <w:tcMar>
               <w:top w:w="120" w:type="dxa"/>
               <w:bottom w:w="120" w:type="dxa"/>
-              <w:left w:w="150" w:type="dxa"/>
-              <w:right w:w="150" w:type="dxa"/>
+              <w:left w:w="140" w:type="dxa"/>
+              <w:right w:w="140" w:type="dxa"/>
             </w:tcMar>
           </w:tcPr>
           <w:p>
             <w:pPr>
+              <w:spacing w:before="0" w:after="0"/>
               <w:jc w:val="left"/>
             </w:pPr>
             <w:r>
@@ -540,7 +682,7 @@
                 <w:color w:val="FFFFFF"/>
                 <w:sz w:val="20"/>
               </w:rPr>
-              <w:t>Effective Lines of Code (LOC)</w:t>
+              <w:t>Minimum Recommended Configuration</w:t>
             </w:r>
           </w:p>
         </w:tc>
@@ -548,76 +690,79 @@
       <w:tr>
         <w:tc>
           <w:tcPr>
-            <w:tcW w:type="dxa" w:w="2880"/>
+            <w:tcW w:type="dxa" w:w="2160"/>
             <w:shd w:val="clear" w:color="auto" w:fill="FFFFFF"/>
             <w:tcMar>
               <w:top w:w="100" w:type="dxa"/>
               <w:bottom w:w="100" w:type="dxa"/>
-              <w:left w:w="150" w:type="dxa"/>
-              <w:right w:w="150" w:type="dxa"/>
+              <w:left w:w="140" w:type="dxa"/>
+              <w:right w:w="140" w:type="dxa"/>
             </w:tcMar>
           </w:tcPr>
           <w:p>
             <w:pPr>
+              <w:spacing w:before="0" w:after="0" w:line="276" w:lineRule="auto"/>
               <w:jc w:val="left"/>
             </w:pPr>
             <w:r>
               <w:rPr>
                 <w:rFonts w:ascii="Calibri" w:hAnsi="Calibri"/>
-                <w:color w:val="333333"/>
+                <w:color w:val="1A202C"/>
                 <w:sz w:val="19"/>
               </w:rPr>
-              <w:t>Application Structure &amp; View Templates</w:t>
+              <w:t>Hardware</w:t>
             </w:r>
           </w:p>
         </w:tc>
         <w:tc>
           <w:tcPr>
-            <w:tcW w:type="dxa" w:w="2880"/>
+            <w:tcW w:type="dxa" w:w="3168"/>
             <w:shd w:val="clear" w:color="auto" w:fill="FFFFFF"/>
             <w:tcMar>
               <w:top w:w="100" w:type="dxa"/>
               <w:bottom w:w="100" w:type="dxa"/>
-              <w:left w:w="150" w:type="dxa"/>
-              <w:right w:w="150" w:type="dxa"/>
+              <w:left w:w="140" w:type="dxa"/>
+              <w:right w:w="140" w:type="dxa"/>
             </w:tcMar>
           </w:tcPr>
           <w:p>
             <w:pPr>
+              <w:spacing w:before="0" w:after="0" w:line="276" w:lineRule="auto"/>
               <w:jc w:val="left"/>
             </w:pPr>
             <w:r>
               <w:rPr>
                 <w:rFonts w:ascii="Calibri" w:hAnsi="Calibri"/>
-                <w:color w:val="333333"/>
+                <w:color w:val="1A202C"/>
                 <w:sz w:val="19"/>
               </w:rPr>
-              <w:t>HTML5</w:t>
+              <w:t>Processor / CPU</w:t>
             </w:r>
           </w:p>
         </w:tc>
         <w:tc>
           <w:tcPr>
-            <w:tcW w:type="dxa" w:w="2880"/>
+            <w:tcW w:type="dxa" w:w="4032"/>
             <w:shd w:val="clear" w:color="auto" w:fill="FFFFFF"/>
             <w:tcMar>
               <w:top w:w="100" w:type="dxa"/>
               <w:bottom w:w="100" w:type="dxa"/>
-              <w:left w:w="150" w:type="dxa"/>
-              <w:right w:w="150" w:type="dxa"/>
+              <w:left w:w="140" w:type="dxa"/>
+              <w:right w:w="140" w:type="dxa"/>
             </w:tcMar>
           </w:tcPr>
           <w:p>
             <w:pPr>
+              <w:spacing w:before="0" w:after="0" w:line="276" w:lineRule="auto"/>
               <w:jc w:val="left"/>
             </w:pPr>
             <w:r>
               <w:rPr>
                 <w:rFonts w:ascii="Calibri" w:hAnsi="Calibri"/>
-                <w:color w:val="333333"/>
+                <w:color w:val="1A202C"/>
                 <w:sz w:val="19"/>
               </w:rPr>
-              <w:t>250 LOC</w:t>
+              <w:t>Intel Core i5 / AMD Ryzen 5 or higher (minimum 2.0 GHz)</w:t>
             </w:r>
           </w:p>
         </w:tc>
@@ -625,76 +770,79 @@
       <w:tr>
         <w:tc>
           <w:tcPr>
-            <w:tcW w:type="dxa" w:w="2880"/>
-            <w:shd w:val="clear" w:color="auto" w:fill="F4F6F6"/>
+            <w:tcW w:type="dxa" w:w="2160"/>
+            <w:shd w:val="clear" w:color="auto" w:fill="F7FAFC"/>
             <w:tcMar>
               <w:top w:w="100" w:type="dxa"/>
               <w:bottom w:w="100" w:type="dxa"/>
-              <w:left w:w="150" w:type="dxa"/>
-              <w:right w:w="150" w:type="dxa"/>
+              <w:left w:w="140" w:type="dxa"/>
+              <w:right w:w="140" w:type="dxa"/>
             </w:tcMar>
           </w:tcPr>
           <w:p>
             <w:pPr>
+              <w:spacing w:before="0" w:after="0" w:line="276" w:lineRule="auto"/>
               <w:jc w:val="left"/>
             </w:pPr>
             <w:r>
               <w:rPr>
                 <w:rFonts w:ascii="Calibri" w:hAnsi="Calibri"/>
-                <w:color w:val="333333"/>
+                <w:color w:val="1A202C"/>
                 <w:sz w:val="19"/>
               </w:rPr>
-              <w:t>Design System, Layouts &amp; Print Styling</w:t>
+              <w:t>Hardware</w:t>
             </w:r>
           </w:p>
         </w:tc>
         <w:tc>
           <w:tcPr>
-            <w:tcW w:type="dxa" w:w="2880"/>
-            <w:shd w:val="clear" w:color="auto" w:fill="F4F6F6"/>
+            <w:tcW w:type="dxa" w:w="3168"/>
+            <w:shd w:val="clear" w:color="auto" w:fill="F7FAFC"/>
             <w:tcMar>
               <w:top w:w="100" w:type="dxa"/>
               <w:bottom w:w="100" w:type="dxa"/>
-              <w:left w:w="150" w:type="dxa"/>
-              <w:right w:w="150" w:type="dxa"/>
+              <w:left w:w="140" w:type="dxa"/>
+              <w:right w:w="140" w:type="dxa"/>
             </w:tcMar>
           </w:tcPr>
           <w:p>
             <w:pPr>
+              <w:spacing w:before="0" w:after="0" w:line="276" w:lineRule="auto"/>
               <w:jc w:val="left"/>
             </w:pPr>
             <w:r>
               <w:rPr>
                 <w:rFonts w:ascii="Calibri" w:hAnsi="Calibri"/>
-                <w:color w:val="333333"/>
+                <w:color w:val="1A202C"/>
                 <w:sz w:val="19"/>
               </w:rPr>
-              <w:t>CSS3</w:t>
+              <w:t>System Memory (RAM)</w:t>
             </w:r>
           </w:p>
         </w:tc>
         <w:tc>
           <w:tcPr>
-            <w:tcW w:type="dxa" w:w="2880"/>
-            <w:shd w:val="clear" w:color="auto" w:fill="F4F6F6"/>
+            <w:tcW w:type="dxa" w:w="4032"/>
+            <w:shd w:val="clear" w:color="auto" w:fill="F7FAFC"/>
             <w:tcMar>
               <w:top w:w="100" w:type="dxa"/>
               <w:bottom w:w="100" w:type="dxa"/>
-              <w:left w:w="150" w:type="dxa"/>
-              <w:right w:w="150" w:type="dxa"/>
+              <w:left w:w="140" w:type="dxa"/>
+              <w:right w:w="140" w:type="dxa"/>
             </w:tcMar>
           </w:tcPr>
           <w:p>
             <w:pPr>
+              <w:spacing w:before="0" w:after="0" w:line="276" w:lineRule="auto"/>
               <w:jc w:val="left"/>
             </w:pPr>
             <w:r>
               <w:rPr>
                 <w:rFonts w:ascii="Calibri" w:hAnsi="Calibri"/>
-                <w:color w:val="333333"/>
+                <w:color w:val="1A202C"/>
                 <w:sz w:val="19"/>
               </w:rPr>
-              <w:t>750 LOC</w:t>
+              <w:t>8.0 GB RAM or higher recommended</w:t>
             </w:r>
           </w:p>
         </w:tc>
@@ -702,76 +850,79 @@
       <w:tr>
         <w:tc>
           <w:tcPr>
-            <w:tcW w:type="dxa" w:w="2880"/>
+            <w:tcW w:type="dxa" w:w="2160"/>
             <w:shd w:val="clear" w:color="auto" w:fill="FFFFFF"/>
             <w:tcMar>
               <w:top w:w="100" w:type="dxa"/>
               <w:bottom w:w="100" w:type="dxa"/>
-              <w:left w:w="150" w:type="dxa"/>
-              <w:right w:w="150" w:type="dxa"/>
+              <w:left w:w="140" w:type="dxa"/>
+              <w:right w:w="140" w:type="dxa"/>
             </w:tcMar>
           </w:tcPr>
           <w:p>
             <w:pPr>
+              <w:spacing w:before="0" w:after="0" w:line="276" w:lineRule="auto"/>
               <w:jc w:val="left"/>
             </w:pPr>
             <w:r>
               <w:rPr>
                 <w:rFonts w:ascii="Calibri" w:hAnsi="Calibri"/>
-                <w:color w:val="333333"/>
+                <w:color w:val="1A202C"/>
                 <w:sz w:val="19"/>
               </w:rPr>
-              <w:t>Core Calculation, Router &amp; Invoice Logic</w:t>
+              <w:t>Hardware</w:t>
             </w:r>
           </w:p>
         </w:tc>
         <w:tc>
           <w:tcPr>
-            <w:tcW w:type="dxa" w:w="2880"/>
+            <w:tcW w:type="dxa" w:w="3168"/>
             <w:shd w:val="clear" w:color="auto" w:fill="FFFFFF"/>
             <w:tcMar>
               <w:top w:w="100" w:type="dxa"/>
               <w:bottom w:w="100" w:type="dxa"/>
-              <w:left w:w="150" w:type="dxa"/>
-              <w:right w:w="150" w:type="dxa"/>
+              <w:left w:w="140" w:type="dxa"/>
+              <w:right w:w="140" w:type="dxa"/>
             </w:tcMar>
           </w:tcPr>
           <w:p>
             <w:pPr>
+              <w:spacing w:before="0" w:after="0" w:line="276" w:lineRule="auto"/>
               <w:jc w:val="left"/>
             </w:pPr>
             <w:r>
               <w:rPr>
                 <w:rFonts w:ascii="Calibri" w:hAnsi="Calibri"/>
-                <w:color w:val="333333"/>
+                <w:color w:val="1A202C"/>
                 <w:sz w:val="19"/>
               </w:rPr>
-              <w:t>Vanilla JavaScript (ES6)</w:t>
+              <w:t>Storage / Disk</w:t>
             </w:r>
           </w:p>
         </w:tc>
         <w:tc>
           <w:tcPr>
-            <w:tcW w:type="dxa" w:w="2880"/>
+            <w:tcW w:type="dxa" w:w="4032"/>
             <w:shd w:val="clear" w:color="auto" w:fill="FFFFFF"/>
             <w:tcMar>
               <w:top w:w="100" w:type="dxa"/>
               <w:bottom w:w="100" w:type="dxa"/>
-              <w:left w:w="150" w:type="dxa"/>
-              <w:right w:w="150" w:type="dxa"/>
+              <w:left w:w="140" w:type="dxa"/>
+              <w:right w:w="140" w:type="dxa"/>
             </w:tcMar>
           </w:tcPr>
           <w:p>
             <w:pPr>
+              <w:spacing w:before="0" w:after="0" w:line="276" w:lineRule="auto"/>
               <w:jc w:val="left"/>
             </w:pPr>
             <w:r>
               <w:rPr>
                 <w:rFonts w:ascii="Calibri" w:hAnsi="Calibri"/>
-                <w:color w:val="333333"/>
+                <w:color w:val="1A202C"/>
                 <w:sz w:val="19"/>
               </w:rPr>
-              <w:t>1,350 LOC</w:t>
+              <w:t>256 GB SSD (Minimum 500 MB free workspace space)</w:t>
             </w:r>
           </w:p>
         </w:tc>
@@ -779,76 +930,79 @@
       <w:tr>
         <w:tc>
           <w:tcPr>
-            <w:tcW w:type="dxa" w:w="2880"/>
-            <w:shd w:val="clear" w:color="auto" w:fill="F4F6F6"/>
+            <w:tcW w:type="dxa" w:w="2160"/>
+            <w:shd w:val="clear" w:color="auto" w:fill="F7FAFC"/>
             <w:tcMar>
               <w:top w:w="100" w:type="dxa"/>
               <w:bottom w:w="100" w:type="dxa"/>
-              <w:left w:w="150" w:type="dxa"/>
-              <w:right w:w="150" w:type="dxa"/>
+              <w:left w:w="140" w:type="dxa"/>
+              <w:right w:w="140" w:type="dxa"/>
             </w:tcMar>
           </w:tcPr>
           <w:p>
             <w:pPr>
+              <w:spacing w:before="0" w:after="0" w:line="276" w:lineRule="auto"/>
               <w:jc w:val="left"/>
             </w:pPr>
             <w:r>
               <w:rPr>
                 <w:rFonts w:ascii="Calibri" w:hAnsi="Calibri"/>
-                <w:color w:val="333333"/>
+                <w:color w:val="1A202C"/>
                 <w:sz w:val="19"/>
               </w:rPr>
-              <w:t>Offline Cache &amp; Service Worker</w:t>
+              <w:t>Hardware</w:t>
             </w:r>
           </w:p>
         </w:tc>
         <w:tc>
           <w:tcPr>
-            <w:tcW w:type="dxa" w:w="2880"/>
-            <w:shd w:val="clear" w:color="auto" w:fill="F4F6F6"/>
+            <w:tcW w:type="dxa" w:w="3168"/>
+            <w:shd w:val="clear" w:color="auto" w:fill="F7FAFC"/>
             <w:tcMar>
               <w:top w:w="100" w:type="dxa"/>
               <w:bottom w:w="100" w:type="dxa"/>
-              <w:left w:w="150" w:type="dxa"/>
-              <w:right w:w="150" w:type="dxa"/>
+              <w:left w:w="140" w:type="dxa"/>
+              <w:right w:w="140" w:type="dxa"/>
             </w:tcMar>
           </w:tcPr>
           <w:p>
             <w:pPr>
+              <w:spacing w:before="0" w:after="0" w:line="276" w:lineRule="auto"/>
               <w:jc w:val="left"/>
             </w:pPr>
             <w:r>
               <w:rPr>
                 <w:rFonts w:ascii="Calibri" w:hAnsi="Calibri"/>
-                <w:color w:val="333333"/>
+                <w:color w:val="1A202C"/>
                 <w:sz w:val="19"/>
               </w:rPr>
-              <w:t>JavaScript PWA</w:t>
+              <w:t>Display / Resolution</w:t>
             </w:r>
           </w:p>
         </w:tc>
         <w:tc>
           <w:tcPr>
-            <w:tcW w:type="dxa" w:w="2880"/>
-            <w:shd w:val="clear" w:color="auto" w:fill="F4F6F6"/>
+            <w:tcW w:type="dxa" w:w="4032"/>
+            <w:shd w:val="clear" w:color="auto" w:fill="F7FAFC"/>
             <w:tcMar>
               <w:top w:w="100" w:type="dxa"/>
               <w:bottom w:w="100" w:type="dxa"/>
-              <w:left w:w="150" w:type="dxa"/>
-              <w:right w:w="150" w:type="dxa"/>
+              <w:left w:w="140" w:type="dxa"/>
+              <w:right w:w="140" w:type="dxa"/>
             </w:tcMar>
           </w:tcPr>
           <w:p>
             <w:pPr>
+              <w:spacing w:before="0" w:after="0" w:line="276" w:lineRule="auto"/>
               <w:jc w:val="left"/>
             </w:pPr>
             <w:r>
               <w:rPr>
                 <w:rFonts w:ascii="Calibri" w:hAnsi="Calibri"/>
-                <w:color w:val="333333"/>
+                <w:color w:val="1A202C"/>
                 <w:sz w:val="19"/>
               </w:rPr>
-              <w:t>50 LOC</w:t>
+              <w:t>1920 x 1080 Full HD (Responsive down to 360 x 640 mobile viewports)</w:t>
             </w:r>
           </w:p>
         </w:tc>
@@ -856,76 +1010,79 @@
       <w:tr>
         <w:tc>
           <w:tcPr>
-            <w:tcW w:type="dxa" w:w="2880"/>
+            <w:tcW w:type="dxa" w:w="2160"/>
             <w:shd w:val="clear" w:color="auto" w:fill="FFFFFF"/>
             <w:tcMar>
               <w:top w:w="100" w:type="dxa"/>
               <w:bottom w:w="100" w:type="dxa"/>
-              <w:left w:w="150" w:type="dxa"/>
-              <w:right w:w="150" w:type="dxa"/>
+              <w:left w:w="140" w:type="dxa"/>
+              <w:right w:w="140" w:type="dxa"/>
             </w:tcMar>
           </w:tcPr>
           <w:p>
             <w:pPr>
+              <w:spacing w:before="0" w:after="0" w:line="276" w:lineRule="auto"/>
               <w:jc w:val="left"/>
             </w:pPr>
             <w:r>
               <w:rPr>
                 <w:rFonts w:ascii="Calibri" w:hAnsi="Calibri"/>
-                <w:color w:val="333333"/>
+                <w:color w:val="1A202C"/>
                 <w:sz w:val="19"/>
               </w:rPr>
-              <w:t>Validation &amp; Verification Test Logic</w:t>
+              <w:t>Software / Runtime</w:t>
             </w:r>
           </w:p>
         </w:tc>
         <w:tc>
           <w:tcPr>
-            <w:tcW w:type="dxa" w:w="2880"/>
+            <w:tcW w:type="dxa" w:w="3168"/>
             <w:shd w:val="clear" w:color="auto" w:fill="FFFFFF"/>
             <w:tcMar>
               <w:top w:w="100" w:type="dxa"/>
               <w:bottom w:w="100" w:type="dxa"/>
-              <w:left w:w="150" w:type="dxa"/>
-              <w:right w:w="150" w:type="dxa"/>
+              <w:left w:w="140" w:type="dxa"/>
+              <w:right w:w="140" w:type="dxa"/>
             </w:tcMar>
           </w:tcPr>
           <w:p>
             <w:pPr>
+              <w:spacing w:before="0" w:after="0" w:line="276" w:lineRule="auto"/>
               <w:jc w:val="left"/>
             </w:pPr>
             <w:r>
               <w:rPr>
                 <w:rFonts w:ascii="Calibri" w:hAnsi="Calibri"/>
-                <w:color w:val="333333"/>
+                <w:color w:val="1A202C"/>
                 <w:sz w:val="19"/>
               </w:rPr>
-              <w:t>Python / JS</w:t>
+              <w:t>Operating System</w:t>
             </w:r>
           </w:p>
         </w:tc>
         <w:tc>
           <w:tcPr>
-            <w:tcW w:type="dxa" w:w="2880"/>
+            <w:tcW w:type="dxa" w:w="4032"/>
             <w:shd w:val="clear" w:color="auto" w:fill="FFFFFF"/>
             <w:tcMar>
               <w:top w:w="100" w:type="dxa"/>
               <w:bottom w:w="100" w:type="dxa"/>
-              <w:left w:w="150" w:type="dxa"/>
-              <w:right w:w="150" w:type="dxa"/>
+              <w:left w:w="140" w:type="dxa"/>
+              <w:right w:w="140" w:type="dxa"/>
             </w:tcMar>
           </w:tcPr>
           <w:p>
             <w:pPr>
+              <w:spacing w:before="0" w:after="0" w:line="276" w:lineRule="auto"/>
               <w:jc w:val="left"/>
             </w:pPr>
             <w:r>
               <w:rPr>
                 <w:rFonts w:ascii="Calibri" w:hAnsi="Calibri"/>
-                <w:color w:val="333333"/>
+                <w:color w:val="1A202C"/>
                 <w:sz w:val="19"/>
               </w:rPr>
-              <w:t>100 LOC</w:t>
+              <w:t>Windows 11 / 10 (64-bit) / Ubuntu Linux / macOS</w:t>
             </w:r>
           </w:p>
         </w:tc>
@@ -933,76 +1090,399 @@
       <w:tr>
         <w:tc>
           <w:tcPr>
-            <w:tcW w:type="dxa" w:w="2880"/>
-            <w:shd w:val="clear" w:color="auto" w:fill="F4F6F6"/>
+            <w:tcW w:type="dxa" w:w="2160"/>
+            <w:shd w:val="clear" w:color="auto" w:fill="F7FAFC"/>
             <w:tcMar>
               <w:top w:w="100" w:type="dxa"/>
               <w:bottom w:w="100" w:type="dxa"/>
-              <w:left w:w="150" w:type="dxa"/>
-              <w:right w:w="150" w:type="dxa"/>
+              <w:left w:w="140" w:type="dxa"/>
+              <w:right w:w="140" w:type="dxa"/>
             </w:tcMar>
           </w:tcPr>
           <w:p>
             <w:pPr>
+              <w:spacing w:before="0" w:after="0" w:line="276" w:lineRule="auto"/>
               <w:jc w:val="left"/>
             </w:pPr>
             <w:r>
               <w:rPr>
                 <w:rFonts w:ascii="Calibri" w:hAnsi="Calibri"/>
-                <w:color w:val="333333"/>
+                <w:color w:val="1A202C"/>
                 <w:sz w:val="19"/>
               </w:rPr>
-              <w:t>Total Effective Project Sizing</w:t>
+              <w:t>Software / Runtime</w:t>
             </w:r>
           </w:p>
         </w:tc>
         <w:tc>
           <w:tcPr>
-            <w:tcW w:type="dxa" w:w="2880"/>
-            <w:shd w:val="clear" w:color="auto" w:fill="F4F6F6"/>
+            <w:tcW w:type="dxa" w:w="3168"/>
+            <w:shd w:val="clear" w:color="auto" w:fill="F7FAFC"/>
             <w:tcMar>
               <w:top w:w="100" w:type="dxa"/>
               <w:bottom w:w="100" w:type="dxa"/>
-              <w:left w:w="150" w:type="dxa"/>
-              <w:right w:w="150" w:type="dxa"/>
+              <w:left w:w="140" w:type="dxa"/>
+              <w:right w:w="140" w:type="dxa"/>
             </w:tcMar>
           </w:tcPr>
           <w:p>
             <w:pPr>
+              <w:spacing w:before="0" w:after="0" w:line="276" w:lineRule="auto"/>
               <w:jc w:val="left"/>
             </w:pPr>
             <w:r>
               <w:rPr>
                 <w:rFonts w:ascii="Calibri" w:hAnsi="Calibri"/>
-                <w:color w:val="333333"/>
+                <w:color w:val="1A202C"/>
                 <w:sz w:val="19"/>
               </w:rPr>
-              <w:t>Web Technologies</w:t>
+              <w:t>Web Browser</w:t>
             </w:r>
           </w:p>
         </w:tc>
         <w:tc>
           <w:tcPr>
-            <w:tcW w:type="dxa" w:w="2880"/>
-            <w:shd w:val="clear" w:color="auto" w:fill="F4F6F6"/>
+            <w:tcW w:type="dxa" w:w="4032"/>
+            <w:shd w:val="clear" w:color="auto" w:fill="F7FAFC"/>
             <w:tcMar>
               <w:top w:w="100" w:type="dxa"/>
               <w:bottom w:w="100" w:type="dxa"/>
-              <w:left w:w="150" w:type="dxa"/>
-              <w:right w:w="150" w:type="dxa"/>
+              <w:left w:w="140" w:type="dxa"/>
+              <w:right w:w="140" w:type="dxa"/>
             </w:tcMar>
           </w:tcPr>
           <w:p>
             <w:pPr>
+              <w:spacing w:before="0" w:after="0" w:line="276" w:lineRule="auto"/>
               <w:jc w:val="left"/>
             </w:pPr>
             <w:r>
               <w:rPr>
                 <w:rFonts w:ascii="Calibri" w:hAnsi="Calibri"/>
-                <w:color w:val="333333"/>
+                <w:color w:val="1A202C"/>
                 <w:sz w:val="19"/>
               </w:rPr>
-              <w:t>2,500 LOC (2.5 KLOC)</w:t>
+              <w:t>Google Chrome (v110+), Mozilla Firefox (v115+), Microsoft Edge</w:t>
+            </w:r>
+          </w:p>
+        </w:tc>
+      </w:tr>
+      <w:tr>
+        <w:tc>
+          <w:tcPr>
+            <w:tcW w:type="dxa" w:w="2160"/>
+            <w:shd w:val="clear" w:color="auto" w:fill="FFFFFF"/>
+            <w:tcMar>
+              <w:top w:w="100" w:type="dxa"/>
+              <w:bottom w:w="100" w:type="dxa"/>
+              <w:left w:w="140" w:type="dxa"/>
+              <w:right w:w="140" w:type="dxa"/>
+            </w:tcMar>
+          </w:tcPr>
+          <w:p>
+            <w:pPr>
+              <w:spacing w:before="0" w:after="0" w:line="276" w:lineRule="auto"/>
+              <w:jc w:val="left"/>
+            </w:pPr>
+            <w:r>
+              <w:rPr>
+                <w:rFonts w:ascii="Calibri" w:hAnsi="Calibri"/>
+                <w:color w:val="1A202C"/>
+                <w:sz w:val="19"/>
+              </w:rPr>
+              <w:t>Software / Runtime</w:t>
+            </w:r>
+          </w:p>
+        </w:tc>
+        <w:tc>
+          <w:tcPr>
+            <w:tcW w:type="dxa" w:w="3168"/>
+            <w:shd w:val="clear" w:color="auto" w:fill="FFFFFF"/>
+            <w:tcMar>
+              <w:top w:w="100" w:type="dxa"/>
+              <w:bottom w:w="100" w:type="dxa"/>
+              <w:left w:w="140" w:type="dxa"/>
+              <w:right w:w="140" w:type="dxa"/>
+            </w:tcMar>
+          </w:tcPr>
+          <w:p>
+            <w:pPr>
+              <w:spacing w:before="0" w:after="0" w:line="276" w:lineRule="auto"/>
+              <w:jc w:val="left"/>
+            </w:pPr>
+            <w:r>
+              <w:rPr>
+                <w:rFonts w:ascii="Calibri" w:hAnsi="Calibri"/>
+                <w:color w:val="1A202C"/>
+                <w:sz w:val="19"/>
+              </w:rPr>
+              <w:t>Core Technologies</w:t>
+            </w:r>
+          </w:p>
+        </w:tc>
+        <w:tc>
+          <w:tcPr>
+            <w:tcW w:type="dxa" w:w="4032"/>
+            <w:shd w:val="clear" w:color="auto" w:fill="FFFFFF"/>
+            <w:tcMar>
+              <w:top w:w="100" w:type="dxa"/>
+              <w:bottom w:w="100" w:type="dxa"/>
+              <w:left w:w="140" w:type="dxa"/>
+              <w:right w:w="140" w:type="dxa"/>
+            </w:tcMar>
+          </w:tcPr>
+          <w:p>
+            <w:pPr>
+              <w:spacing w:before="0" w:after="0" w:line="276" w:lineRule="auto"/>
+              <w:jc w:val="left"/>
+            </w:pPr>
+            <w:r>
+              <w:rPr>
+                <w:rFonts w:ascii="Calibri" w:hAnsi="Calibri"/>
+                <w:color w:val="1A202C"/>
+                <w:sz w:val="19"/>
+              </w:rPr>
+              <w:t>HTML5, Vanilla CSS3 (Custom Variables), ECMAScript 2022 (Pure Vanilla JS)</w:t>
+            </w:r>
+          </w:p>
+        </w:tc>
+      </w:tr>
+      <w:tr>
+        <w:tc>
+          <w:tcPr>
+            <w:tcW w:type="dxa" w:w="2160"/>
+            <w:shd w:val="clear" w:color="auto" w:fill="F7FAFC"/>
+            <w:tcMar>
+              <w:top w:w="100" w:type="dxa"/>
+              <w:bottom w:w="100" w:type="dxa"/>
+              <w:left w:w="140" w:type="dxa"/>
+              <w:right w:w="140" w:type="dxa"/>
+            </w:tcMar>
+          </w:tcPr>
+          <w:p>
+            <w:pPr>
+              <w:spacing w:before="0" w:after="0" w:line="276" w:lineRule="auto"/>
+              <w:jc w:val="left"/>
+            </w:pPr>
+            <w:r>
+              <w:rPr>
+                <w:rFonts w:ascii="Calibri" w:hAnsi="Calibri"/>
+                <w:color w:val="1A202C"/>
+                <w:sz w:val="19"/>
+              </w:rPr>
+              <w:t>Software / Runtime</w:t>
+            </w:r>
+          </w:p>
+        </w:tc>
+        <w:tc>
+          <w:tcPr>
+            <w:tcW w:type="dxa" w:w="3168"/>
+            <w:shd w:val="clear" w:color="auto" w:fill="F7FAFC"/>
+            <w:tcMar>
+              <w:top w:w="100" w:type="dxa"/>
+              <w:bottom w:w="100" w:type="dxa"/>
+              <w:left w:w="140" w:type="dxa"/>
+              <w:right w:w="140" w:type="dxa"/>
+            </w:tcMar>
+          </w:tcPr>
+          <w:p>
+            <w:pPr>
+              <w:spacing w:before="0" w:after="0" w:line="276" w:lineRule="auto"/>
+              <w:jc w:val="left"/>
+            </w:pPr>
+            <w:r>
+              <w:rPr>
+                <w:rFonts w:ascii="Calibri" w:hAnsi="Calibri"/>
+                <w:color w:val="1A202C"/>
+                <w:sz w:val="19"/>
+              </w:rPr>
+              <w:t>Runtime &amp; Tooling</w:t>
+            </w:r>
+          </w:p>
+        </w:tc>
+        <w:tc>
+          <w:tcPr>
+            <w:tcW w:type="dxa" w:w="4032"/>
+            <w:shd w:val="clear" w:color="auto" w:fill="F7FAFC"/>
+            <w:tcMar>
+              <w:top w:w="100" w:type="dxa"/>
+              <w:bottom w:w="100" w:type="dxa"/>
+              <w:left w:w="140" w:type="dxa"/>
+              <w:right w:w="140" w:type="dxa"/>
+            </w:tcMar>
+          </w:tcPr>
+          <w:p>
+            <w:pPr>
+              <w:spacing w:before="0" w:after="0" w:line="276" w:lineRule="auto"/>
+              <w:jc w:val="left"/>
+            </w:pPr>
+            <w:r>
+              <w:rPr>
+                <w:rFonts w:ascii="Calibri" w:hAnsi="Calibri"/>
+                <w:color w:val="1A202C"/>
+                <w:sz w:val="19"/>
+              </w:rPr>
+              <w:t>Node.js LTS (v20+) for local asset bundling &amp; Python 3.10+ for automated testing</w:t>
+            </w:r>
+          </w:p>
+        </w:tc>
+      </w:tr>
+      <w:tr>
+        <w:tc>
+          <w:tcPr>
+            <w:tcW w:type="dxa" w:w="2160"/>
+            <w:shd w:val="clear" w:color="auto" w:fill="FFFFFF"/>
+            <w:tcMar>
+              <w:top w:w="100" w:type="dxa"/>
+              <w:bottom w:w="100" w:type="dxa"/>
+              <w:left w:w="140" w:type="dxa"/>
+              <w:right w:w="140" w:type="dxa"/>
+            </w:tcMar>
+          </w:tcPr>
+          <w:p>
+            <w:pPr>
+              <w:spacing w:before="0" w:after="0" w:line="276" w:lineRule="auto"/>
+              <w:jc w:val="left"/>
+            </w:pPr>
+            <w:r>
+              <w:rPr>
+                <w:rFonts w:ascii="Calibri" w:hAnsi="Calibri"/>
+                <w:color w:val="1A202C"/>
+                <w:sz w:val="19"/>
+              </w:rPr>
+              <w:t>Software / Runtime</w:t>
+            </w:r>
+          </w:p>
+        </w:tc>
+        <w:tc>
+          <w:tcPr>
+            <w:tcW w:type="dxa" w:w="3168"/>
+            <w:shd w:val="clear" w:color="auto" w:fill="FFFFFF"/>
+            <w:tcMar>
+              <w:top w:w="100" w:type="dxa"/>
+              <w:bottom w:w="100" w:type="dxa"/>
+              <w:left w:w="140" w:type="dxa"/>
+              <w:right w:w="140" w:type="dxa"/>
+            </w:tcMar>
+          </w:tcPr>
+          <w:p>
+            <w:pPr>
+              <w:spacing w:before="0" w:after="0" w:line="276" w:lineRule="auto"/>
+              <w:jc w:val="left"/>
+            </w:pPr>
+            <w:r>
+              <w:rPr>
+                <w:rFonts w:ascii="Calibri" w:hAnsi="Calibri"/>
+                <w:color w:val="1A202C"/>
+                <w:sz w:val="19"/>
+              </w:rPr>
+              <w:t>Testing Suite</w:t>
+            </w:r>
+          </w:p>
+        </w:tc>
+        <w:tc>
+          <w:tcPr>
+            <w:tcW w:type="dxa" w:w="4032"/>
+            <w:shd w:val="clear" w:color="auto" w:fill="FFFFFF"/>
+            <w:tcMar>
+              <w:top w:w="100" w:type="dxa"/>
+              <w:bottom w:w="100" w:type="dxa"/>
+              <w:left w:w="140" w:type="dxa"/>
+              <w:right w:w="140" w:type="dxa"/>
+            </w:tcMar>
+          </w:tcPr>
+          <w:p>
+            <w:pPr>
+              <w:spacing w:before="0" w:after="0" w:line="276" w:lineRule="auto"/>
+              <w:jc w:val="left"/>
+            </w:pPr>
+            <w:r>
+              <w:rPr>
+                <w:rFonts w:ascii="Calibri" w:hAnsi="Calibri"/>
+                <w:color w:val="1A202C"/>
+                <w:sz w:val="19"/>
+              </w:rPr>
+              <w:t>Python unittest &amp; pytest automated testing harnesses</w:t>
+            </w:r>
+          </w:p>
+        </w:tc>
+      </w:tr>
+      <w:tr>
+        <w:tc>
+          <w:tcPr>
+            <w:tcW w:type="dxa" w:w="2160"/>
+            <w:shd w:val="clear" w:color="auto" w:fill="F7FAFC"/>
+            <w:tcMar>
+              <w:top w:w="100" w:type="dxa"/>
+              <w:bottom w:w="100" w:type="dxa"/>
+              <w:left w:w="140" w:type="dxa"/>
+              <w:right w:w="140" w:type="dxa"/>
+            </w:tcMar>
+          </w:tcPr>
+          <w:p>
+            <w:pPr>
+              <w:spacing w:before="0" w:after="0" w:line="276" w:lineRule="auto"/>
+              <w:jc w:val="left"/>
+            </w:pPr>
+            <w:r>
+              <w:rPr>
+                <w:rFonts w:ascii="Calibri" w:hAnsi="Calibri"/>
+                <w:color w:val="1A202C"/>
+                <w:sz w:val="19"/>
+              </w:rPr>
+              <w:t>Software / Runtime</w:t>
+            </w:r>
+          </w:p>
+        </w:tc>
+        <w:tc>
+          <w:tcPr>
+            <w:tcW w:type="dxa" w:w="3168"/>
+            <w:shd w:val="clear" w:color="auto" w:fill="F7FAFC"/>
+            <w:tcMar>
+              <w:top w:w="100" w:type="dxa"/>
+              <w:bottom w:w="100" w:type="dxa"/>
+              <w:left w:w="140" w:type="dxa"/>
+              <w:right w:w="140" w:type="dxa"/>
+            </w:tcMar>
+          </w:tcPr>
+          <w:p>
+            <w:pPr>
+              <w:spacing w:before="0" w:after="0" w:line="276" w:lineRule="auto"/>
+              <w:jc w:val="left"/>
+            </w:pPr>
+            <w:r>
+              <w:rPr>
+                <w:rFonts w:ascii="Calibri" w:hAnsi="Calibri"/>
+                <w:color w:val="1A202C"/>
+                <w:sz w:val="19"/>
+              </w:rPr>
+              <w:t>Version Control</w:t>
+            </w:r>
+          </w:p>
+        </w:tc>
+        <w:tc>
+          <w:tcPr>
+            <w:tcW w:type="dxa" w:w="4032"/>
+            <w:shd w:val="clear" w:color="auto" w:fill="F7FAFC"/>
+            <w:tcMar>
+              <w:top w:w="100" w:type="dxa"/>
+              <w:bottom w:w="100" w:type="dxa"/>
+              <w:left w:w="140" w:type="dxa"/>
+              <w:right w:w="140" w:type="dxa"/>
+            </w:tcMar>
+          </w:tcPr>
+          <w:p>
+            <w:pPr>
+              <w:spacing w:before="0" w:after="0" w:line="276" w:lineRule="auto"/>
+              <w:jc w:val="left"/>
+            </w:pPr>
+            <w:r>
+              <w:rPr>
+                <w:rFonts w:ascii="Calibri" w:hAnsi="Calibri"/>
+                <w:color w:val="1A202C"/>
+                <w:sz w:val="19"/>
+              </w:rPr>
+              <w:t>Git v2.40+ &amp; GitHub Pages CI/CD deployment</w:t>
             </w:r>
           </w:p>
         </w:tc>
@@ -1010,147 +1490,69 @@
     </w:tbl>
     <w:p/>
     <w:p>
-      <w:r>
-        <w:t>Total Software Size (KLOC): 2.5 KLOC.</w:t>
-      </w:r>
-    </w:p>
-    <w:p>
       <w:pPr>
         <w:pStyle w:val="Heading2"/>
+        <w:spacing w:before="200" w:after="60"/>
       </w:pPr>
       <w:r>
         <w:rPr>
           <w:rFonts w:ascii="Calibri" w:hAnsi="Calibri"/>
           <w:b/>
           <w:color w:val="2C3E50"/>
-          <w:sz w:val="26"/>
+          <w:sz w:val="25"/>
         </w:rPr>
-        <w:t>4. Project Classification &amp; COCOMO Formulas</w:t>
-      </w:r>
-    </w:p>
-    <w:p>
-      <w:r>
-        <w:t>Project Classification: Organic Model</w:t>
-        <w:br/>
-        <w:t>Justification: Ledgerly is developed by a small, focused team (1–2 student developers) working in a familiar, well-understood web technology environment (HTML5, CSS3, JavaScript) with flexible requirements and no rigid hardware constraints.</w:t>
-        <w:br/>
-        <w:br/>
-        <w:t>Organic Model Coefficients:</w:t>
-        <w:br/>
-        <w:t>• a = 2.4, b = 1.05</w:t>
-        <w:br/>
-        <w:t>• c = 2.5, d = 0.38</w:t>
-        <w:br/>
-        <w:br/>
-        <w:t>Formulas:</w:t>
-        <w:br/>
-        <w:t>• Effort (E) = a × (KLOC)^b [Person-Months]</w:t>
-        <w:br/>
-        <w:t>• Development Time (D) = c × (E)^d [Months]</w:t>
-        <w:br/>
-        <w:t>• Average Staffing = E / D [Developers]</w:t>
-        <w:br/>
-        <w:t>• Total Cost = Effort × Cost per Person-Month</w:t>
+        <w:t>3. Software Sizing &amp; Codebase Audit</w:t>
       </w:r>
     </w:p>
     <w:p>
       <w:pPr>
-        <w:pStyle w:val="Heading2"/>
+        <w:spacing w:before="0" w:after="90" w:line="276" w:lineRule="auto"/>
       </w:pPr>
       <w:r>
         <w:rPr>
           <w:rFonts w:ascii="Calibri" w:hAnsi="Calibri"/>
-          <w:b/>
-          <w:color w:val="2C3E50"/>
-          <w:sz w:val="26"/>
+          <w:color w:val="1A202C"/>
+          <w:sz w:val="21"/>
         </w:rPr>
-        <w:t>5. Mathematical Step-by-Step Calculation</w:t>
-      </w:r>
-    </w:p>
-    <w:p>
-      <w:r>
-        <w:t>Step 1: Calculate Development Effort (E)</w:t>
-        <w:br/>
-        <w:t>E = 2.4 × (KLOC)^1.05</w:t>
-        <w:br/>
-        <w:t>E = 2.4 × (2.5)^1.05</w:t>
-        <w:br/>
-        <w:t>Calculate exponent: 2.5^1.05 ≈ 2.616</w:t>
-        <w:br/>
-        <w:t>Thus, Effort (E) = 2.4 × 2.616 = 6.28 Person-Months (PM)</w:t>
-        <w:br/>
-        <w:br/>
-        <w:t>Step 2: Calculate Development Time / Duration (D)</w:t>
-        <w:br/>
-        <w:t>D = 2.5 × (E)^0.38</w:t>
-        <w:br/>
-        <w:t>Calculate exponent: 6.28^0.38 ≈ 2.012</w:t>
-        <w:br/>
-        <w:t>Thus, Duration (D) = 2.5 × 2.012 = 5.03 Months (~5 Months / 1 Academic Semester)</w:t>
-        <w:br/>
-        <w:br/>
-        <w:t>Step 3: Calculate Average Staffing</w:t>
-        <w:br/>
-        <w:t>Staff = Effort / Time</w:t>
-        <w:br/>
-        <w:t>Staff = 6.28 / 5.03 ≈ 1.25 (~1 to 2 Developers)</w:t>
-        <w:br/>
-        <w:t>This precisely matches the student team size for an academic mini-project.</w:t>
-        <w:br/>
-        <w:br/>
-        <w:t>Step 4: Realistic Cost Estimation</w:t>
-        <w:br/>
-        <w:t>• Student Project (Actual College Execution): ₹0 (Zero development cost)</w:t>
-        <w:br/>
-        <w:t>• Academic / Intern Stipend Benchmark (@ ₹15,000/PM):</w:t>
-        <w:br/>
-        <w:t xml:space="preserve">  Total Cost = 6.28 PM × ₹15,000 = ₹94,200 (~₹0.94 Lakhs)</w:t>
-        <w:br/>
-        <w:t>• Junior Developer Benchmark (@ ₹20,000/PM):</w:t>
-        <w:br/>
-        <w:t xml:space="preserve">  Total Cost = 6.28 PM × ₹20,000 = ₹1,25,600 (~₹1.25 Lakhs)</w:t>
-      </w:r>
-    </w:p>
-    <w:p>
-      <w:pPr>
-        <w:pStyle w:val="Heading2"/>
-      </w:pPr>
-      <w:r>
-        <w:rPr>
-          <w:rFonts w:ascii="Calibri" w:hAnsi="Calibri"/>
-          <w:b/>
-          <w:color w:val="2C3E50"/>
-          <w:sz w:val="26"/>
-        </w:rPr>
-        <w:t>6. COCOMO Estimation Summary Table</w:t>
+        <w:t>Software sizing measures effective physical non-comment lines of code across all project subsystems:</w:t>
       </w:r>
     </w:p>
     <w:tbl>
       <w:tblPr>
         <w:tblW w:type="auto" w:w="0"/>
         <w:jc w:val="center"/>
-        <w:tblLayout w:type="autofit"/>
+        <w:tblLayout w:type="fixed"/>
         <w:tblLook w:firstColumn="1" w:firstRow="1" w:lastColumn="0" w:lastRow="0" w:noHBand="0" w:noVBand="1" w:val="04A0"/>
+        <w:tblBorders>
+          <w:top w:val="single" w:sz="4" w:space="0" w:color="D1D5DB"/>
+          <w:left w:val="single" w:sz="4" w:space="0" w:color="D1D5DB"/>
+          <w:bottom w:val="single" w:sz="4" w:space="0" w:color="D1D5DB"/>
+          <w:right w:val="single" w:sz="4" w:space="0" w:color="D1D5DB"/>
+          <w:insideH w:val="single" w:sz="4" w:space="0" w:color="D1D5DB"/>
+          <w:insideV w:val="single" w:sz="4" w:space="0" w:color="D1D5DB"/>
+        </w:tblBorders>
       </w:tblPr>
       <w:tblGrid>
-        <w:gridCol w:w="2880"/>
-        <w:gridCol w:w="2880"/>
-        <w:gridCol w:w="2880"/>
+        <w:gridCol w:w="2340"/>
+        <w:gridCol w:w="2340"/>
+        <w:gridCol w:w="2340"/>
+        <w:gridCol w:w="2340"/>
       </w:tblGrid>
       <w:tr>
         <w:tc>
           <w:tcPr>
-            <w:tcW w:type="dxa" w:w="2880"/>
+            <w:tcW w:type="dxa" w:w="2592"/>
             <w:shd w:val="clear" w:color="auto" w:fill="1B4D4B"/>
             <w:tcMar>
               <w:top w:w="120" w:type="dxa"/>
               <w:bottom w:w="120" w:type="dxa"/>
-              <w:left w:w="150" w:type="dxa"/>
-              <w:right w:w="150" w:type="dxa"/>
+              <w:left w:w="140" w:type="dxa"/>
+              <w:right w:w="140" w:type="dxa"/>
             </w:tcMar>
           </w:tcPr>
           <w:p>
             <w:pPr>
+              <w:spacing w:before="0" w:after="0"/>
               <w:jc w:val="left"/>
             </w:pPr>
             <w:r>
@@ -1160,23 +1562,24 @@
                 <w:color w:val="FFFFFF"/>
                 <w:sz w:val="20"/>
               </w:rPr>
-              <w:t>Estimation Parameter</w:t>
+              <w:t>Subsystem Component</w:t>
             </w:r>
           </w:p>
         </w:tc>
         <w:tc>
           <w:tcPr>
-            <w:tcW w:type="dxa" w:w="2880"/>
+            <w:tcW w:type="dxa" w:w="2160"/>
             <w:shd w:val="clear" w:color="auto" w:fill="1B4D4B"/>
             <w:tcMar>
               <w:top w:w="120" w:type="dxa"/>
               <w:bottom w:w="120" w:type="dxa"/>
-              <w:left w:w="150" w:type="dxa"/>
-              <w:right w:w="150" w:type="dxa"/>
+              <w:left w:w="140" w:type="dxa"/>
+              <w:right w:w="140" w:type="dxa"/>
             </w:tcMar>
           </w:tcPr>
           <w:p>
             <w:pPr>
+              <w:spacing w:before="0" w:after="0"/>
               <w:jc w:val="left"/>
             </w:pPr>
             <w:r>
@@ -1186,23 +1589,24 @@
                 <w:color w:val="FFFFFF"/>
                 <w:sz w:val="20"/>
               </w:rPr>
-              <w:t>Calculated Value</w:t>
+              <w:t>Primary File</w:t>
             </w:r>
           </w:p>
         </w:tc>
         <w:tc>
           <w:tcPr>
-            <w:tcW w:type="dxa" w:w="2880"/>
+            <w:tcW w:type="dxa" w:w="2592"/>
             <w:shd w:val="clear" w:color="auto" w:fill="1B4D4B"/>
             <w:tcMar>
               <w:top w:w="120" w:type="dxa"/>
               <w:bottom w:w="120" w:type="dxa"/>
-              <w:left w:w="150" w:type="dxa"/>
-              <w:right w:w="150" w:type="dxa"/>
+              <w:left w:w="140" w:type="dxa"/>
+              <w:right w:w="140" w:type="dxa"/>
             </w:tcMar>
           </w:tcPr>
           <w:p>
             <w:pPr>
+              <w:spacing w:before="0" w:after="0"/>
               <w:jc w:val="left"/>
             </w:pPr>
             <w:r>
@@ -1212,7 +1616,34 @@
                 <w:color w:val="FFFFFF"/>
                 <w:sz w:val="20"/>
               </w:rPr>
-              <w:t>Remarks</w:t>
+              <w:t>Language / Technology</w:t>
+            </w:r>
+          </w:p>
+        </w:tc>
+        <w:tc>
+          <w:tcPr>
+            <w:tcW w:type="dxa" w:w="2016"/>
+            <w:shd w:val="clear" w:color="auto" w:fill="1B4D4B"/>
+            <w:tcMar>
+              <w:top w:w="120" w:type="dxa"/>
+              <w:bottom w:w="120" w:type="dxa"/>
+              <w:left w:w="140" w:type="dxa"/>
+              <w:right w:w="140" w:type="dxa"/>
+            </w:tcMar>
+          </w:tcPr>
+          <w:p>
+            <w:pPr>
+              <w:spacing w:before="0" w:after="0"/>
+              <w:jc w:val="left"/>
+            </w:pPr>
+            <w:r>
+              <w:rPr>
+                <w:rFonts w:ascii="Calibri" w:hAnsi="Calibri"/>
+                <w:b/>
+                <w:color w:val="FFFFFF"/>
+                <w:sz w:val="20"/>
+              </w:rPr>
+              <w:t>Measured SLOC</w:t>
             </w:r>
           </w:p>
         </w:tc>
@@ -1220,76 +1651,105 @@
       <w:tr>
         <w:tc>
           <w:tcPr>
-            <w:tcW w:type="dxa" w:w="2880"/>
+            <w:tcW w:type="dxa" w:w="2592"/>
             <w:shd w:val="clear" w:color="auto" w:fill="FFFFFF"/>
             <w:tcMar>
               <w:top w:w="100" w:type="dxa"/>
               <w:bottom w:w="100" w:type="dxa"/>
-              <w:left w:w="150" w:type="dxa"/>
-              <w:right w:w="150" w:type="dxa"/>
+              <w:left w:w="140" w:type="dxa"/>
+              <w:right w:w="140" w:type="dxa"/>
             </w:tcMar>
           </w:tcPr>
           <w:p>
             <w:pPr>
+              <w:spacing w:before="0" w:after="0" w:line="276" w:lineRule="auto"/>
               <w:jc w:val="left"/>
             </w:pPr>
             <w:r>
               <w:rPr>
                 <w:rFonts w:ascii="Calibri" w:hAnsi="Calibri"/>
-                <w:color w:val="333333"/>
+                <w:color w:val="1A202C"/>
                 <w:sz w:val="19"/>
               </w:rPr>
-              <w:t>Effective Code Size</w:t>
+              <w:t>Core Invoicing Engine &amp; UI</w:t>
             </w:r>
           </w:p>
         </w:tc>
         <w:tc>
           <w:tcPr>
-            <w:tcW w:type="dxa" w:w="2880"/>
+            <w:tcW w:type="dxa" w:w="2160"/>
             <w:shd w:val="clear" w:color="auto" w:fill="FFFFFF"/>
             <w:tcMar>
               <w:top w:w="100" w:type="dxa"/>
               <w:bottom w:w="100" w:type="dxa"/>
-              <w:left w:w="150" w:type="dxa"/>
-              <w:right w:w="150" w:type="dxa"/>
+              <w:left w:w="140" w:type="dxa"/>
+              <w:right w:w="140" w:type="dxa"/>
             </w:tcMar>
           </w:tcPr>
           <w:p>
             <w:pPr>
+              <w:spacing w:before="0" w:after="0" w:line="276" w:lineRule="auto"/>
               <w:jc w:val="left"/>
             </w:pPr>
             <w:r>
               <w:rPr>
                 <w:rFonts w:ascii="Calibri" w:hAnsi="Calibri"/>
-                <w:color w:val="333333"/>
+                <w:color w:val="1A202C"/>
                 <w:sz w:val="19"/>
               </w:rPr>
-              <w:t>2,500 LOC (2.5 KLOC)</w:t>
+              <w:t>script.js</w:t>
             </w:r>
           </w:p>
         </w:tc>
         <w:tc>
           <w:tcPr>
-            <w:tcW w:type="dxa" w:w="2880"/>
+            <w:tcW w:type="dxa" w:w="2592"/>
             <w:shd w:val="clear" w:color="auto" w:fill="FFFFFF"/>
             <w:tcMar>
               <w:top w:w="100" w:type="dxa"/>
               <w:bottom w:w="100" w:type="dxa"/>
-              <w:left w:w="150" w:type="dxa"/>
-              <w:right w:w="150" w:type="dxa"/>
+              <w:left w:w="140" w:type="dxa"/>
+              <w:right w:w="140" w:type="dxa"/>
             </w:tcMar>
           </w:tcPr>
           <w:p>
             <w:pPr>
+              <w:spacing w:before="0" w:after="0" w:line="276" w:lineRule="auto"/>
               <w:jc w:val="left"/>
             </w:pPr>
             <w:r>
               <w:rPr>
                 <w:rFonts w:ascii="Calibri" w:hAnsi="Calibri"/>
-                <w:color w:val="333333"/>
+                <w:color w:val="1A202C"/>
                 <w:sz w:val="19"/>
               </w:rPr>
-              <w:t>Core source code</w:t>
+              <w:t>Pure Vanilla ECMAScript 2022</w:t>
+            </w:r>
+          </w:p>
+        </w:tc>
+        <w:tc>
+          <w:tcPr>
+            <w:tcW w:type="dxa" w:w="2016"/>
+            <w:shd w:val="clear" w:color="auto" w:fill="FFFFFF"/>
+            <w:tcMar>
+              <w:top w:w="100" w:type="dxa"/>
+              <w:bottom w:w="100" w:type="dxa"/>
+              <w:left w:w="140" w:type="dxa"/>
+              <w:right w:w="140" w:type="dxa"/>
+            </w:tcMar>
+          </w:tcPr>
+          <w:p>
+            <w:pPr>
+              <w:spacing w:before="0" w:after="0" w:line="276" w:lineRule="auto"/>
+              <w:jc w:val="left"/>
+            </w:pPr>
+            <w:r>
+              <w:rPr>
+                <w:rFonts w:ascii="Calibri" w:hAnsi="Calibri"/>
+                <w:color w:val="1A202C"/>
+                <w:sz w:val="19"/>
+              </w:rPr>
+              <w:t>4,300 LOC</w:t>
             </w:r>
           </w:p>
         </w:tc>
@@ -1297,76 +1757,105 @@
       <w:tr>
         <w:tc>
           <w:tcPr>
-            <w:tcW w:type="dxa" w:w="2880"/>
-            <w:shd w:val="clear" w:color="auto" w:fill="F4F6F6"/>
+            <w:tcW w:type="dxa" w:w="2592"/>
+            <w:shd w:val="clear" w:color="auto" w:fill="F7FAFC"/>
             <w:tcMar>
               <w:top w:w="100" w:type="dxa"/>
               <w:bottom w:w="100" w:type="dxa"/>
-              <w:left w:w="150" w:type="dxa"/>
-              <w:right w:w="150" w:type="dxa"/>
+              <w:left w:w="140" w:type="dxa"/>
+              <w:right w:w="140" w:type="dxa"/>
             </w:tcMar>
           </w:tcPr>
           <w:p>
             <w:pPr>
+              <w:spacing w:before="0" w:after="0" w:line="276" w:lineRule="auto"/>
               <w:jc w:val="left"/>
             </w:pPr>
             <w:r>
               <w:rPr>
                 <w:rFonts w:ascii="Calibri" w:hAnsi="Calibri"/>
-                <w:color w:val="333333"/>
+                <w:color w:val="1A202C"/>
                 <w:sz w:val="19"/>
               </w:rPr>
-              <w:t>COCOMO Category</w:t>
+              <w:t>Design Token System &amp; Stylesheet</w:t>
             </w:r>
           </w:p>
         </w:tc>
         <w:tc>
           <w:tcPr>
-            <w:tcW w:type="dxa" w:w="2880"/>
-            <w:shd w:val="clear" w:color="auto" w:fill="F4F6F6"/>
+            <w:tcW w:type="dxa" w:w="2160"/>
+            <w:shd w:val="clear" w:color="auto" w:fill="F7FAFC"/>
             <w:tcMar>
               <w:top w:w="100" w:type="dxa"/>
               <w:bottom w:w="100" w:type="dxa"/>
-              <w:left w:w="150" w:type="dxa"/>
-              <w:right w:w="150" w:type="dxa"/>
+              <w:left w:w="140" w:type="dxa"/>
+              <w:right w:w="140" w:type="dxa"/>
             </w:tcMar>
           </w:tcPr>
           <w:p>
             <w:pPr>
+              <w:spacing w:before="0" w:after="0" w:line="276" w:lineRule="auto"/>
               <w:jc w:val="left"/>
             </w:pPr>
             <w:r>
               <w:rPr>
                 <w:rFonts w:ascii="Calibri" w:hAnsi="Calibri"/>
-                <w:color w:val="333333"/>
+                <w:color w:val="1A202C"/>
                 <w:sz w:val="19"/>
               </w:rPr>
-              <w:t>Organic</w:t>
+              <w:t>style.css</w:t>
             </w:r>
           </w:p>
         </w:tc>
         <w:tc>
           <w:tcPr>
-            <w:tcW w:type="dxa" w:w="2880"/>
-            <w:shd w:val="clear" w:color="auto" w:fill="F4F6F6"/>
+            <w:tcW w:type="dxa" w:w="2592"/>
+            <w:shd w:val="clear" w:color="auto" w:fill="F7FAFC"/>
             <w:tcMar>
               <w:top w:w="100" w:type="dxa"/>
               <w:bottom w:w="100" w:type="dxa"/>
-              <w:left w:w="150" w:type="dxa"/>
-              <w:right w:w="150" w:type="dxa"/>
+              <w:left w:w="140" w:type="dxa"/>
+              <w:right w:w="140" w:type="dxa"/>
             </w:tcMar>
           </w:tcPr>
           <w:p>
             <w:pPr>
+              <w:spacing w:before="0" w:after="0" w:line="276" w:lineRule="auto"/>
               <w:jc w:val="left"/>
             </w:pPr>
             <w:r>
               <w:rPr>
                 <w:rFonts w:ascii="Calibri" w:hAnsi="Calibri"/>
-                <w:color w:val="333333"/>
+                <w:color w:val="1A202C"/>
                 <w:sz w:val="19"/>
               </w:rPr>
-              <w:t>Small team, familiar web stack</w:t>
+              <w:t>Responsive CSS3 &amp; Print Rules</w:t>
+            </w:r>
+          </w:p>
+        </w:tc>
+        <w:tc>
+          <w:tcPr>
+            <w:tcW w:type="dxa" w:w="2016"/>
+            <w:shd w:val="clear" w:color="auto" w:fill="F7FAFC"/>
+            <w:tcMar>
+              <w:top w:w="100" w:type="dxa"/>
+              <w:bottom w:w="100" w:type="dxa"/>
+              <w:left w:w="140" w:type="dxa"/>
+              <w:right w:w="140" w:type="dxa"/>
+            </w:tcMar>
+          </w:tcPr>
+          <w:p>
+            <w:pPr>
+              <w:spacing w:before="0" w:after="0" w:line="276" w:lineRule="auto"/>
+              <w:jc w:val="left"/>
+            </w:pPr>
+            <w:r>
+              <w:rPr>
+                <w:rFonts w:ascii="Calibri" w:hAnsi="Calibri"/>
+                <w:color w:val="1A202C"/>
+                <w:sz w:val="19"/>
+              </w:rPr>
+              <w:t>1,000 LOC</w:t>
             </w:r>
           </w:p>
         </w:tc>
@@ -1374,76 +1863,105 @@
       <w:tr>
         <w:tc>
           <w:tcPr>
-            <w:tcW w:type="dxa" w:w="2880"/>
+            <w:tcW w:type="dxa" w:w="2592"/>
             <w:shd w:val="clear" w:color="auto" w:fill="FFFFFF"/>
             <w:tcMar>
               <w:top w:w="100" w:type="dxa"/>
               <w:bottom w:w="100" w:type="dxa"/>
-              <w:left w:w="150" w:type="dxa"/>
-              <w:right w:w="150" w:type="dxa"/>
+              <w:left w:w="140" w:type="dxa"/>
+              <w:right w:w="140" w:type="dxa"/>
             </w:tcMar>
           </w:tcPr>
           <w:p>
             <w:pPr>
+              <w:spacing w:before="0" w:after="0" w:line="276" w:lineRule="auto"/>
               <w:jc w:val="left"/>
             </w:pPr>
             <w:r>
               <w:rPr>
                 <w:rFonts w:ascii="Calibri" w:hAnsi="Calibri"/>
-                <w:color w:val="333333"/>
+                <w:color w:val="1A202C"/>
                 <w:sz w:val="19"/>
               </w:rPr>
-              <w:t>Estimated Effort (E)</w:t>
+              <w:t>Application Shell Skeleton</w:t>
             </w:r>
           </w:p>
         </w:tc>
         <w:tc>
           <w:tcPr>
-            <w:tcW w:type="dxa" w:w="2880"/>
+            <w:tcW w:type="dxa" w:w="2160"/>
             <w:shd w:val="clear" w:color="auto" w:fill="FFFFFF"/>
             <w:tcMar>
               <w:top w:w="100" w:type="dxa"/>
               <w:bottom w:w="100" w:type="dxa"/>
-              <w:left w:w="150" w:type="dxa"/>
-              <w:right w:w="150" w:type="dxa"/>
+              <w:left w:w="140" w:type="dxa"/>
+              <w:right w:w="140" w:type="dxa"/>
             </w:tcMar>
           </w:tcPr>
           <w:p>
             <w:pPr>
+              <w:spacing w:before="0" w:after="0" w:line="276" w:lineRule="auto"/>
               <w:jc w:val="left"/>
             </w:pPr>
             <w:r>
               <w:rPr>
                 <w:rFonts w:ascii="Calibri" w:hAnsi="Calibri"/>
-                <w:color w:val="333333"/>
+                <w:color w:val="1A202C"/>
                 <w:sz w:val="19"/>
               </w:rPr>
-              <w:t>6.28 Person-Months</w:t>
+              <w:t>index.html</w:t>
             </w:r>
           </w:p>
         </w:tc>
         <w:tc>
           <w:tcPr>
-            <w:tcW w:type="dxa" w:w="2880"/>
+            <w:tcW w:type="dxa" w:w="2592"/>
             <w:shd w:val="clear" w:color="auto" w:fill="FFFFFF"/>
             <w:tcMar>
               <w:top w:w="100" w:type="dxa"/>
               <w:bottom w:w="100" w:type="dxa"/>
-              <w:left w:w="150" w:type="dxa"/>
-              <w:right w:w="150" w:type="dxa"/>
+              <w:left w:w="140" w:type="dxa"/>
+              <w:right w:w="140" w:type="dxa"/>
             </w:tcMar>
           </w:tcPr>
           <w:p>
             <w:pPr>
+              <w:spacing w:before="0" w:after="0" w:line="276" w:lineRule="auto"/>
               <w:jc w:val="left"/>
             </w:pPr>
             <w:r>
               <w:rPr>
                 <w:rFonts w:ascii="Calibri" w:hAnsi="Calibri"/>
-                <w:color w:val="333333"/>
+                <w:color w:val="1A202C"/>
                 <w:sz w:val="19"/>
               </w:rPr>
-              <w:t>Effort required</w:t>
+              <w:t>HTML5 Semantic Skeleton</w:t>
+            </w:r>
+          </w:p>
+        </w:tc>
+        <w:tc>
+          <w:tcPr>
+            <w:tcW w:type="dxa" w:w="2016"/>
+            <w:shd w:val="clear" w:color="auto" w:fill="FFFFFF"/>
+            <w:tcMar>
+              <w:top w:w="100" w:type="dxa"/>
+              <w:bottom w:w="100" w:type="dxa"/>
+              <w:left w:w="140" w:type="dxa"/>
+              <w:right w:w="140" w:type="dxa"/>
+            </w:tcMar>
+          </w:tcPr>
+          <w:p>
+            <w:pPr>
+              <w:spacing w:before="0" w:after="0" w:line="276" w:lineRule="auto"/>
+              <w:jc w:val="left"/>
+            </w:pPr>
+            <w:r>
+              <w:rPr>
+                <w:rFonts w:ascii="Calibri" w:hAnsi="Calibri"/>
+                <w:color w:val="1A202C"/>
+                <w:sz w:val="19"/>
+              </w:rPr>
+              <w:t>80 LOC</w:t>
             </w:r>
           </w:p>
         </w:tc>
@@ -1451,76 +1969,105 @@
       <w:tr>
         <w:tc>
           <w:tcPr>
-            <w:tcW w:type="dxa" w:w="2880"/>
-            <w:shd w:val="clear" w:color="auto" w:fill="F4F6F6"/>
+            <w:tcW w:type="dxa" w:w="2592"/>
+            <w:shd w:val="clear" w:color="auto" w:fill="F7FAFC"/>
             <w:tcMar>
               <w:top w:w="100" w:type="dxa"/>
               <w:bottom w:w="100" w:type="dxa"/>
-              <w:left w:w="150" w:type="dxa"/>
-              <w:right w:w="150" w:type="dxa"/>
+              <w:left w:w="140" w:type="dxa"/>
+              <w:right w:w="140" w:type="dxa"/>
             </w:tcMar>
           </w:tcPr>
           <w:p>
             <w:pPr>
+              <w:spacing w:before="0" w:after="0" w:line="276" w:lineRule="auto"/>
               <w:jc w:val="left"/>
             </w:pPr>
             <w:r>
               <w:rPr>
                 <w:rFonts w:ascii="Calibri" w:hAnsi="Calibri"/>
-                <w:color w:val="333333"/>
+                <w:color w:val="1A202C"/>
                 <w:sz w:val="19"/>
               </w:rPr>
-              <w:t>Development Time (D)</w:t>
+              <w:t>Automated Regression Test Suite</w:t>
             </w:r>
           </w:p>
         </w:tc>
         <w:tc>
           <w:tcPr>
-            <w:tcW w:type="dxa" w:w="2880"/>
-            <w:shd w:val="clear" w:color="auto" w:fill="F4F6F6"/>
+            <w:tcW w:type="dxa" w:w="2160"/>
+            <w:shd w:val="clear" w:color="auto" w:fill="F7FAFC"/>
             <w:tcMar>
               <w:top w:w="100" w:type="dxa"/>
               <w:bottom w:w="100" w:type="dxa"/>
-              <w:left w:w="150" w:type="dxa"/>
-              <w:right w:w="150" w:type="dxa"/>
+              <w:left w:w="140" w:type="dxa"/>
+              <w:right w:w="140" w:type="dxa"/>
             </w:tcMar>
           </w:tcPr>
           <w:p>
             <w:pPr>
+              <w:spacing w:before="0" w:after="0" w:line="276" w:lineRule="auto"/>
               <w:jc w:val="left"/>
             </w:pPr>
             <w:r>
               <w:rPr>
                 <w:rFonts w:ascii="Calibri" w:hAnsi="Calibri"/>
-                <w:color w:val="333333"/>
+                <w:color w:val="1A202C"/>
                 <w:sz w:val="19"/>
               </w:rPr>
-              <w:t>5.03 Months (~20 Weeks)</w:t>
+              <w:t>test_invoice_engine.py</w:t>
             </w:r>
           </w:p>
         </w:tc>
         <w:tc>
           <w:tcPr>
-            <w:tcW w:type="dxa" w:w="2880"/>
-            <w:shd w:val="clear" w:color="auto" w:fill="F4F6F6"/>
+            <w:tcW w:type="dxa" w:w="2592"/>
+            <w:shd w:val="clear" w:color="auto" w:fill="F7FAFC"/>
             <w:tcMar>
               <w:top w:w="100" w:type="dxa"/>
               <w:bottom w:w="100" w:type="dxa"/>
-              <w:left w:w="150" w:type="dxa"/>
-              <w:right w:w="150" w:type="dxa"/>
+              <w:left w:w="140" w:type="dxa"/>
+              <w:right w:w="140" w:type="dxa"/>
             </w:tcMar>
           </w:tcPr>
           <w:p>
             <w:pPr>
+              <w:spacing w:before="0" w:after="0" w:line="276" w:lineRule="auto"/>
               <w:jc w:val="left"/>
             </w:pPr>
             <w:r>
               <w:rPr>
                 <w:rFonts w:ascii="Calibri" w:hAnsi="Calibri"/>
-                <w:color w:val="333333"/>
+                <w:color w:val="1A202C"/>
                 <w:sz w:val="19"/>
               </w:rPr>
-              <w:t>Aligns with 1 semester timeline</w:t>
+              <w:t>Python unittest Suite</w:t>
+            </w:r>
+          </w:p>
+        </w:tc>
+        <w:tc>
+          <w:tcPr>
+            <w:tcW w:type="dxa" w:w="2016"/>
+            <w:shd w:val="clear" w:color="auto" w:fill="F7FAFC"/>
+            <w:tcMar>
+              <w:top w:w="100" w:type="dxa"/>
+              <w:bottom w:w="100" w:type="dxa"/>
+              <w:left w:w="140" w:type="dxa"/>
+              <w:right w:w="140" w:type="dxa"/>
+            </w:tcMar>
+          </w:tcPr>
+          <w:p>
+            <w:pPr>
+              <w:spacing w:before="0" w:after="0" w:line="276" w:lineRule="auto"/>
+              <w:jc w:val="left"/>
+            </w:pPr>
+            <w:r>
+              <w:rPr>
+                <w:rFonts w:ascii="Calibri" w:hAnsi="Calibri"/>
+                <w:color w:val="1A202C"/>
+                <w:sz w:val="19"/>
+              </w:rPr>
+              <w:t>220 LOC</w:t>
             </w:r>
           </w:p>
         </w:tc>
@@ -1528,230 +2075,105 @@
       <w:tr>
         <w:tc>
           <w:tcPr>
-            <w:tcW w:type="dxa" w:w="2880"/>
+            <w:tcW w:type="dxa" w:w="2592"/>
             <w:shd w:val="clear" w:color="auto" w:fill="FFFFFF"/>
             <w:tcMar>
               <w:top w:w="100" w:type="dxa"/>
               <w:bottom w:w="100" w:type="dxa"/>
-              <w:left w:w="150" w:type="dxa"/>
-              <w:right w:w="150" w:type="dxa"/>
+              <w:left w:w="140" w:type="dxa"/>
+              <w:right w:w="140" w:type="dxa"/>
             </w:tcMar>
           </w:tcPr>
           <w:p>
             <w:pPr>
+              <w:spacing w:before="0" w:after="0" w:line="276" w:lineRule="auto"/>
               <w:jc w:val="left"/>
             </w:pPr>
             <w:r>
               <w:rPr>
                 <w:rFonts w:ascii="Calibri" w:hAnsi="Calibri"/>
-                <w:color w:val="333333"/>
+                <w:color w:val="1A202C"/>
                 <w:sz w:val="19"/>
               </w:rPr>
-              <w:t>Recommended Team Size</w:t>
+              <w:t>Total Effective Codebase</w:t>
             </w:r>
           </w:p>
         </w:tc>
         <w:tc>
           <w:tcPr>
-            <w:tcW w:type="dxa" w:w="2880"/>
+            <w:tcW w:type="dxa" w:w="2160"/>
             <w:shd w:val="clear" w:color="auto" w:fill="FFFFFF"/>
             <w:tcMar>
               <w:top w:w="100" w:type="dxa"/>
               <w:bottom w:w="100" w:type="dxa"/>
-              <w:left w:w="150" w:type="dxa"/>
-              <w:right w:w="150" w:type="dxa"/>
+              <w:left w:w="140" w:type="dxa"/>
+              <w:right w:w="140" w:type="dxa"/>
             </w:tcMar>
           </w:tcPr>
           <w:p>
             <w:pPr>
+              <w:spacing w:before="0" w:after="0" w:line="276" w:lineRule="auto"/>
               <w:jc w:val="left"/>
             </w:pPr>
             <w:r>
               <w:rPr>
                 <w:rFonts w:ascii="Calibri" w:hAnsi="Calibri"/>
-                <w:color w:val="333333"/>
+                <w:color w:val="1A202C"/>
                 <w:sz w:val="19"/>
               </w:rPr>
-              <w:t>1 – 2 Developers</w:t>
+              <w:t>All Core Subsystems</w:t>
             </w:r>
           </w:p>
         </w:tc>
         <w:tc>
           <w:tcPr>
-            <w:tcW w:type="dxa" w:w="2880"/>
+            <w:tcW w:type="dxa" w:w="2592"/>
             <w:shd w:val="clear" w:color="auto" w:fill="FFFFFF"/>
             <w:tcMar>
               <w:top w:w="100" w:type="dxa"/>
               <w:bottom w:w="100" w:type="dxa"/>
-              <w:left w:w="150" w:type="dxa"/>
-              <w:right w:w="150" w:type="dxa"/>
+              <w:left w:w="140" w:type="dxa"/>
+              <w:right w:w="140" w:type="dxa"/>
             </w:tcMar>
           </w:tcPr>
           <w:p>
             <w:pPr>
+              <w:spacing w:before="0" w:after="0" w:line="276" w:lineRule="auto"/>
               <w:jc w:val="left"/>
             </w:pPr>
             <w:r>
               <w:rPr>
                 <w:rFonts w:ascii="Calibri" w:hAnsi="Calibri"/>
-                <w:color w:val="333333"/>
+                <w:color w:val="1A202C"/>
                 <w:sz w:val="19"/>
               </w:rPr>
-              <w:t>Matches student project allocation</w:t>
+              <w:t>Effective Source Lines of Code</w:t>
             </w:r>
           </w:p>
         </w:tc>
-      </w:tr>
-      <w:tr>
         <w:tc>
           <w:tcPr>
-            <w:tcW w:type="dxa" w:w="2880"/>
-            <w:shd w:val="clear" w:color="auto" w:fill="F4F6F6"/>
+            <w:tcW w:type="dxa" w:w="2016"/>
+            <w:shd w:val="clear" w:color="auto" w:fill="FFFFFF"/>
             <w:tcMar>
               <w:top w:w="100" w:type="dxa"/>
               <w:bottom w:w="100" w:type="dxa"/>
-              <w:left w:w="150" w:type="dxa"/>
-              <w:right w:w="150" w:type="dxa"/>
+              <w:left w:w="140" w:type="dxa"/>
+              <w:right w:w="140" w:type="dxa"/>
             </w:tcMar>
           </w:tcPr>
           <w:p>
             <w:pPr>
+              <w:spacing w:before="0" w:after="0" w:line="276" w:lineRule="auto"/>
               <w:jc w:val="left"/>
             </w:pPr>
             <w:r>
               <w:rPr>
                 <w:rFonts w:ascii="Calibri" w:hAnsi="Calibri"/>
-                <w:color w:val="333333"/>
+                <w:color w:val="1A202C"/>
                 <w:sz w:val="19"/>
               </w:rPr>
-              <w:t>Actual Student Cost</w:t>
-            </w:r>
-          </w:p>
-        </w:tc>
-        <w:tc>
-          <w:tcPr>
-            <w:tcW w:type="dxa" w:w="2880"/>
-            <w:shd w:val="clear" w:color="auto" w:fill="F4F6F6"/>
-            <w:tcMar>
-              <w:top w:w="100" w:type="dxa"/>
-              <w:bottom w:w="100" w:type="dxa"/>
-              <w:left w:w="150" w:type="dxa"/>
-              <w:right w:w="150" w:type="dxa"/>
-            </w:tcMar>
-          </w:tcPr>
-          <w:p>
-            <w:pPr>
-              <w:jc w:val="left"/>
-            </w:pPr>
-            <w:r>
-              <w:rPr>
-                <w:rFonts w:ascii="Calibri" w:hAnsi="Calibri"/>
-                <w:color w:val="333333"/>
-                <w:sz w:val="19"/>
-              </w:rPr>
-              <w:t>₹0</w:t>
-            </w:r>
-          </w:p>
-        </w:tc>
-        <w:tc>
-          <w:tcPr>
-            <w:tcW w:type="dxa" w:w="2880"/>
-            <w:shd w:val="clear" w:color="auto" w:fill="F4F6F6"/>
-            <w:tcMar>
-              <w:top w:w="100" w:type="dxa"/>
-              <w:bottom w:w="100" w:type="dxa"/>
-              <w:left w:w="150" w:type="dxa"/>
-              <w:right w:w="150" w:type="dxa"/>
-            </w:tcMar>
-          </w:tcPr>
-          <w:p>
-            <w:pPr>
-              <w:jc w:val="left"/>
-            </w:pPr>
-            <w:r>
-              <w:rPr>
-                <w:rFonts w:ascii="Calibri" w:hAnsi="Calibri"/>
-                <w:color w:val="333333"/>
-                <w:sz w:val="19"/>
-              </w:rPr>
-              <w:t>Zero-cost college coursework</w:t>
-            </w:r>
-          </w:p>
-        </w:tc>
-      </w:tr>
-      <w:tr>
-        <w:tc>
-          <w:tcPr>
-            <w:tcW w:type="dxa" w:w="2880"/>
-            <w:shd w:val="clear" w:color="auto" w:fill="FFFFFF"/>
-            <w:tcMar>
-              <w:top w:w="100" w:type="dxa"/>
-              <w:bottom w:w="100" w:type="dxa"/>
-              <w:left w:w="150" w:type="dxa"/>
-              <w:right w:w="150" w:type="dxa"/>
-            </w:tcMar>
-          </w:tcPr>
-          <w:p>
-            <w:pPr>
-              <w:jc w:val="left"/>
-            </w:pPr>
-            <w:r>
-              <w:rPr>
-                <w:rFonts w:ascii="Calibri" w:hAnsi="Calibri"/>
-                <w:color w:val="333333"/>
-                <w:sz w:val="19"/>
-              </w:rPr>
-              <w:t>Nominal Academic Cost</w:t>
-            </w:r>
-          </w:p>
-        </w:tc>
-        <w:tc>
-          <w:tcPr>
-            <w:tcW w:type="dxa" w:w="2880"/>
-            <w:shd w:val="clear" w:color="auto" w:fill="FFFFFF"/>
-            <w:tcMar>
-              <w:top w:w="100" w:type="dxa"/>
-              <w:bottom w:w="100" w:type="dxa"/>
-              <w:left w:w="150" w:type="dxa"/>
-              <w:right w:w="150" w:type="dxa"/>
-            </w:tcMar>
-          </w:tcPr>
-          <w:p>
-            <w:pPr>
-              <w:jc w:val="left"/>
-            </w:pPr>
-            <w:r>
-              <w:rPr>
-                <w:rFonts w:ascii="Calibri" w:hAnsi="Calibri"/>
-                <w:color w:val="333333"/>
-                <w:sz w:val="19"/>
-              </w:rPr>
-              <w:t>₹94,200 (~₹0.94 Lakhs)</w:t>
-            </w:r>
-          </w:p>
-        </w:tc>
-        <w:tc>
-          <w:tcPr>
-            <w:tcW w:type="dxa" w:w="2880"/>
-            <w:shd w:val="clear" w:color="auto" w:fill="FFFFFF"/>
-            <w:tcMar>
-              <w:top w:w="100" w:type="dxa"/>
-              <w:bottom w:w="100" w:type="dxa"/>
-              <w:left w:w="150" w:type="dxa"/>
-              <w:right w:w="150" w:type="dxa"/>
-            </w:tcMar>
-          </w:tcPr>
-          <w:p>
-            <w:pPr>
-              <w:jc w:val="left"/>
-            </w:pPr>
-            <w:r>
-              <w:rPr>
-                <w:rFonts w:ascii="Calibri" w:hAnsi="Calibri"/>
-                <w:color w:val="333333"/>
-                <w:sz w:val="19"/>
-              </w:rPr>
-              <w:t>Estimated at student stipend rate</w:t>
+              <w:t>5,600 LOC (5.6 KLOC)</w:t>
             </w:r>
           </w:p>
         </w:tc>
@@ -1761,30 +2183,2475 @@
     <w:p>
       <w:pPr>
         <w:pStyle w:val="Heading2"/>
+        <w:spacing w:before="200" w:after="60"/>
       </w:pPr>
       <w:r>
         <w:rPr>
           <w:rFonts w:ascii="Calibri" w:hAnsi="Calibri"/>
           <w:b/>
           <w:color w:val="2C3E50"/>
-          <w:sz w:val="26"/>
+          <w:sz w:val="25"/>
         </w:rPr>
-        <w:t>7. Conclusion</w:t>
+        <w:t>4. Project Classification: Organic Mode</w:t>
       </w:r>
     </w:p>
     <w:p>
+      <w:pPr>
+        <w:spacing w:before="0" w:after="90" w:line="276" w:lineRule="auto"/>
+      </w:pPr>
       <w:r>
-        <w:t>Experiment 12 provided a realistic, grounded estimation for Ledgerly using the Basic COCOMO Organic model. Sizing the core system at 2.5 KLOC resulted in 6.28 person-months of effort, a 5-month development timeline (matching an academic semester), and a team of 1–2 developers, confirming the project's practical feasibility.</w:t>
+        <w:rPr>
+          <w:rFonts w:ascii="Calibri" w:hAnsi="Calibri"/>
+          <w:color w:val="1A202C"/>
+          <w:sz w:val="21"/>
+        </w:rPr>
+        <w:t>COCOMO categorizes software into three operational modes:</w:t>
+      </w:r>
+    </w:p>
+    <w:p>
+      <w:pPr>
+        <w:pStyle w:val="ListBullet"/>
+        <w:spacing w:before="0" w:after="50" w:line="276" w:lineRule="auto"/>
+      </w:pPr>
+      <w:r>
+        <w:rPr>
+          <w:rFonts w:ascii="Calibri" w:hAnsi="Calibri"/>
+          <w:b/>
+          <w:color w:val="1A202C"/>
+          <w:sz w:val="21"/>
+        </w:rPr>
+        <w:t xml:space="preserve">Organic Mode: </w:t>
+      </w:r>
+      <w:r>
+        <w:rPr>
+          <w:rFonts w:ascii="Calibri" w:hAnsi="Calibri"/>
+          <w:color w:val="1A202C"/>
+          <w:sz w:val="21"/>
+        </w:rPr>
+        <w:t>Small, cohesive development teams working in familiar, in-house environments with stable requirements (Ledgerly classification).</w:t>
+      </w:r>
+    </w:p>
+    <w:p>
+      <w:pPr>
+        <w:pStyle w:val="ListBullet"/>
+        <w:spacing w:before="0" w:after="50" w:line="276" w:lineRule="auto"/>
+      </w:pPr>
+      <w:r>
+        <w:rPr>
+          <w:rFonts w:ascii="Calibri" w:hAnsi="Calibri"/>
+          <w:b/>
+          <w:color w:val="1A202C"/>
+          <w:sz w:val="21"/>
+        </w:rPr>
+        <w:t xml:space="preserve">Semi-Detached Mode: </w:t>
+      </w:r>
+      <w:r>
+        <w:rPr>
+          <w:rFonts w:ascii="Calibri" w:hAnsi="Calibri"/>
+          <w:color w:val="1A202C"/>
+          <w:sz w:val="21"/>
+        </w:rPr>
+        <w:t>Medium teams with mixed experience levels working with intermediate hardware/software constraints.</w:t>
+      </w:r>
+    </w:p>
+    <w:p>
+      <w:pPr>
+        <w:pStyle w:val="ListBullet"/>
+        <w:spacing w:before="0" w:after="50" w:line="276" w:lineRule="auto"/>
+      </w:pPr>
+      <w:r>
+        <w:rPr>
+          <w:rFonts w:ascii="Calibri" w:hAnsi="Calibri"/>
+          <w:b/>
+          <w:color w:val="1A202C"/>
+          <w:sz w:val="21"/>
+        </w:rPr>
+        <w:t xml:space="preserve">Embedded Mode: </w:t>
+      </w:r>
+      <w:r>
+        <w:rPr>
+          <w:rFonts w:ascii="Calibri" w:hAnsi="Calibri"/>
+          <w:color w:val="1A202C"/>
+          <w:sz w:val="21"/>
+        </w:rPr>
+        <w:t>Large teams bound by tight, inflexible hardware, real-time operating systems, and strict regulations.</w:t>
+      </w:r>
+    </w:p>
+    <w:tbl>
+      <w:tblPr>
+        <w:tblW w:type="auto" w:w="0"/>
+        <w:jc w:val="center"/>
+        <w:tblLayout w:type="fixed"/>
+        <w:tblLook w:firstColumn="1" w:firstRow="1" w:lastColumn="0" w:lastRow="0" w:noHBand="0" w:noVBand="1" w:val="04A0"/>
+        <w:tblBorders>
+          <w:top w:val="single" w:sz="4" w:space="0" w:color="D1D5DB"/>
+          <w:left w:val="single" w:sz="4" w:space="0" w:color="D1D5DB"/>
+          <w:bottom w:val="single" w:sz="4" w:space="0" w:color="D1D5DB"/>
+          <w:right w:val="single" w:sz="4" w:space="0" w:color="D1D5DB"/>
+          <w:insideH w:val="single" w:sz="4" w:space="0" w:color="D1D5DB"/>
+          <w:insideV w:val="single" w:sz="4" w:space="0" w:color="D1D5DB"/>
+        </w:tblBorders>
+      </w:tblPr>
+      <w:tblGrid>
+        <w:gridCol w:w="1872"/>
+        <w:gridCol w:w="1872"/>
+        <w:gridCol w:w="1872"/>
+        <w:gridCol w:w="1872"/>
+        <w:gridCol w:w="1872"/>
+      </w:tblGrid>
+      <w:tr>
+        <w:tc>
+          <w:tcPr>
+            <w:tcW w:type="dxa" w:w="3024"/>
+            <w:shd w:val="clear" w:color="auto" w:fill="1B4D4B"/>
+            <w:tcMar>
+              <w:top w:w="120" w:type="dxa"/>
+              <w:bottom w:w="120" w:type="dxa"/>
+              <w:left w:w="140" w:type="dxa"/>
+              <w:right w:w="140" w:type="dxa"/>
+            </w:tcMar>
+          </w:tcPr>
+          <w:p>
+            <w:pPr>
+              <w:spacing w:before="0" w:after="0"/>
+              <w:jc w:val="left"/>
+            </w:pPr>
+            <w:r>
+              <w:rPr>
+                <w:rFonts w:ascii="Calibri" w:hAnsi="Calibri"/>
+                <w:b/>
+                <w:color w:val="FFFFFF"/>
+                <w:sz w:val="20"/>
+              </w:rPr>
+              <w:t>Project Mode</w:t>
+            </w:r>
+          </w:p>
+        </w:tc>
+        <w:tc>
+          <w:tcPr>
+            <w:tcW w:type="dxa" w:w="1584"/>
+            <w:shd w:val="clear" w:color="auto" w:fill="1B4D4B"/>
+            <w:tcMar>
+              <w:top w:w="120" w:type="dxa"/>
+              <w:bottom w:w="120" w:type="dxa"/>
+              <w:left w:w="140" w:type="dxa"/>
+              <w:right w:w="140" w:type="dxa"/>
+            </w:tcMar>
+          </w:tcPr>
+          <w:p>
+            <w:pPr>
+              <w:spacing w:before="0" w:after="0"/>
+              <w:jc w:val="left"/>
+            </w:pPr>
+            <w:r>
+              <w:rPr>
+                <w:rFonts w:ascii="Calibri" w:hAnsi="Calibri"/>
+                <w:b/>
+                <w:color w:val="FFFFFF"/>
+                <w:sz w:val="20"/>
+              </w:rPr>
+              <w:t>ab (Effort Coeff)</w:t>
+            </w:r>
+          </w:p>
+        </w:tc>
+        <w:tc>
+          <w:tcPr>
+            <w:tcW w:type="dxa" w:w="1584"/>
+            <w:shd w:val="clear" w:color="auto" w:fill="1B4D4B"/>
+            <w:tcMar>
+              <w:top w:w="120" w:type="dxa"/>
+              <w:bottom w:w="120" w:type="dxa"/>
+              <w:left w:w="140" w:type="dxa"/>
+              <w:right w:w="140" w:type="dxa"/>
+            </w:tcMar>
+          </w:tcPr>
+          <w:p>
+            <w:pPr>
+              <w:spacing w:before="0" w:after="0"/>
+              <w:jc w:val="left"/>
+            </w:pPr>
+            <w:r>
+              <w:rPr>
+                <w:rFonts w:ascii="Calibri" w:hAnsi="Calibri"/>
+                <w:b/>
+                <w:color w:val="FFFFFF"/>
+                <w:sz w:val="20"/>
+              </w:rPr>
+              <w:t>bb (Effort Exp)</w:t>
+            </w:r>
+          </w:p>
+        </w:tc>
+        <w:tc>
+          <w:tcPr>
+            <w:tcW w:type="dxa" w:w="1584"/>
+            <w:shd w:val="clear" w:color="auto" w:fill="1B4D4B"/>
+            <w:tcMar>
+              <w:top w:w="120" w:type="dxa"/>
+              <w:bottom w:w="120" w:type="dxa"/>
+              <w:left w:w="140" w:type="dxa"/>
+              <w:right w:w="140" w:type="dxa"/>
+            </w:tcMar>
+          </w:tcPr>
+          <w:p>
+            <w:pPr>
+              <w:spacing w:before="0" w:after="0"/>
+              <w:jc w:val="left"/>
+            </w:pPr>
+            <w:r>
+              <w:rPr>
+                <w:rFonts w:ascii="Calibri" w:hAnsi="Calibri"/>
+                <w:b/>
+                <w:color w:val="FFFFFF"/>
+                <w:sz w:val="20"/>
+              </w:rPr>
+              <w:t>cb (Time Coeff)</w:t>
+            </w:r>
+          </w:p>
+        </w:tc>
+        <w:tc>
+          <w:tcPr>
+            <w:tcW w:type="dxa" w:w="1584"/>
+            <w:shd w:val="clear" w:color="auto" w:fill="1B4D4B"/>
+            <w:tcMar>
+              <w:top w:w="120" w:type="dxa"/>
+              <w:bottom w:w="120" w:type="dxa"/>
+              <w:left w:w="140" w:type="dxa"/>
+              <w:right w:w="140" w:type="dxa"/>
+            </w:tcMar>
+          </w:tcPr>
+          <w:p>
+            <w:pPr>
+              <w:spacing w:before="0" w:after="0"/>
+              <w:jc w:val="left"/>
+            </w:pPr>
+            <w:r>
+              <w:rPr>
+                <w:rFonts w:ascii="Calibri" w:hAnsi="Calibri"/>
+                <w:b/>
+                <w:color w:val="FFFFFF"/>
+                <w:sz w:val="20"/>
+              </w:rPr>
+              <w:t>db (Time Exp)</w:t>
+            </w:r>
+          </w:p>
+        </w:tc>
+      </w:tr>
+      <w:tr>
+        <w:tc>
+          <w:tcPr>
+            <w:tcW w:type="dxa" w:w="3024"/>
+            <w:shd w:val="clear" w:color="auto" w:fill="FFFFFF"/>
+            <w:tcMar>
+              <w:top w:w="100" w:type="dxa"/>
+              <w:bottom w:w="100" w:type="dxa"/>
+              <w:left w:w="140" w:type="dxa"/>
+              <w:right w:w="140" w:type="dxa"/>
+            </w:tcMar>
+          </w:tcPr>
+          <w:p>
+            <w:pPr>
+              <w:spacing w:before="0" w:after="0" w:line="276" w:lineRule="auto"/>
+              <w:jc w:val="left"/>
+            </w:pPr>
+            <w:r>
+              <w:rPr>
+                <w:rFonts w:ascii="Calibri" w:hAnsi="Calibri"/>
+                <w:color w:val="1A202C"/>
+                <w:sz w:val="19"/>
+              </w:rPr>
+              <w:t>Organic Mode (Ledgerly)</w:t>
+            </w:r>
+          </w:p>
+        </w:tc>
+        <w:tc>
+          <w:tcPr>
+            <w:tcW w:type="dxa" w:w="1584"/>
+            <w:shd w:val="clear" w:color="auto" w:fill="FFFFFF"/>
+            <w:tcMar>
+              <w:top w:w="100" w:type="dxa"/>
+              <w:bottom w:w="100" w:type="dxa"/>
+              <w:left w:w="140" w:type="dxa"/>
+              <w:right w:w="140" w:type="dxa"/>
+            </w:tcMar>
+          </w:tcPr>
+          <w:p>
+            <w:pPr>
+              <w:spacing w:before="0" w:after="0" w:line="276" w:lineRule="auto"/>
+              <w:jc w:val="left"/>
+            </w:pPr>
+            <w:r>
+              <w:rPr>
+                <w:rFonts w:ascii="Calibri" w:hAnsi="Calibri"/>
+                <w:color w:val="1A202C"/>
+                <w:sz w:val="19"/>
+              </w:rPr>
+              <w:t>2.4</w:t>
+            </w:r>
+          </w:p>
+        </w:tc>
+        <w:tc>
+          <w:tcPr>
+            <w:tcW w:type="dxa" w:w="1584"/>
+            <w:shd w:val="clear" w:color="auto" w:fill="FFFFFF"/>
+            <w:tcMar>
+              <w:top w:w="100" w:type="dxa"/>
+              <w:bottom w:w="100" w:type="dxa"/>
+              <w:left w:w="140" w:type="dxa"/>
+              <w:right w:w="140" w:type="dxa"/>
+            </w:tcMar>
+          </w:tcPr>
+          <w:p>
+            <w:pPr>
+              <w:spacing w:before="0" w:after="0" w:line="276" w:lineRule="auto"/>
+              <w:jc w:val="left"/>
+            </w:pPr>
+            <w:r>
+              <w:rPr>
+                <w:rFonts w:ascii="Calibri" w:hAnsi="Calibri"/>
+                <w:color w:val="1A202C"/>
+                <w:sz w:val="19"/>
+              </w:rPr>
+              <w:t>1.05</w:t>
+            </w:r>
+          </w:p>
+        </w:tc>
+        <w:tc>
+          <w:tcPr>
+            <w:tcW w:type="dxa" w:w="1584"/>
+            <w:shd w:val="clear" w:color="auto" w:fill="FFFFFF"/>
+            <w:tcMar>
+              <w:top w:w="100" w:type="dxa"/>
+              <w:bottom w:w="100" w:type="dxa"/>
+              <w:left w:w="140" w:type="dxa"/>
+              <w:right w:w="140" w:type="dxa"/>
+            </w:tcMar>
+          </w:tcPr>
+          <w:p>
+            <w:pPr>
+              <w:spacing w:before="0" w:after="0" w:line="276" w:lineRule="auto"/>
+              <w:jc w:val="left"/>
+            </w:pPr>
+            <w:r>
+              <w:rPr>
+                <w:rFonts w:ascii="Calibri" w:hAnsi="Calibri"/>
+                <w:color w:val="1A202C"/>
+                <w:sz w:val="19"/>
+              </w:rPr>
+              <w:t>2.5</w:t>
+            </w:r>
+          </w:p>
+        </w:tc>
+        <w:tc>
+          <w:tcPr>
+            <w:tcW w:type="dxa" w:w="1584"/>
+            <w:shd w:val="clear" w:color="auto" w:fill="FFFFFF"/>
+            <w:tcMar>
+              <w:top w:w="100" w:type="dxa"/>
+              <w:bottom w:w="100" w:type="dxa"/>
+              <w:left w:w="140" w:type="dxa"/>
+              <w:right w:w="140" w:type="dxa"/>
+            </w:tcMar>
+          </w:tcPr>
+          <w:p>
+            <w:pPr>
+              <w:spacing w:before="0" w:after="0" w:line="276" w:lineRule="auto"/>
+              <w:jc w:val="left"/>
+            </w:pPr>
+            <w:r>
+              <w:rPr>
+                <w:rFonts w:ascii="Calibri" w:hAnsi="Calibri"/>
+                <w:color w:val="1A202C"/>
+                <w:sz w:val="19"/>
+              </w:rPr>
+              <w:t>0.38</w:t>
+            </w:r>
+          </w:p>
+        </w:tc>
+      </w:tr>
+      <w:tr>
+        <w:tc>
+          <w:tcPr>
+            <w:tcW w:type="dxa" w:w="3024"/>
+            <w:shd w:val="clear" w:color="auto" w:fill="F7FAFC"/>
+            <w:tcMar>
+              <w:top w:w="100" w:type="dxa"/>
+              <w:bottom w:w="100" w:type="dxa"/>
+              <w:left w:w="140" w:type="dxa"/>
+              <w:right w:w="140" w:type="dxa"/>
+            </w:tcMar>
+          </w:tcPr>
+          <w:p>
+            <w:pPr>
+              <w:spacing w:before="0" w:after="0" w:line="276" w:lineRule="auto"/>
+              <w:jc w:val="left"/>
+            </w:pPr>
+            <w:r>
+              <w:rPr>
+                <w:rFonts w:ascii="Calibri" w:hAnsi="Calibri"/>
+                <w:color w:val="1A202C"/>
+                <w:sz w:val="19"/>
+              </w:rPr>
+              <w:t>Semi-Detached Mode</w:t>
+            </w:r>
+          </w:p>
+        </w:tc>
+        <w:tc>
+          <w:tcPr>
+            <w:tcW w:type="dxa" w:w="1584"/>
+            <w:shd w:val="clear" w:color="auto" w:fill="F7FAFC"/>
+            <w:tcMar>
+              <w:top w:w="100" w:type="dxa"/>
+              <w:bottom w:w="100" w:type="dxa"/>
+              <w:left w:w="140" w:type="dxa"/>
+              <w:right w:w="140" w:type="dxa"/>
+            </w:tcMar>
+          </w:tcPr>
+          <w:p>
+            <w:pPr>
+              <w:spacing w:before="0" w:after="0" w:line="276" w:lineRule="auto"/>
+              <w:jc w:val="left"/>
+            </w:pPr>
+            <w:r>
+              <w:rPr>
+                <w:rFonts w:ascii="Calibri" w:hAnsi="Calibri"/>
+                <w:color w:val="1A202C"/>
+                <w:sz w:val="19"/>
+              </w:rPr>
+              <w:t>3.0</w:t>
+            </w:r>
+          </w:p>
+        </w:tc>
+        <w:tc>
+          <w:tcPr>
+            <w:tcW w:type="dxa" w:w="1584"/>
+            <w:shd w:val="clear" w:color="auto" w:fill="F7FAFC"/>
+            <w:tcMar>
+              <w:top w:w="100" w:type="dxa"/>
+              <w:bottom w:w="100" w:type="dxa"/>
+              <w:left w:w="140" w:type="dxa"/>
+              <w:right w:w="140" w:type="dxa"/>
+            </w:tcMar>
+          </w:tcPr>
+          <w:p>
+            <w:pPr>
+              <w:spacing w:before="0" w:after="0" w:line="276" w:lineRule="auto"/>
+              <w:jc w:val="left"/>
+            </w:pPr>
+            <w:r>
+              <w:rPr>
+                <w:rFonts w:ascii="Calibri" w:hAnsi="Calibri"/>
+                <w:color w:val="1A202C"/>
+                <w:sz w:val="19"/>
+              </w:rPr>
+              <w:t>1.12</w:t>
+            </w:r>
+          </w:p>
+        </w:tc>
+        <w:tc>
+          <w:tcPr>
+            <w:tcW w:type="dxa" w:w="1584"/>
+            <w:shd w:val="clear" w:color="auto" w:fill="F7FAFC"/>
+            <w:tcMar>
+              <w:top w:w="100" w:type="dxa"/>
+              <w:bottom w:w="100" w:type="dxa"/>
+              <w:left w:w="140" w:type="dxa"/>
+              <w:right w:w="140" w:type="dxa"/>
+            </w:tcMar>
+          </w:tcPr>
+          <w:p>
+            <w:pPr>
+              <w:spacing w:before="0" w:after="0" w:line="276" w:lineRule="auto"/>
+              <w:jc w:val="left"/>
+            </w:pPr>
+            <w:r>
+              <w:rPr>
+                <w:rFonts w:ascii="Calibri" w:hAnsi="Calibri"/>
+                <w:color w:val="1A202C"/>
+                <w:sz w:val="19"/>
+              </w:rPr>
+              <w:t>2.5</w:t>
+            </w:r>
+          </w:p>
+        </w:tc>
+        <w:tc>
+          <w:tcPr>
+            <w:tcW w:type="dxa" w:w="1584"/>
+            <w:shd w:val="clear" w:color="auto" w:fill="F7FAFC"/>
+            <w:tcMar>
+              <w:top w:w="100" w:type="dxa"/>
+              <w:bottom w:w="100" w:type="dxa"/>
+              <w:left w:w="140" w:type="dxa"/>
+              <w:right w:w="140" w:type="dxa"/>
+            </w:tcMar>
+          </w:tcPr>
+          <w:p>
+            <w:pPr>
+              <w:spacing w:before="0" w:after="0" w:line="276" w:lineRule="auto"/>
+              <w:jc w:val="left"/>
+            </w:pPr>
+            <w:r>
+              <w:rPr>
+                <w:rFonts w:ascii="Calibri" w:hAnsi="Calibri"/>
+                <w:color w:val="1A202C"/>
+                <w:sz w:val="19"/>
+              </w:rPr>
+              <w:t>0.35</w:t>
+            </w:r>
+          </w:p>
+        </w:tc>
+      </w:tr>
+      <w:tr>
+        <w:tc>
+          <w:tcPr>
+            <w:tcW w:type="dxa" w:w="3024"/>
+            <w:shd w:val="clear" w:color="auto" w:fill="FFFFFF"/>
+            <w:tcMar>
+              <w:top w:w="100" w:type="dxa"/>
+              <w:bottom w:w="100" w:type="dxa"/>
+              <w:left w:w="140" w:type="dxa"/>
+              <w:right w:w="140" w:type="dxa"/>
+            </w:tcMar>
+          </w:tcPr>
+          <w:p>
+            <w:pPr>
+              <w:spacing w:before="0" w:after="0" w:line="276" w:lineRule="auto"/>
+              <w:jc w:val="left"/>
+            </w:pPr>
+            <w:r>
+              <w:rPr>
+                <w:rFonts w:ascii="Calibri" w:hAnsi="Calibri"/>
+                <w:color w:val="1A202C"/>
+                <w:sz w:val="19"/>
+              </w:rPr>
+              <w:t>Embedded Mode</w:t>
+            </w:r>
+          </w:p>
+        </w:tc>
+        <w:tc>
+          <w:tcPr>
+            <w:tcW w:type="dxa" w:w="1584"/>
+            <w:shd w:val="clear" w:color="auto" w:fill="FFFFFF"/>
+            <w:tcMar>
+              <w:top w:w="100" w:type="dxa"/>
+              <w:bottom w:w="100" w:type="dxa"/>
+              <w:left w:w="140" w:type="dxa"/>
+              <w:right w:w="140" w:type="dxa"/>
+            </w:tcMar>
+          </w:tcPr>
+          <w:p>
+            <w:pPr>
+              <w:spacing w:before="0" w:after="0" w:line="276" w:lineRule="auto"/>
+              <w:jc w:val="left"/>
+            </w:pPr>
+            <w:r>
+              <w:rPr>
+                <w:rFonts w:ascii="Calibri" w:hAnsi="Calibri"/>
+                <w:color w:val="1A202C"/>
+                <w:sz w:val="19"/>
+              </w:rPr>
+              <w:t>3.6</w:t>
+            </w:r>
+          </w:p>
+        </w:tc>
+        <w:tc>
+          <w:tcPr>
+            <w:tcW w:type="dxa" w:w="1584"/>
+            <w:shd w:val="clear" w:color="auto" w:fill="FFFFFF"/>
+            <w:tcMar>
+              <w:top w:w="100" w:type="dxa"/>
+              <w:bottom w:w="100" w:type="dxa"/>
+              <w:left w:w="140" w:type="dxa"/>
+              <w:right w:w="140" w:type="dxa"/>
+            </w:tcMar>
+          </w:tcPr>
+          <w:p>
+            <w:pPr>
+              <w:spacing w:before="0" w:after="0" w:line="276" w:lineRule="auto"/>
+              <w:jc w:val="left"/>
+            </w:pPr>
+            <w:r>
+              <w:rPr>
+                <w:rFonts w:ascii="Calibri" w:hAnsi="Calibri"/>
+                <w:color w:val="1A202C"/>
+                <w:sz w:val="19"/>
+              </w:rPr>
+              <w:t>1.20</w:t>
+            </w:r>
+          </w:p>
+        </w:tc>
+        <w:tc>
+          <w:tcPr>
+            <w:tcW w:type="dxa" w:w="1584"/>
+            <w:shd w:val="clear" w:color="auto" w:fill="FFFFFF"/>
+            <w:tcMar>
+              <w:top w:w="100" w:type="dxa"/>
+              <w:bottom w:w="100" w:type="dxa"/>
+              <w:left w:w="140" w:type="dxa"/>
+              <w:right w:w="140" w:type="dxa"/>
+            </w:tcMar>
+          </w:tcPr>
+          <w:p>
+            <w:pPr>
+              <w:spacing w:before="0" w:after="0" w:line="276" w:lineRule="auto"/>
+              <w:jc w:val="left"/>
+            </w:pPr>
+            <w:r>
+              <w:rPr>
+                <w:rFonts w:ascii="Calibri" w:hAnsi="Calibri"/>
+                <w:color w:val="1A202C"/>
+                <w:sz w:val="19"/>
+              </w:rPr>
+              <w:t>2.5</w:t>
+            </w:r>
+          </w:p>
+        </w:tc>
+        <w:tc>
+          <w:tcPr>
+            <w:tcW w:type="dxa" w:w="1584"/>
+            <w:shd w:val="clear" w:color="auto" w:fill="FFFFFF"/>
+            <w:tcMar>
+              <w:top w:w="100" w:type="dxa"/>
+              <w:bottom w:w="100" w:type="dxa"/>
+              <w:left w:w="140" w:type="dxa"/>
+              <w:right w:w="140" w:type="dxa"/>
+            </w:tcMar>
+          </w:tcPr>
+          <w:p>
+            <w:pPr>
+              <w:spacing w:before="0" w:after="0" w:line="276" w:lineRule="auto"/>
+              <w:jc w:val="left"/>
+            </w:pPr>
+            <w:r>
+              <w:rPr>
+                <w:rFonts w:ascii="Calibri" w:hAnsi="Calibri"/>
+                <w:color w:val="1A202C"/>
+                <w:sz w:val="19"/>
+              </w:rPr>
+              <w:t>0.32</w:t>
+            </w:r>
+          </w:p>
+        </w:tc>
+      </w:tr>
+    </w:tbl>
+    <w:p/>
+    <w:p>
+      <w:pPr>
+        <w:pStyle w:val="Heading2"/>
+        <w:spacing w:before="200" w:after="60"/>
+      </w:pPr>
+      <w:r>
+        <w:rPr>
+          <w:rFonts w:ascii="Calibri" w:hAnsi="Calibri"/>
+          <w:b/>
+          <w:color w:val="2C3E50"/>
+          <w:sz w:val="25"/>
+        </w:rPr>
+        <w:t>5. Step-by-Step Mathematical Derivation</w:t>
+      </w:r>
+    </w:p>
+    <w:p>
+      <w:pPr>
+        <w:spacing w:before="0" w:after="90" w:line="276" w:lineRule="auto"/>
+      </w:pPr>
+      <w:r>
+        <w:rPr>
+          <w:rFonts w:ascii="Calibri" w:hAnsi="Calibri"/>
+          <w:color w:val="1A202C"/>
+          <w:sz w:val="21"/>
+        </w:rPr>
+        <w:t>Given KLOC = 5.6, we apply the Organic COCOMO equations:</w:t>
+      </w:r>
+    </w:p>
+    <w:tbl>
+      <w:tblPr>
+        <w:tblW w:type="auto" w:w="0"/>
+        <w:jc w:val="center"/>
+        <w:tblLook w:firstColumn="1" w:firstRow="1" w:lastColumn="0" w:lastRow="0" w:noHBand="0" w:noVBand="1" w:val="04A0"/>
+        <w:tblBorders>
+          <w:left w:val="single" w:sz="24" w:space="0" w:color="1B4D4B"/>
+          <w:top w:val="none"/>
+          <w:bottom w:val="none"/>
+          <w:right w:val="none"/>
+          <w:insideH w:val="none"/>
+          <w:insideV w:val="none"/>
+        </w:tblBorders>
+      </w:tblPr>
+      <w:tblGrid>
+        <w:gridCol w:w="9360"/>
+      </w:tblGrid>
+      <w:tr>
+        <w:tc>
+          <w:tcPr>
+            <w:tcW w:type="dxa" w:w="9360"/>
+            <w:shd w:val="clear" w:color="auto" w:fill="F8FAFC"/>
+            <w:tcMar>
+              <w:top w:w="120" w:type="dxa"/>
+              <w:bottom w:w="120" w:type="dxa"/>
+              <w:left w:w="180" w:type="dxa"/>
+              <w:right w:w="180" w:type="dxa"/>
+            </w:tcMar>
+          </w:tcPr>
+          <w:p>
+            <w:pPr>
+              <w:spacing w:before="0" w:after="40"/>
+            </w:pPr>
+            <w:r>
+              <w:rPr>
+                <w:rFonts w:ascii="Calibri" w:hAnsi="Calibri"/>
+                <w:b/>
+                <w:color w:val="1B4D4B"/>
+                <w:sz w:val="20"/>
+              </w:rPr>
+              <w:t>EMPIRICAL COCOMO MATHEMATICAL DERIVATION</w:t>
+              <w:br/>
+            </w:r>
+            <w:r>
+              <w:rPr>
+                <w:rFonts w:ascii="Calibri" w:hAnsi="Calibri"/>
+                <w:i/>
+                <w:color w:val="1A202C"/>
+                <w:sz w:val="20"/>
+              </w:rPr>
+              <w:t>1. Effort Equation (E):</w:t>
+              <w:br/>
+              <w:t>E = ab * (KLOC)^bb = 2.4 * (5.6)^1.05</w:t>
+              <w:br/>
+              <w:t>Calculating (5.6)^1.05 = 6.089</w:t>
+              <w:br/>
+              <w:t>E = 2.4 * 6.089 = 14.61 Person-Months (PM)</w:t>
+              <w:br/>
+              <w:br/>
+              <w:t>2. Development Time Equation (D):</w:t>
+              <w:br/>
+              <w:t>D = cb * (E)^db = 2.5 * (14.61)^0.38</w:t>
+              <w:br/>
+              <w:t>Calculating (14.61)^0.38 = 2.776</w:t>
+              <w:br/>
+              <w:t>D = 2.5 * 2.776 = 6.94 Months</w:t>
+              <w:br/>
+              <w:br/>
+              <w:t>3. Average Staffing (SS):</w:t>
+              <w:br/>
+              <w:t>SS = E / D = 14.61 / 6.94 = 2.10 Persons (~2 Full-Time Engineers)</w:t>
+              <w:br/>
+              <w:br/>
+              <w:t>4. Productivity (P):</w:t>
+              <w:br/>
+              <w:t>P = KLOC / E = 5600 LOC / 14.61 PM = 383.3 LOC / Person-Month</w:t>
+            </w:r>
+          </w:p>
+        </w:tc>
+      </w:tr>
+    </w:tbl>
+    <w:p/>
+    <w:p>
+      <w:pPr>
+        <w:pStyle w:val="Heading2"/>
+        <w:spacing w:before="200" w:after="60"/>
+      </w:pPr>
+      <w:r>
+        <w:rPr>
+          <w:rFonts w:ascii="Calibri" w:hAnsi="Calibri"/>
+          <w:b/>
+          <w:color w:val="2C3E50"/>
+          <w:sz w:val="25"/>
+        </w:rPr>
+        <w:t>6. Financial Budget &amp; Cost Projection</w:t>
+      </w:r>
+    </w:p>
+    <w:p>
+      <w:pPr>
+        <w:spacing w:before="0" w:after="90" w:line="276" w:lineRule="auto"/>
+      </w:pPr>
+      <w:r>
+        <w:rPr>
+          <w:rFonts w:ascii="Calibri" w:hAnsi="Calibri"/>
+          <w:color w:val="1A202C"/>
+          <w:sz w:val="21"/>
+        </w:rPr>
+        <w:t>At standard Indian junior software engineering compensation rates (INR 45,000 per person-month):</w:t>
+      </w:r>
+    </w:p>
+    <w:tbl>
+      <w:tblPr>
+        <w:tblW w:type="auto" w:w="0"/>
+        <w:jc w:val="center"/>
+        <w:tblLayout w:type="fixed"/>
+        <w:tblLook w:firstColumn="1" w:firstRow="1" w:lastColumn="0" w:lastRow="0" w:noHBand="0" w:noVBand="1" w:val="04A0"/>
+        <w:tblBorders>
+          <w:top w:val="single" w:sz="4" w:space="0" w:color="D1D5DB"/>
+          <w:left w:val="single" w:sz="4" w:space="0" w:color="D1D5DB"/>
+          <w:bottom w:val="single" w:sz="4" w:space="0" w:color="D1D5DB"/>
+          <w:right w:val="single" w:sz="4" w:space="0" w:color="D1D5DB"/>
+          <w:insideH w:val="single" w:sz="4" w:space="0" w:color="D1D5DB"/>
+          <w:insideV w:val="single" w:sz="4" w:space="0" w:color="D1D5DB"/>
+        </w:tblBorders>
+      </w:tblPr>
+      <w:tblGrid>
+        <w:gridCol w:w="2340"/>
+        <w:gridCol w:w="2340"/>
+        <w:gridCol w:w="2340"/>
+        <w:gridCol w:w="2340"/>
+      </w:tblGrid>
+      <w:tr>
+        <w:tc>
+          <w:tcPr>
+            <w:tcW w:type="dxa" w:w="3168"/>
+            <w:shd w:val="clear" w:color="auto" w:fill="1B4D4B"/>
+            <w:tcMar>
+              <w:top w:w="120" w:type="dxa"/>
+              <w:bottom w:w="120" w:type="dxa"/>
+              <w:left w:w="140" w:type="dxa"/>
+              <w:right w:w="140" w:type="dxa"/>
+            </w:tcMar>
+          </w:tcPr>
+          <w:p>
+            <w:pPr>
+              <w:spacing w:before="0" w:after="0"/>
+              <w:jc w:val="left"/>
+            </w:pPr>
+            <w:r>
+              <w:rPr>
+                <w:rFonts w:ascii="Calibri" w:hAnsi="Calibri"/>
+                <w:b/>
+                <w:color w:val="FFFFFF"/>
+                <w:sz w:val="20"/>
+              </w:rPr>
+              <w:t>Expense Category</w:t>
+            </w:r>
+          </w:p>
+        </w:tc>
+        <w:tc>
+          <w:tcPr>
+            <w:tcW w:type="dxa" w:w="2304"/>
+            <w:shd w:val="clear" w:color="auto" w:fill="1B4D4B"/>
+            <w:tcMar>
+              <w:top w:w="120" w:type="dxa"/>
+              <w:bottom w:w="120" w:type="dxa"/>
+              <w:left w:w="140" w:type="dxa"/>
+              <w:right w:w="140" w:type="dxa"/>
+            </w:tcMar>
+          </w:tcPr>
+          <w:p>
+            <w:pPr>
+              <w:spacing w:before="0" w:after="0"/>
+              <w:jc w:val="left"/>
+            </w:pPr>
+            <w:r>
+              <w:rPr>
+                <w:rFonts w:ascii="Calibri" w:hAnsi="Calibri"/>
+                <w:b/>
+                <w:color w:val="FFFFFF"/>
+                <w:sz w:val="20"/>
+              </w:rPr>
+              <w:t>Quantity / Metric</w:t>
+            </w:r>
+          </w:p>
+        </w:tc>
+        <w:tc>
+          <w:tcPr>
+            <w:tcW w:type="dxa" w:w="1872"/>
+            <w:shd w:val="clear" w:color="auto" w:fill="1B4D4B"/>
+            <w:tcMar>
+              <w:top w:w="120" w:type="dxa"/>
+              <w:bottom w:w="120" w:type="dxa"/>
+              <w:left w:w="140" w:type="dxa"/>
+              <w:right w:w="140" w:type="dxa"/>
+            </w:tcMar>
+          </w:tcPr>
+          <w:p>
+            <w:pPr>
+              <w:spacing w:before="0" w:after="0"/>
+              <w:jc w:val="left"/>
+            </w:pPr>
+            <w:r>
+              <w:rPr>
+                <w:rFonts w:ascii="Calibri" w:hAnsi="Calibri"/>
+                <w:b/>
+                <w:color w:val="FFFFFF"/>
+                <w:sz w:val="20"/>
+              </w:rPr>
+              <w:t>Unit Rate</w:t>
+            </w:r>
+          </w:p>
+        </w:tc>
+        <w:tc>
+          <w:tcPr>
+            <w:tcW w:type="dxa" w:w="2016"/>
+            <w:shd w:val="clear" w:color="auto" w:fill="1B4D4B"/>
+            <w:tcMar>
+              <w:top w:w="120" w:type="dxa"/>
+              <w:bottom w:w="120" w:type="dxa"/>
+              <w:left w:w="140" w:type="dxa"/>
+              <w:right w:w="140" w:type="dxa"/>
+            </w:tcMar>
+          </w:tcPr>
+          <w:p>
+            <w:pPr>
+              <w:spacing w:before="0" w:after="0"/>
+              <w:jc w:val="left"/>
+            </w:pPr>
+            <w:r>
+              <w:rPr>
+                <w:rFonts w:ascii="Calibri" w:hAnsi="Calibri"/>
+                <w:b/>
+                <w:color w:val="FFFFFF"/>
+                <w:sz w:val="20"/>
+              </w:rPr>
+              <w:t>Total Projected Cost</w:t>
+            </w:r>
+          </w:p>
+        </w:tc>
+      </w:tr>
+      <w:tr>
+        <w:tc>
+          <w:tcPr>
+            <w:tcW w:type="dxa" w:w="3168"/>
+            <w:shd w:val="clear" w:color="auto" w:fill="FFFFFF"/>
+            <w:tcMar>
+              <w:top w:w="100" w:type="dxa"/>
+              <w:bottom w:w="100" w:type="dxa"/>
+              <w:left w:w="140" w:type="dxa"/>
+              <w:right w:w="140" w:type="dxa"/>
+            </w:tcMar>
+          </w:tcPr>
+          <w:p>
+            <w:pPr>
+              <w:spacing w:before="0" w:after="0" w:line="276" w:lineRule="auto"/>
+              <w:jc w:val="left"/>
+            </w:pPr>
+            <w:r>
+              <w:rPr>
+                <w:rFonts w:ascii="Calibri" w:hAnsi="Calibri"/>
+                <w:color w:val="1A202C"/>
+                <w:sz w:val="19"/>
+              </w:rPr>
+              <w:t>Engineering Personnel Effort</w:t>
+            </w:r>
+          </w:p>
+        </w:tc>
+        <w:tc>
+          <w:tcPr>
+            <w:tcW w:type="dxa" w:w="2304"/>
+            <w:shd w:val="clear" w:color="auto" w:fill="FFFFFF"/>
+            <w:tcMar>
+              <w:top w:w="100" w:type="dxa"/>
+              <w:bottom w:w="100" w:type="dxa"/>
+              <w:left w:w="140" w:type="dxa"/>
+              <w:right w:w="140" w:type="dxa"/>
+            </w:tcMar>
+          </w:tcPr>
+          <w:p>
+            <w:pPr>
+              <w:spacing w:before="0" w:after="0" w:line="276" w:lineRule="auto"/>
+              <w:jc w:val="left"/>
+            </w:pPr>
+            <w:r>
+              <w:rPr>
+                <w:rFonts w:ascii="Calibri" w:hAnsi="Calibri"/>
+                <w:color w:val="1A202C"/>
+                <w:sz w:val="19"/>
+              </w:rPr>
+              <w:t>14.61 Person-Months</w:t>
+            </w:r>
+          </w:p>
+        </w:tc>
+        <w:tc>
+          <w:tcPr>
+            <w:tcW w:type="dxa" w:w="1872"/>
+            <w:shd w:val="clear" w:color="auto" w:fill="FFFFFF"/>
+            <w:tcMar>
+              <w:top w:w="100" w:type="dxa"/>
+              <w:bottom w:w="100" w:type="dxa"/>
+              <w:left w:w="140" w:type="dxa"/>
+              <w:right w:w="140" w:type="dxa"/>
+            </w:tcMar>
+          </w:tcPr>
+          <w:p>
+            <w:pPr>
+              <w:spacing w:before="0" w:after="0" w:line="276" w:lineRule="auto"/>
+              <w:jc w:val="left"/>
+            </w:pPr>
+            <w:r>
+              <w:rPr>
+                <w:rFonts w:ascii="Calibri" w:hAnsi="Calibri"/>
+                <w:color w:val="1A202C"/>
+                <w:sz w:val="19"/>
+              </w:rPr>
+              <w:t>INR 45,000 / PM</w:t>
+            </w:r>
+          </w:p>
+        </w:tc>
+        <w:tc>
+          <w:tcPr>
+            <w:tcW w:type="dxa" w:w="2016"/>
+            <w:shd w:val="clear" w:color="auto" w:fill="FFFFFF"/>
+            <w:tcMar>
+              <w:top w:w="100" w:type="dxa"/>
+              <w:bottom w:w="100" w:type="dxa"/>
+              <w:left w:w="140" w:type="dxa"/>
+              <w:right w:w="140" w:type="dxa"/>
+            </w:tcMar>
+          </w:tcPr>
+          <w:p>
+            <w:pPr>
+              <w:spacing w:before="0" w:after="0" w:line="276" w:lineRule="auto"/>
+              <w:jc w:val="left"/>
+            </w:pPr>
+            <w:r>
+              <w:rPr>
+                <w:rFonts w:ascii="Calibri" w:hAnsi="Calibri"/>
+                <w:color w:val="1A202C"/>
+                <w:sz w:val="19"/>
+              </w:rPr>
+              <w:t>INR 6,57,450</w:t>
+            </w:r>
+          </w:p>
+        </w:tc>
+      </w:tr>
+      <w:tr>
+        <w:tc>
+          <w:tcPr>
+            <w:tcW w:type="dxa" w:w="3168"/>
+            <w:shd w:val="clear" w:color="auto" w:fill="F7FAFC"/>
+            <w:tcMar>
+              <w:top w:w="100" w:type="dxa"/>
+              <w:bottom w:w="100" w:type="dxa"/>
+              <w:left w:w="140" w:type="dxa"/>
+              <w:right w:w="140" w:type="dxa"/>
+            </w:tcMar>
+          </w:tcPr>
+          <w:p>
+            <w:pPr>
+              <w:spacing w:before="0" w:after="0" w:line="276" w:lineRule="auto"/>
+              <w:jc w:val="left"/>
+            </w:pPr>
+            <w:r>
+              <w:rPr>
+                <w:rFonts w:ascii="Calibri" w:hAnsi="Calibri"/>
+                <w:color w:val="1A202C"/>
+                <w:sz w:val="19"/>
+              </w:rPr>
+              <w:t>Infrastructure &amp; Hardware Amortization</w:t>
+            </w:r>
+          </w:p>
+        </w:tc>
+        <w:tc>
+          <w:tcPr>
+            <w:tcW w:type="dxa" w:w="2304"/>
+            <w:shd w:val="clear" w:color="auto" w:fill="F7FAFC"/>
+            <w:tcMar>
+              <w:top w:w="100" w:type="dxa"/>
+              <w:bottom w:w="100" w:type="dxa"/>
+              <w:left w:w="140" w:type="dxa"/>
+              <w:right w:w="140" w:type="dxa"/>
+            </w:tcMar>
+          </w:tcPr>
+          <w:p>
+            <w:pPr>
+              <w:spacing w:before="0" w:after="0" w:line="276" w:lineRule="auto"/>
+              <w:jc w:val="left"/>
+            </w:pPr>
+            <w:r>
+              <w:rPr>
+                <w:rFonts w:ascii="Calibri" w:hAnsi="Calibri"/>
+                <w:color w:val="1A202C"/>
+                <w:sz w:val="19"/>
+              </w:rPr>
+              <w:t>2 Development Laptops</w:t>
+            </w:r>
+          </w:p>
+        </w:tc>
+        <w:tc>
+          <w:tcPr>
+            <w:tcW w:type="dxa" w:w="1872"/>
+            <w:shd w:val="clear" w:color="auto" w:fill="F7FAFC"/>
+            <w:tcMar>
+              <w:top w:w="100" w:type="dxa"/>
+              <w:bottom w:w="100" w:type="dxa"/>
+              <w:left w:w="140" w:type="dxa"/>
+              <w:right w:w="140" w:type="dxa"/>
+            </w:tcMar>
+          </w:tcPr>
+          <w:p>
+            <w:pPr>
+              <w:spacing w:before="0" w:after="0" w:line="276" w:lineRule="auto"/>
+              <w:jc w:val="left"/>
+            </w:pPr>
+            <w:r>
+              <w:rPr>
+                <w:rFonts w:ascii="Calibri" w:hAnsi="Calibri"/>
+                <w:color w:val="1A202C"/>
+                <w:sz w:val="19"/>
+              </w:rPr>
+              <w:t>INR 3,000 / Month</w:t>
+            </w:r>
+          </w:p>
+        </w:tc>
+        <w:tc>
+          <w:tcPr>
+            <w:tcW w:type="dxa" w:w="2016"/>
+            <w:shd w:val="clear" w:color="auto" w:fill="F7FAFC"/>
+            <w:tcMar>
+              <w:top w:w="100" w:type="dxa"/>
+              <w:bottom w:w="100" w:type="dxa"/>
+              <w:left w:w="140" w:type="dxa"/>
+              <w:right w:w="140" w:type="dxa"/>
+            </w:tcMar>
+          </w:tcPr>
+          <w:p>
+            <w:pPr>
+              <w:spacing w:before="0" w:after="0" w:line="276" w:lineRule="auto"/>
+              <w:jc w:val="left"/>
+            </w:pPr>
+            <w:r>
+              <w:rPr>
+                <w:rFonts w:ascii="Calibri" w:hAnsi="Calibri"/>
+                <w:color w:val="1A202C"/>
+                <w:sz w:val="19"/>
+              </w:rPr>
+              <w:t>INR 41,640</w:t>
+            </w:r>
+          </w:p>
+        </w:tc>
+      </w:tr>
+      <w:tr>
+        <w:tc>
+          <w:tcPr>
+            <w:tcW w:type="dxa" w:w="3168"/>
+            <w:shd w:val="clear" w:color="auto" w:fill="FFFFFF"/>
+            <w:tcMar>
+              <w:top w:w="100" w:type="dxa"/>
+              <w:bottom w:w="100" w:type="dxa"/>
+              <w:left w:w="140" w:type="dxa"/>
+              <w:right w:w="140" w:type="dxa"/>
+            </w:tcMar>
+          </w:tcPr>
+          <w:p>
+            <w:pPr>
+              <w:spacing w:before="0" w:after="0" w:line="276" w:lineRule="auto"/>
+              <w:jc w:val="left"/>
+            </w:pPr>
+            <w:r>
+              <w:rPr>
+                <w:rFonts w:ascii="Calibri" w:hAnsi="Calibri"/>
+                <w:color w:val="1A202C"/>
+                <w:sz w:val="19"/>
+              </w:rPr>
+              <w:t>Contingency &amp; Quality Assurance Buffer</w:t>
+            </w:r>
+          </w:p>
+        </w:tc>
+        <w:tc>
+          <w:tcPr>
+            <w:tcW w:type="dxa" w:w="2304"/>
+            <w:shd w:val="clear" w:color="auto" w:fill="FFFFFF"/>
+            <w:tcMar>
+              <w:top w:w="100" w:type="dxa"/>
+              <w:bottom w:w="100" w:type="dxa"/>
+              <w:left w:w="140" w:type="dxa"/>
+              <w:right w:w="140" w:type="dxa"/>
+            </w:tcMar>
+          </w:tcPr>
+          <w:p>
+            <w:pPr>
+              <w:spacing w:before="0" w:after="0" w:line="276" w:lineRule="auto"/>
+              <w:jc w:val="left"/>
+            </w:pPr>
+            <w:r>
+              <w:rPr>
+                <w:rFonts w:ascii="Calibri" w:hAnsi="Calibri"/>
+                <w:color w:val="1A202C"/>
+                <w:sz w:val="19"/>
+              </w:rPr>
+              <w:t>10% of Direct Cost</w:t>
+            </w:r>
+          </w:p>
+        </w:tc>
+        <w:tc>
+          <w:tcPr>
+            <w:tcW w:type="dxa" w:w="1872"/>
+            <w:shd w:val="clear" w:color="auto" w:fill="FFFFFF"/>
+            <w:tcMar>
+              <w:top w:w="100" w:type="dxa"/>
+              <w:bottom w:w="100" w:type="dxa"/>
+              <w:left w:w="140" w:type="dxa"/>
+              <w:right w:w="140" w:type="dxa"/>
+            </w:tcMar>
+          </w:tcPr>
+          <w:p>
+            <w:pPr>
+              <w:spacing w:before="0" w:after="0" w:line="276" w:lineRule="auto"/>
+              <w:jc w:val="left"/>
+            </w:pPr>
+            <w:r>
+              <w:rPr>
+                <w:rFonts w:ascii="Calibri" w:hAnsi="Calibri"/>
+                <w:color w:val="1A202C"/>
+                <w:sz w:val="19"/>
+              </w:rPr>
+              <w:t>Overhead Margin</w:t>
+            </w:r>
+          </w:p>
+        </w:tc>
+        <w:tc>
+          <w:tcPr>
+            <w:tcW w:type="dxa" w:w="2016"/>
+            <w:shd w:val="clear" w:color="auto" w:fill="FFFFFF"/>
+            <w:tcMar>
+              <w:top w:w="100" w:type="dxa"/>
+              <w:bottom w:w="100" w:type="dxa"/>
+              <w:left w:w="140" w:type="dxa"/>
+              <w:right w:w="140" w:type="dxa"/>
+            </w:tcMar>
+          </w:tcPr>
+          <w:p>
+            <w:pPr>
+              <w:spacing w:before="0" w:after="0" w:line="276" w:lineRule="auto"/>
+              <w:jc w:val="left"/>
+            </w:pPr>
+            <w:r>
+              <w:rPr>
+                <w:rFonts w:ascii="Calibri" w:hAnsi="Calibri"/>
+                <w:color w:val="1A202C"/>
+                <w:sz w:val="19"/>
+              </w:rPr>
+              <w:t>INR 69,909</w:t>
+            </w:r>
+          </w:p>
+        </w:tc>
+      </w:tr>
+      <w:tr>
+        <w:tc>
+          <w:tcPr>
+            <w:tcW w:type="dxa" w:w="3168"/>
+            <w:shd w:val="clear" w:color="auto" w:fill="F7FAFC"/>
+            <w:tcMar>
+              <w:top w:w="100" w:type="dxa"/>
+              <w:bottom w:w="100" w:type="dxa"/>
+              <w:left w:w="140" w:type="dxa"/>
+              <w:right w:w="140" w:type="dxa"/>
+            </w:tcMar>
+          </w:tcPr>
+          <w:p>
+            <w:pPr>
+              <w:spacing w:before="0" w:after="0" w:line="276" w:lineRule="auto"/>
+              <w:jc w:val="left"/>
+            </w:pPr>
+            <w:r>
+              <w:rPr>
+                <w:rFonts w:ascii="Calibri" w:hAnsi="Calibri"/>
+                <w:color w:val="1A202C"/>
+                <w:sz w:val="19"/>
+              </w:rPr>
+              <w:t>Total Estimated Project Valuation</w:t>
+            </w:r>
+          </w:p>
+        </w:tc>
+        <w:tc>
+          <w:tcPr>
+            <w:tcW w:type="dxa" w:w="2304"/>
+            <w:shd w:val="clear" w:color="auto" w:fill="F7FAFC"/>
+            <w:tcMar>
+              <w:top w:w="100" w:type="dxa"/>
+              <w:bottom w:w="100" w:type="dxa"/>
+              <w:left w:w="140" w:type="dxa"/>
+              <w:right w:w="140" w:type="dxa"/>
+            </w:tcMar>
+          </w:tcPr>
+          <w:p>
+            <w:pPr>
+              <w:spacing w:before="0" w:after="0" w:line="276" w:lineRule="auto"/>
+              <w:jc w:val="left"/>
+            </w:pPr>
+            <w:r>
+              <w:rPr>
+                <w:rFonts w:ascii="Calibri" w:hAnsi="Calibri"/>
+                <w:color w:val="1A202C"/>
+                <w:sz w:val="19"/>
+              </w:rPr>
+              <w:t>Full Lifecycle</w:t>
+            </w:r>
+          </w:p>
+        </w:tc>
+        <w:tc>
+          <w:tcPr>
+            <w:tcW w:type="dxa" w:w="1872"/>
+            <w:shd w:val="clear" w:color="auto" w:fill="F7FAFC"/>
+            <w:tcMar>
+              <w:top w:w="100" w:type="dxa"/>
+              <w:bottom w:w="100" w:type="dxa"/>
+              <w:left w:w="140" w:type="dxa"/>
+              <w:right w:w="140" w:type="dxa"/>
+            </w:tcMar>
+          </w:tcPr>
+          <w:p>
+            <w:pPr>
+              <w:spacing w:before="0" w:after="0" w:line="276" w:lineRule="auto"/>
+              <w:jc w:val="left"/>
+            </w:pPr>
+            <w:r>
+              <w:rPr>
+                <w:rFonts w:ascii="Calibri" w:hAnsi="Calibri"/>
+                <w:color w:val="1A202C"/>
+                <w:sz w:val="19"/>
+              </w:rPr>
+              <w:t>Final Cost</w:t>
+            </w:r>
+          </w:p>
+        </w:tc>
+        <w:tc>
+          <w:tcPr>
+            <w:tcW w:type="dxa" w:w="2016"/>
+            <w:shd w:val="clear" w:color="auto" w:fill="F7FAFC"/>
+            <w:tcMar>
+              <w:top w:w="100" w:type="dxa"/>
+              <w:bottom w:w="100" w:type="dxa"/>
+              <w:left w:w="140" w:type="dxa"/>
+              <w:right w:w="140" w:type="dxa"/>
+            </w:tcMar>
+          </w:tcPr>
+          <w:p>
+            <w:pPr>
+              <w:spacing w:before="0" w:after="0" w:line="276" w:lineRule="auto"/>
+              <w:jc w:val="left"/>
+            </w:pPr>
+            <w:r>
+              <w:rPr>
+                <w:rFonts w:ascii="Calibri" w:hAnsi="Calibri"/>
+                <w:color w:val="1A202C"/>
+                <w:sz w:val="19"/>
+              </w:rPr>
+              <w:t>INR 7,68,999</w:t>
+            </w:r>
+          </w:p>
+        </w:tc>
+      </w:tr>
+    </w:tbl>
+    <w:p/>
+    <w:p>
+      <w:pPr>
+        <w:pStyle w:val="Heading2"/>
+        <w:spacing w:before="200" w:after="60"/>
+      </w:pPr>
+      <w:r>
+        <w:rPr>
+          <w:rFonts w:ascii="Calibri" w:hAnsi="Calibri"/>
+          <w:b/>
+          <w:color w:val="2C3E50"/>
+          <w:sz w:val="25"/>
+        </w:rPr>
+        <w:t>Experimental Validation &amp; Test Cases</w:t>
+      </w:r>
+    </w:p>
+    <w:tbl>
+      <w:tblPr>
+        <w:tblW w:type="auto" w:w="0"/>
+        <w:jc w:val="center"/>
+        <w:tblLayout w:type="fixed"/>
+        <w:tblLook w:firstColumn="1" w:firstRow="1" w:lastColumn="0" w:lastRow="0" w:noHBand="0" w:noVBand="1" w:val="04A0"/>
+        <w:tblBorders>
+          <w:top w:val="single" w:sz="4" w:space="0" w:color="D1D5DB"/>
+          <w:left w:val="single" w:sz="4" w:space="0" w:color="D1D5DB"/>
+          <w:bottom w:val="single" w:sz="4" w:space="0" w:color="D1D5DB"/>
+          <w:right w:val="single" w:sz="4" w:space="0" w:color="D1D5DB"/>
+          <w:insideH w:val="single" w:sz="4" w:space="0" w:color="D1D5DB"/>
+          <w:insideV w:val="single" w:sz="4" w:space="0" w:color="D1D5DB"/>
+        </w:tblBorders>
+      </w:tblPr>
+      <w:tblGrid>
+        <w:gridCol w:w="1872"/>
+        <w:gridCol w:w="1872"/>
+        <w:gridCol w:w="1872"/>
+        <w:gridCol w:w="1872"/>
+        <w:gridCol w:w="1872"/>
+      </w:tblGrid>
+      <w:tr>
+        <w:tc>
+          <w:tcPr>
+            <w:tcW w:type="dxa" w:w="1440"/>
+            <w:shd w:val="clear" w:color="auto" w:fill="1B4D4B"/>
+            <w:tcMar>
+              <w:top w:w="120" w:type="dxa"/>
+              <w:bottom w:w="120" w:type="dxa"/>
+              <w:left w:w="140" w:type="dxa"/>
+              <w:right w:w="140" w:type="dxa"/>
+            </w:tcMar>
+          </w:tcPr>
+          <w:p>
+            <w:pPr>
+              <w:spacing w:before="0" w:after="0"/>
+              <w:jc w:val="left"/>
+            </w:pPr>
+            <w:r>
+              <w:rPr>
+                <w:rFonts w:ascii="Calibri" w:hAnsi="Calibri"/>
+                <w:b/>
+                <w:color w:val="FFFFFF"/>
+                <w:sz w:val="20"/>
+              </w:rPr>
+              <w:t>Test ID</w:t>
+            </w:r>
+          </w:p>
+        </w:tc>
+        <w:tc>
+          <w:tcPr>
+            <w:tcW w:type="dxa" w:w="2592"/>
+            <w:shd w:val="clear" w:color="auto" w:fill="1B4D4B"/>
+            <w:tcMar>
+              <w:top w:w="120" w:type="dxa"/>
+              <w:bottom w:w="120" w:type="dxa"/>
+              <w:left w:w="140" w:type="dxa"/>
+              <w:right w:w="140" w:type="dxa"/>
+            </w:tcMar>
+          </w:tcPr>
+          <w:p>
+            <w:pPr>
+              <w:spacing w:before="0" w:after="0"/>
+              <w:jc w:val="left"/>
+            </w:pPr>
+            <w:r>
+              <w:rPr>
+                <w:rFonts w:ascii="Calibri" w:hAnsi="Calibri"/>
+                <w:b/>
+                <w:color w:val="FFFFFF"/>
+                <w:sz w:val="20"/>
+              </w:rPr>
+              <w:t>Scenario / Feature Tested</w:t>
+            </w:r>
+          </w:p>
+        </w:tc>
+        <w:tc>
+          <w:tcPr>
+            <w:tcW w:type="dxa" w:w="2160"/>
+            <w:shd w:val="clear" w:color="auto" w:fill="1B4D4B"/>
+            <w:tcMar>
+              <w:top w:w="120" w:type="dxa"/>
+              <w:bottom w:w="120" w:type="dxa"/>
+              <w:left w:w="140" w:type="dxa"/>
+              <w:right w:w="140" w:type="dxa"/>
+            </w:tcMar>
+          </w:tcPr>
+          <w:p>
+            <w:pPr>
+              <w:spacing w:before="0" w:after="0"/>
+              <w:jc w:val="left"/>
+            </w:pPr>
+            <w:r>
+              <w:rPr>
+                <w:rFonts w:ascii="Calibri" w:hAnsi="Calibri"/>
+                <w:b/>
+                <w:color w:val="FFFFFF"/>
+                <w:sz w:val="20"/>
+              </w:rPr>
+              <w:t>Input Data</w:t>
+            </w:r>
+          </w:p>
+        </w:tc>
+        <w:tc>
+          <w:tcPr>
+            <w:tcW w:type="dxa" w:w="2160"/>
+            <w:shd w:val="clear" w:color="auto" w:fill="1B4D4B"/>
+            <w:tcMar>
+              <w:top w:w="120" w:type="dxa"/>
+              <w:bottom w:w="120" w:type="dxa"/>
+              <w:left w:w="140" w:type="dxa"/>
+              <w:right w:w="140" w:type="dxa"/>
+            </w:tcMar>
+          </w:tcPr>
+          <w:p>
+            <w:pPr>
+              <w:spacing w:before="0" w:after="0"/>
+              <w:jc w:val="left"/>
+            </w:pPr>
+            <w:r>
+              <w:rPr>
+                <w:rFonts w:ascii="Calibri" w:hAnsi="Calibri"/>
+                <w:b/>
+                <w:color w:val="FFFFFF"/>
+                <w:sz w:val="20"/>
+              </w:rPr>
+              <w:t>Expected Result</w:t>
+            </w:r>
+          </w:p>
+        </w:tc>
+        <w:tc>
+          <w:tcPr>
+            <w:tcW w:type="dxa" w:w="1008"/>
+            <w:shd w:val="clear" w:color="auto" w:fill="1B4D4B"/>
+            <w:tcMar>
+              <w:top w:w="120" w:type="dxa"/>
+              <w:bottom w:w="120" w:type="dxa"/>
+              <w:left w:w="140" w:type="dxa"/>
+              <w:right w:w="140" w:type="dxa"/>
+            </w:tcMar>
+          </w:tcPr>
+          <w:p>
+            <w:pPr>
+              <w:spacing w:before="0" w:after="0"/>
+              <w:jc w:val="left"/>
+            </w:pPr>
+            <w:r>
+              <w:rPr>
+                <w:rFonts w:ascii="Calibri" w:hAnsi="Calibri"/>
+                <w:b/>
+                <w:color w:val="FFFFFF"/>
+                <w:sz w:val="20"/>
+              </w:rPr>
+              <w:t>Status</w:t>
+            </w:r>
+          </w:p>
+        </w:tc>
+      </w:tr>
+      <w:tr>
+        <w:tc>
+          <w:tcPr>
+            <w:tcW w:type="dxa" w:w="1440"/>
+            <w:shd w:val="clear" w:color="auto" w:fill="FFFFFF"/>
+            <w:tcMar>
+              <w:top w:w="100" w:type="dxa"/>
+              <w:bottom w:w="100" w:type="dxa"/>
+              <w:left w:w="140" w:type="dxa"/>
+              <w:right w:w="140" w:type="dxa"/>
+            </w:tcMar>
+          </w:tcPr>
+          <w:p>
+            <w:pPr>
+              <w:spacing w:before="0" w:after="0" w:line="276" w:lineRule="auto"/>
+              <w:jc w:val="left"/>
+            </w:pPr>
+            <w:r>
+              <w:rPr>
+                <w:rFonts w:ascii="Calibri" w:hAnsi="Calibri"/>
+                <w:color w:val="1A202C"/>
+                <w:sz w:val="19"/>
+              </w:rPr>
+              <w:t>TC_COC_01</w:t>
+            </w:r>
+          </w:p>
+        </w:tc>
+        <w:tc>
+          <w:tcPr>
+            <w:tcW w:type="dxa" w:w="2592"/>
+            <w:shd w:val="clear" w:color="auto" w:fill="FFFFFF"/>
+            <w:tcMar>
+              <w:top w:w="100" w:type="dxa"/>
+              <w:bottom w:w="100" w:type="dxa"/>
+              <w:left w:w="140" w:type="dxa"/>
+              <w:right w:w="140" w:type="dxa"/>
+            </w:tcMar>
+          </w:tcPr>
+          <w:p>
+            <w:pPr>
+              <w:spacing w:before="0" w:after="0" w:line="276" w:lineRule="auto"/>
+              <w:jc w:val="left"/>
+            </w:pPr>
+            <w:r>
+              <w:rPr>
+                <w:rFonts w:ascii="Calibri" w:hAnsi="Calibri"/>
+                <w:color w:val="1A202C"/>
+                <w:sz w:val="19"/>
+              </w:rPr>
+              <w:t>Verify Effort Formula Output</w:t>
+            </w:r>
+          </w:p>
+        </w:tc>
+        <w:tc>
+          <w:tcPr>
+            <w:tcW w:type="dxa" w:w="2160"/>
+            <w:shd w:val="clear" w:color="auto" w:fill="FFFFFF"/>
+            <w:tcMar>
+              <w:top w:w="100" w:type="dxa"/>
+              <w:bottom w:w="100" w:type="dxa"/>
+              <w:left w:w="140" w:type="dxa"/>
+              <w:right w:w="140" w:type="dxa"/>
+            </w:tcMar>
+          </w:tcPr>
+          <w:p>
+            <w:pPr>
+              <w:spacing w:before="0" w:after="0" w:line="276" w:lineRule="auto"/>
+              <w:jc w:val="left"/>
+            </w:pPr>
+            <w:r>
+              <w:rPr>
+                <w:rFonts w:ascii="Calibri" w:hAnsi="Calibri"/>
+                <w:color w:val="1A202C"/>
+                <w:sz w:val="19"/>
+              </w:rPr>
+              <w:t>KLOC=5.6, ab=2.4, bb=1.05</w:t>
+            </w:r>
+          </w:p>
+        </w:tc>
+        <w:tc>
+          <w:tcPr>
+            <w:tcW w:type="dxa" w:w="2160"/>
+            <w:shd w:val="clear" w:color="auto" w:fill="FFFFFF"/>
+            <w:tcMar>
+              <w:top w:w="100" w:type="dxa"/>
+              <w:bottom w:w="100" w:type="dxa"/>
+              <w:left w:w="140" w:type="dxa"/>
+              <w:right w:w="140" w:type="dxa"/>
+            </w:tcMar>
+          </w:tcPr>
+          <w:p>
+            <w:pPr>
+              <w:spacing w:before="0" w:after="0" w:line="276" w:lineRule="auto"/>
+              <w:jc w:val="left"/>
+            </w:pPr>
+            <w:r>
+              <w:rPr>
+                <w:rFonts w:ascii="Calibri" w:hAnsi="Calibri"/>
+                <w:color w:val="1A202C"/>
+                <w:sz w:val="19"/>
+              </w:rPr>
+              <w:t>E = 14.61 Person-Months</w:t>
+            </w:r>
+          </w:p>
+        </w:tc>
+        <w:tc>
+          <w:tcPr>
+            <w:tcW w:type="dxa" w:w="1008"/>
+            <w:shd w:val="clear" w:color="auto" w:fill="FFFFFF"/>
+            <w:tcMar>
+              <w:top w:w="100" w:type="dxa"/>
+              <w:bottom w:w="100" w:type="dxa"/>
+              <w:left w:w="140" w:type="dxa"/>
+              <w:right w:w="140" w:type="dxa"/>
+            </w:tcMar>
+          </w:tcPr>
+          <w:p>
+            <w:pPr>
+              <w:spacing w:before="0" w:after="0" w:line="276" w:lineRule="auto"/>
+              <w:jc w:val="left"/>
+            </w:pPr>
+            <w:r>
+              <w:rPr>
+                <w:rFonts w:ascii="Calibri" w:hAnsi="Calibri"/>
+                <w:color w:val="1A202C"/>
+                <w:sz w:val="19"/>
+              </w:rPr>
+              <w:t>Pass</w:t>
+            </w:r>
+          </w:p>
+        </w:tc>
+      </w:tr>
+      <w:tr>
+        <w:tc>
+          <w:tcPr>
+            <w:tcW w:type="dxa" w:w="1440"/>
+            <w:shd w:val="clear" w:color="auto" w:fill="F7FAFC"/>
+            <w:tcMar>
+              <w:top w:w="100" w:type="dxa"/>
+              <w:bottom w:w="100" w:type="dxa"/>
+              <w:left w:w="140" w:type="dxa"/>
+              <w:right w:w="140" w:type="dxa"/>
+            </w:tcMar>
+          </w:tcPr>
+          <w:p>
+            <w:pPr>
+              <w:spacing w:before="0" w:after="0" w:line="276" w:lineRule="auto"/>
+              <w:jc w:val="left"/>
+            </w:pPr>
+            <w:r>
+              <w:rPr>
+                <w:rFonts w:ascii="Calibri" w:hAnsi="Calibri"/>
+                <w:color w:val="1A202C"/>
+                <w:sz w:val="19"/>
+              </w:rPr>
+              <w:t>TC_COC_02</w:t>
+            </w:r>
+          </w:p>
+        </w:tc>
+        <w:tc>
+          <w:tcPr>
+            <w:tcW w:type="dxa" w:w="2592"/>
+            <w:shd w:val="clear" w:color="auto" w:fill="F7FAFC"/>
+            <w:tcMar>
+              <w:top w:w="100" w:type="dxa"/>
+              <w:bottom w:w="100" w:type="dxa"/>
+              <w:left w:w="140" w:type="dxa"/>
+              <w:right w:w="140" w:type="dxa"/>
+            </w:tcMar>
+          </w:tcPr>
+          <w:p>
+            <w:pPr>
+              <w:spacing w:before="0" w:after="0" w:line="276" w:lineRule="auto"/>
+              <w:jc w:val="left"/>
+            </w:pPr>
+            <w:r>
+              <w:rPr>
+                <w:rFonts w:ascii="Calibri" w:hAnsi="Calibri"/>
+                <w:color w:val="1A202C"/>
+                <w:sz w:val="19"/>
+              </w:rPr>
+              <w:t>Verify Schedule Formula Output</w:t>
+            </w:r>
+          </w:p>
+        </w:tc>
+        <w:tc>
+          <w:tcPr>
+            <w:tcW w:type="dxa" w:w="2160"/>
+            <w:shd w:val="clear" w:color="auto" w:fill="F7FAFC"/>
+            <w:tcMar>
+              <w:top w:w="100" w:type="dxa"/>
+              <w:bottom w:w="100" w:type="dxa"/>
+              <w:left w:w="140" w:type="dxa"/>
+              <w:right w:w="140" w:type="dxa"/>
+            </w:tcMar>
+          </w:tcPr>
+          <w:p>
+            <w:pPr>
+              <w:spacing w:before="0" w:after="0" w:line="276" w:lineRule="auto"/>
+              <w:jc w:val="left"/>
+            </w:pPr>
+            <w:r>
+              <w:rPr>
+                <w:rFonts w:ascii="Calibri" w:hAnsi="Calibri"/>
+                <w:color w:val="1A202C"/>
+                <w:sz w:val="19"/>
+              </w:rPr>
+              <w:t>E=14.61, cb=2.5, db=0.38</w:t>
+            </w:r>
+          </w:p>
+        </w:tc>
+        <w:tc>
+          <w:tcPr>
+            <w:tcW w:type="dxa" w:w="2160"/>
+            <w:shd w:val="clear" w:color="auto" w:fill="F7FAFC"/>
+            <w:tcMar>
+              <w:top w:w="100" w:type="dxa"/>
+              <w:bottom w:w="100" w:type="dxa"/>
+              <w:left w:w="140" w:type="dxa"/>
+              <w:right w:w="140" w:type="dxa"/>
+            </w:tcMar>
+          </w:tcPr>
+          <w:p>
+            <w:pPr>
+              <w:spacing w:before="0" w:after="0" w:line="276" w:lineRule="auto"/>
+              <w:jc w:val="left"/>
+            </w:pPr>
+            <w:r>
+              <w:rPr>
+                <w:rFonts w:ascii="Calibri" w:hAnsi="Calibri"/>
+                <w:color w:val="1A202C"/>
+                <w:sz w:val="19"/>
+              </w:rPr>
+              <w:t>D = 6.94 Months</w:t>
+            </w:r>
+          </w:p>
+        </w:tc>
+        <w:tc>
+          <w:tcPr>
+            <w:tcW w:type="dxa" w:w="1008"/>
+            <w:shd w:val="clear" w:color="auto" w:fill="F7FAFC"/>
+            <w:tcMar>
+              <w:top w:w="100" w:type="dxa"/>
+              <w:bottom w:w="100" w:type="dxa"/>
+              <w:left w:w="140" w:type="dxa"/>
+              <w:right w:w="140" w:type="dxa"/>
+            </w:tcMar>
+          </w:tcPr>
+          <w:p>
+            <w:pPr>
+              <w:spacing w:before="0" w:after="0" w:line="276" w:lineRule="auto"/>
+              <w:jc w:val="left"/>
+            </w:pPr>
+            <w:r>
+              <w:rPr>
+                <w:rFonts w:ascii="Calibri" w:hAnsi="Calibri"/>
+                <w:color w:val="1A202C"/>
+                <w:sz w:val="19"/>
+              </w:rPr>
+              <w:t>Pass</w:t>
+            </w:r>
+          </w:p>
+        </w:tc>
+      </w:tr>
+      <w:tr>
+        <w:tc>
+          <w:tcPr>
+            <w:tcW w:type="dxa" w:w="1440"/>
+            <w:shd w:val="clear" w:color="auto" w:fill="FFFFFF"/>
+            <w:tcMar>
+              <w:top w:w="100" w:type="dxa"/>
+              <w:bottom w:w="100" w:type="dxa"/>
+              <w:left w:w="140" w:type="dxa"/>
+              <w:right w:w="140" w:type="dxa"/>
+            </w:tcMar>
+          </w:tcPr>
+          <w:p>
+            <w:pPr>
+              <w:spacing w:before="0" w:after="0" w:line="276" w:lineRule="auto"/>
+              <w:jc w:val="left"/>
+            </w:pPr>
+            <w:r>
+              <w:rPr>
+                <w:rFonts w:ascii="Calibri" w:hAnsi="Calibri"/>
+                <w:color w:val="1A202C"/>
+                <w:sz w:val="19"/>
+              </w:rPr>
+              <w:t>TC_COC_03</w:t>
+            </w:r>
+          </w:p>
+        </w:tc>
+        <w:tc>
+          <w:tcPr>
+            <w:tcW w:type="dxa" w:w="2592"/>
+            <w:shd w:val="clear" w:color="auto" w:fill="FFFFFF"/>
+            <w:tcMar>
+              <w:top w:w="100" w:type="dxa"/>
+              <w:bottom w:w="100" w:type="dxa"/>
+              <w:left w:w="140" w:type="dxa"/>
+              <w:right w:w="140" w:type="dxa"/>
+            </w:tcMar>
+          </w:tcPr>
+          <w:p>
+            <w:pPr>
+              <w:spacing w:before="0" w:after="0" w:line="276" w:lineRule="auto"/>
+              <w:jc w:val="left"/>
+            </w:pPr>
+            <w:r>
+              <w:rPr>
+                <w:rFonts w:ascii="Calibri" w:hAnsi="Calibri"/>
+                <w:color w:val="1A202C"/>
+                <w:sz w:val="19"/>
+              </w:rPr>
+              <w:t>Verify Average Staffing Output</w:t>
+            </w:r>
+          </w:p>
+        </w:tc>
+        <w:tc>
+          <w:tcPr>
+            <w:tcW w:type="dxa" w:w="2160"/>
+            <w:shd w:val="clear" w:color="auto" w:fill="FFFFFF"/>
+            <w:tcMar>
+              <w:top w:w="100" w:type="dxa"/>
+              <w:bottom w:w="100" w:type="dxa"/>
+              <w:left w:w="140" w:type="dxa"/>
+              <w:right w:w="140" w:type="dxa"/>
+            </w:tcMar>
+          </w:tcPr>
+          <w:p>
+            <w:pPr>
+              <w:spacing w:before="0" w:after="0" w:line="276" w:lineRule="auto"/>
+              <w:jc w:val="left"/>
+            </w:pPr>
+            <w:r>
+              <w:rPr>
+                <w:rFonts w:ascii="Calibri" w:hAnsi="Calibri"/>
+                <w:color w:val="1A202C"/>
+                <w:sz w:val="19"/>
+              </w:rPr>
+              <w:t>E=14.61, D=6.94</w:t>
+            </w:r>
+          </w:p>
+        </w:tc>
+        <w:tc>
+          <w:tcPr>
+            <w:tcW w:type="dxa" w:w="2160"/>
+            <w:shd w:val="clear" w:color="auto" w:fill="FFFFFF"/>
+            <w:tcMar>
+              <w:top w:w="100" w:type="dxa"/>
+              <w:bottom w:w="100" w:type="dxa"/>
+              <w:left w:w="140" w:type="dxa"/>
+              <w:right w:w="140" w:type="dxa"/>
+            </w:tcMar>
+          </w:tcPr>
+          <w:p>
+            <w:pPr>
+              <w:spacing w:before="0" w:after="0" w:line="276" w:lineRule="auto"/>
+              <w:jc w:val="left"/>
+            </w:pPr>
+            <w:r>
+              <w:rPr>
+                <w:rFonts w:ascii="Calibri" w:hAnsi="Calibri"/>
+                <w:color w:val="1A202C"/>
+                <w:sz w:val="19"/>
+              </w:rPr>
+              <w:t>SS = 2.10 Engineers (~2 persons)</w:t>
+            </w:r>
+          </w:p>
+        </w:tc>
+        <w:tc>
+          <w:tcPr>
+            <w:tcW w:type="dxa" w:w="1008"/>
+            <w:shd w:val="clear" w:color="auto" w:fill="FFFFFF"/>
+            <w:tcMar>
+              <w:top w:w="100" w:type="dxa"/>
+              <w:bottom w:w="100" w:type="dxa"/>
+              <w:left w:w="140" w:type="dxa"/>
+              <w:right w:w="140" w:type="dxa"/>
+            </w:tcMar>
+          </w:tcPr>
+          <w:p>
+            <w:pPr>
+              <w:spacing w:before="0" w:after="0" w:line="276" w:lineRule="auto"/>
+              <w:jc w:val="left"/>
+            </w:pPr>
+            <w:r>
+              <w:rPr>
+                <w:rFonts w:ascii="Calibri" w:hAnsi="Calibri"/>
+                <w:color w:val="1A202C"/>
+                <w:sz w:val="19"/>
+              </w:rPr>
+              <w:t>Pass</w:t>
+            </w:r>
+          </w:p>
+        </w:tc>
+      </w:tr>
+      <w:tr>
+        <w:tc>
+          <w:tcPr>
+            <w:tcW w:type="dxa" w:w="1440"/>
+            <w:shd w:val="clear" w:color="auto" w:fill="F7FAFC"/>
+            <w:tcMar>
+              <w:top w:w="100" w:type="dxa"/>
+              <w:bottom w:w="100" w:type="dxa"/>
+              <w:left w:w="140" w:type="dxa"/>
+              <w:right w:w="140" w:type="dxa"/>
+            </w:tcMar>
+          </w:tcPr>
+          <w:p>
+            <w:pPr>
+              <w:spacing w:before="0" w:after="0" w:line="276" w:lineRule="auto"/>
+              <w:jc w:val="left"/>
+            </w:pPr>
+            <w:r>
+              <w:rPr>
+                <w:rFonts w:ascii="Calibri" w:hAnsi="Calibri"/>
+                <w:color w:val="1A202C"/>
+                <w:sz w:val="19"/>
+              </w:rPr>
+              <w:t>TC_COC_04</w:t>
+            </w:r>
+          </w:p>
+        </w:tc>
+        <w:tc>
+          <w:tcPr>
+            <w:tcW w:type="dxa" w:w="2592"/>
+            <w:shd w:val="clear" w:color="auto" w:fill="F7FAFC"/>
+            <w:tcMar>
+              <w:top w:w="100" w:type="dxa"/>
+              <w:bottom w:w="100" w:type="dxa"/>
+              <w:left w:w="140" w:type="dxa"/>
+              <w:right w:w="140" w:type="dxa"/>
+            </w:tcMar>
+          </w:tcPr>
+          <w:p>
+            <w:pPr>
+              <w:spacing w:before="0" w:after="0" w:line="276" w:lineRule="auto"/>
+              <w:jc w:val="left"/>
+            </w:pPr>
+            <w:r>
+              <w:rPr>
+                <w:rFonts w:ascii="Calibri" w:hAnsi="Calibri"/>
+                <w:color w:val="1A202C"/>
+                <w:sz w:val="19"/>
+              </w:rPr>
+              <w:t>Verify Productivity Output</w:t>
+            </w:r>
+          </w:p>
+        </w:tc>
+        <w:tc>
+          <w:tcPr>
+            <w:tcW w:type="dxa" w:w="2160"/>
+            <w:shd w:val="clear" w:color="auto" w:fill="F7FAFC"/>
+            <w:tcMar>
+              <w:top w:w="100" w:type="dxa"/>
+              <w:bottom w:w="100" w:type="dxa"/>
+              <w:left w:w="140" w:type="dxa"/>
+              <w:right w:w="140" w:type="dxa"/>
+            </w:tcMar>
+          </w:tcPr>
+          <w:p>
+            <w:pPr>
+              <w:spacing w:before="0" w:after="0" w:line="276" w:lineRule="auto"/>
+              <w:jc w:val="left"/>
+            </w:pPr>
+            <w:r>
+              <w:rPr>
+                <w:rFonts w:ascii="Calibri" w:hAnsi="Calibri"/>
+                <w:color w:val="1A202C"/>
+                <w:sz w:val="19"/>
+              </w:rPr>
+              <w:t>5600 LOC / 14.61 PM</w:t>
+            </w:r>
+          </w:p>
+        </w:tc>
+        <w:tc>
+          <w:tcPr>
+            <w:tcW w:type="dxa" w:w="2160"/>
+            <w:shd w:val="clear" w:color="auto" w:fill="F7FAFC"/>
+            <w:tcMar>
+              <w:top w:w="100" w:type="dxa"/>
+              <w:bottom w:w="100" w:type="dxa"/>
+              <w:left w:w="140" w:type="dxa"/>
+              <w:right w:w="140" w:type="dxa"/>
+            </w:tcMar>
+          </w:tcPr>
+          <w:p>
+            <w:pPr>
+              <w:spacing w:before="0" w:after="0" w:line="276" w:lineRule="auto"/>
+              <w:jc w:val="left"/>
+            </w:pPr>
+            <w:r>
+              <w:rPr>
+                <w:rFonts w:ascii="Calibri" w:hAnsi="Calibri"/>
+                <w:color w:val="1A202C"/>
+                <w:sz w:val="19"/>
+              </w:rPr>
+              <w:t>Productivity = 383.3 LOC/PM</w:t>
+            </w:r>
+          </w:p>
+        </w:tc>
+        <w:tc>
+          <w:tcPr>
+            <w:tcW w:type="dxa" w:w="1008"/>
+            <w:shd w:val="clear" w:color="auto" w:fill="F7FAFC"/>
+            <w:tcMar>
+              <w:top w:w="100" w:type="dxa"/>
+              <w:bottom w:w="100" w:type="dxa"/>
+              <w:left w:w="140" w:type="dxa"/>
+              <w:right w:w="140" w:type="dxa"/>
+            </w:tcMar>
+          </w:tcPr>
+          <w:p>
+            <w:pPr>
+              <w:spacing w:before="0" w:after="0" w:line="276" w:lineRule="auto"/>
+              <w:jc w:val="left"/>
+            </w:pPr>
+            <w:r>
+              <w:rPr>
+                <w:rFonts w:ascii="Calibri" w:hAnsi="Calibri"/>
+                <w:color w:val="1A202C"/>
+                <w:sz w:val="19"/>
+              </w:rPr>
+              <w:t>Pass</w:t>
+            </w:r>
+          </w:p>
+        </w:tc>
+      </w:tr>
+      <w:tr>
+        <w:tc>
+          <w:tcPr>
+            <w:tcW w:type="dxa" w:w="1440"/>
+            <w:shd w:val="clear" w:color="auto" w:fill="FFFFFF"/>
+            <w:tcMar>
+              <w:top w:w="100" w:type="dxa"/>
+              <w:bottom w:w="100" w:type="dxa"/>
+              <w:left w:w="140" w:type="dxa"/>
+              <w:right w:w="140" w:type="dxa"/>
+            </w:tcMar>
+          </w:tcPr>
+          <w:p>
+            <w:pPr>
+              <w:spacing w:before="0" w:after="0" w:line="276" w:lineRule="auto"/>
+              <w:jc w:val="left"/>
+            </w:pPr>
+            <w:r>
+              <w:rPr>
+                <w:rFonts w:ascii="Calibri" w:hAnsi="Calibri"/>
+                <w:color w:val="1A202C"/>
+                <w:sz w:val="19"/>
+              </w:rPr>
+              <w:t>TC_COC_05</w:t>
+            </w:r>
+          </w:p>
+        </w:tc>
+        <w:tc>
+          <w:tcPr>
+            <w:tcW w:type="dxa" w:w="2592"/>
+            <w:shd w:val="clear" w:color="auto" w:fill="FFFFFF"/>
+            <w:tcMar>
+              <w:top w:w="100" w:type="dxa"/>
+              <w:bottom w:w="100" w:type="dxa"/>
+              <w:left w:w="140" w:type="dxa"/>
+              <w:right w:w="140" w:type="dxa"/>
+            </w:tcMar>
+          </w:tcPr>
+          <w:p>
+            <w:pPr>
+              <w:spacing w:before="0" w:after="0" w:line="276" w:lineRule="auto"/>
+              <w:jc w:val="left"/>
+            </w:pPr>
+            <w:r>
+              <w:rPr>
+                <w:rFonts w:ascii="Calibri" w:hAnsi="Calibri"/>
+                <w:color w:val="1A202C"/>
+                <w:sz w:val="19"/>
+              </w:rPr>
+              <w:t>Verify Sizing Bounds</w:t>
+            </w:r>
+          </w:p>
+        </w:tc>
+        <w:tc>
+          <w:tcPr>
+            <w:tcW w:type="dxa" w:w="2160"/>
+            <w:shd w:val="clear" w:color="auto" w:fill="FFFFFF"/>
+            <w:tcMar>
+              <w:top w:w="100" w:type="dxa"/>
+              <w:bottom w:w="100" w:type="dxa"/>
+              <w:left w:w="140" w:type="dxa"/>
+              <w:right w:w="140" w:type="dxa"/>
+            </w:tcMar>
+          </w:tcPr>
+          <w:p>
+            <w:pPr>
+              <w:spacing w:before="0" w:after="0" w:line="276" w:lineRule="auto"/>
+              <w:jc w:val="left"/>
+            </w:pPr>
+            <w:r>
+              <w:rPr>
+                <w:rFonts w:ascii="Calibri" w:hAnsi="Calibri"/>
+                <w:color w:val="1A202C"/>
+                <w:sz w:val="19"/>
+              </w:rPr>
+              <w:t>Audit script.js + style.css</w:t>
+            </w:r>
+          </w:p>
+        </w:tc>
+        <w:tc>
+          <w:tcPr>
+            <w:tcW w:type="dxa" w:w="2160"/>
+            <w:shd w:val="clear" w:color="auto" w:fill="FFFFFF"/>
+            <w:tcMar>
+              <w:top w:w="100" w:type="dxa"/>
+              <w:bottom w:w="100" w:type="dxa"/>
+              <w:left w:w="140" w:type="dxa"/>
+              <w:right w:w="140" w:type="dxa"/>
+            </w:tcMar>
+          </w:tcPr>
+          <w:p>
+            <w:pPr>
+              <w:spacing w:before="0" w:after="0" w:line="276" w:lineRule="auto"/>
+              <w:jc w:val="left"/>
+            </w:pPr>
+            <w:r>
+              <w:rPr>
+                <w:rFonts w:ascii="Calibri" w:hAnsi="Calibri"/>
+                <w:color w:val="1A202C"/>
+                <w:sz w:val="19"/>
+              </w:rPr>
+              <w:t>Verified within 5.0 to 6.0 KLOC bounds</w:t>
+            </w:r>
+          </w:p>
+        </w:tc>
+        <w:tc>
+          <w:tcPr>
+            <w:tcW w:type="dxa" w:w="1008"/>
+            <w:shd w:val="clear" w:color="auto" w:fill="FFFFFF"/>
+            <w:tcMar>
+              <w:top w:w="100" w:type="dxa"/>
+              <w:bottom w:w="100" w:type="dxa"/>
+              <w:left w:w="140" w:type="dxa"/>
+              <w:right w:w="140" w:type="dxa"/>
+            </w:tcMar>
+          </w:tcPr>
+          <w:p>
+            <w:pPr>
+              <w:spacing w:before="0" w:after="0" w:line="276" w:lineRule="auto"/>
+              <w:jc w:val="left"/>
+            </w:pPr>
+            <w:r>
+              <w:rPr>
+                <w:rFonts w:ascii="Calibri" w:hAnsi="Calibri"/>
+                <w:color w:val="1A202C"/>
+                <w:sz w:val="19"/>
+              </w:rPr>
+              <w:t>Pass</w:t>
+            </w:r>
+          </w:p>
+        </w:tc>
+      </w:tr>
+    </w:tbl>
+    <w:p/>
+    <w:p>
+      <w:pPr>
+        <w:pStyle w:val="Heading2"/>
+        <w:spacing w:before="200" w:after="60"/>
+      </w:pPr>
+      <w:r>
+        <w:rPr>
+          <w:rFonts w:ascii="Calibri" w:hAnsi="Calibri"/>
+          <w:b/>
+          <w:color w:val="2C3E50"/>
+          <w:sz w:val="25"/>
+        </w:rPr>
+        <w:t>Review &amp; Viva-Voce Questions with Solutions</w:t>
+      </w:r>
+    </w:p>
+    <w:p>
+      <w:pPr>
+        <w:spacing w:before="0" w:after="90" w:line="276" w:lineRule="auto"/>
+      </w:pPr>
+      <w:r>
+        <w:rPr>
+          <w:rFonts w:ascii="Calibri" w:hAnsi="Calibri"/>
+          <w:color w:val="1A202C"/>
+          <w:sz w:val="21"/>
+        </w:rPr>
+        <w:t>The following technical review questions assess core understanding of software engineering principles, web runtime behavior, and architecture applied in this experiment:</w:t>
+      </w:r>
+    </w:p>
+    <w:p>
+      <w:pPr>
+        <w:spacing w:before="120" w:after="40" w:line="276" w:lineRule="auto"/>
+      </w:pPr>
+      <w:r>
+        <w:rPr>
+          <w:rFonts w:ascii="Calibri" w:hAnsi="Calibri"/>
+          <w:b/>
+          <w:color w:val="1B4D4B"/>
+          <w:sz w:val="21"/>
+        </w:rPr>
+        <w:t>Q1. Why does the Basic COCOMO effort equation use a non-linear exponent (bb &gt; 1.0)?</w:t>
+      </w:r>
+    </w:p>
+    <w:p>
+      <w:pPr>
+        <w:spacing w:before="0" w:after="120" w:line="276" w:lineRule="auto"/>
+      </w:pPr>
+      <w:r>
+        <w:rPr>
+          <w:rFonts w:ascii="Calibri" w:hAnsi="Calibri"/>
+          <w:b/>
+          <w:color w:val="2C3E50"/>
+          <w:sz w:val="20"/>
+        </w:rPr>
+        <w:t xml:space="preserve">Answer: </w:t>
+      </w:r>
+      <w:r>
+        <w:rPr>
+          <w:rFonts w:ascii="Calibri" w:hAnsi="Calibri"/>
+          <w:color w:val="1A202C"/>
+          <w:sz w:val="20"/>
+        </w:rPr>
+        <w:t>The exponent bb = 1.05 accounts for diseconomies of scale. As a codebase grows, communication channels, module integration complexity, and coordination overhead grow non-linearly, requiring more effort per line of code than smaller systems.</w:t>
+      </w:r>
+    </w:p>
+    <w:p>
+      <w:pPr>
+        <w:spacing w:before="120" w:after="40" w:line="276" w:lineRule="auto"/>
+      </w:pPr>
+      <w:r>
+        <w:rPr>
+          <w:rFonts w:ascii="Calibri" w:hAnsi="Calibri"/>
+          <w:b/>
+          <w:color w:val="1B4D4B"/>
+          <w:sz w:val="21"/>
+        </w:rPr>
+        <w:t>Q2. What are the limitations of Lines of Code (LOC) as a software sizing metric?</w:t>
+      </w:r>
+    </w:p>
+    <w:p>
+      <w:pPr>
+        <w:spacing w:before="0" w:after="120" w:line="276" w:lineRule="auto"/>
+      </w:pPr>
+      <w:r>
+        <w:rPr>
+          <w:rFonts w:ascii="Calibri" w:hAnsi="Calibri"/>
+          <w:b/>
+          <w:color w:val="2C3E50"/>
+          <w:sz w:val="20"/>
+        </w:rPr>
+        <w:t xml:space="preserve">Answer: </w:t>
+      </w:r>
+      <w:r>
+        <w:rPr>
+          <w:rFonts w:ascii="Calibri" w:hAnsi="Calibri"/>
+          <w:color w:val="1A202C"/>
+          <w:sz w:val="20"/>
+        </w:rPr>
+        <w:t>LOC penalizes concise, expressive languages (e.g., Python or modern JS requires far fewer lines than Assembly or C for identical functionality). Additionally, LOC cannot measure code complexity, code quality, or developer skill.</w:t>
+      </w:r>
+    </w:p>
+    <w:p>
+      <w:pPr>
+        <w:spacing w:before="120" w:after="40" w:line="276" w:lineRule="auto"/>
+      </w:pPr>
+      <w:r>
+        <w:rPr>
+          <w:rFonts w:ascii="Calibri" w:hAnsi="Calibri"/>
+          <w:b/>
+          <w:color w:val="1B4D4B"/>
+          <w:sz w:val="21"/>
+        </w:rPr>
+        <w:t>Q3. Explain the difference between Basic, Intermediate, and Detailed COCOMO.</w:t>
+      </w:r>
+    </w:p>
+    <w:p>
+      <w:pPr>
+        <w:spacing w:before="0" w:after="120" w:line="276" w:lineRule="auto"/>
+      </w:pPr>
+      <w:r>
+        <w:rPr>
+          <w:rFonts w:ascii="Calibri" w:hAnsi="Calibri"/>
+          <w:b/>
+          <w:color w:val="2C3E50"/>
+          <w:sz w:val="20"/>
+        </w:rPr>
+        <w:t xml:space="preserve">Answer: </w:t>
+      </w:r>
+      <w:r>
+        <w:rPr>
+          <w:rFonts w:ascii="Calibri" w:hAnsi="Calibri"/>
+          <w:color w:val="1A202C"/>
+          <w:sz w:val="20"/>
+        </w:rPr>
+        <w:t>Basic COCOMO calculates effort solely from KLOC. Intermediate COCOMO incorporates 15 Cost Drivers (Cost Multipliers spanning product, hardware, personnel, and project attributes). Detailed COCOMO evaluates cost drivers across three phases: system design, detailed design, and coding.</w:t>
+      </w:r>
+    </w:p>
+    <w:p>
+      <w:pPr>
+        <w:spacing w:before="120" w:after="40" w:line="276" w:lineRule="auto"/>
+      </w:pPr>
+      <w:r>
+        <w:rPr>
+          <w:rFonts w:ascii="Calibri" w:hAnsi="Calibri"/>
+          <w:b/>
+          <w:color w:val="1B4D4B"/>
+          <w:sz w:val="21"/>
+        </w:rPr>
+        <w:t>Q4. Why is Ledgerly categorized as an Organic mode project rather than Embedded?</w:t>
+      </w:r>
+    </w:p>
+    <w:p>
+      <w:pPr>
+        <w:spacing w:before="0" w:after="120" w:line="276" w:lineRule="auto"/>
+      </w:pPr>
+      <w:r>
+        <w:rPr>
+          <w:rFonts w:ascii="Calibri" w:hAnsi="Calibri"/>
+          <w:b/>
+          <w:color w:val="2C3E50"/>
+          <w:sz w:val="20"/>
+        </w:rPr>
+        <w:t xml:space="preserve">Answer: </w:t>
+      </w:r>
+      <w:r>
+        <w:rPr>
+          <w:rFonts w:ascii="Calibri" w:hAnsi="Calibri"/>
+          <w:color w:val="1A202C"/>
+          <w:sz w:val="20"/>
+        </w:rPr>
+        <w:t>Ledgerly is developed by a small, agile team using standard web technologies with flexible deadlines and minimal hardware integration constraints. Embedded mode is reserved for flight control or medical systems with rigid real-time operating hardware.</w:t>
+      </w:r>
+    </w:p>
+    <w:p>
+      <w:pPr>
+        <w:spacing w:before="120" w:after="40" w:line="276" w:lineRule="auto"/>
+      </w:pPr>
+      <w:r>
+        <w:rPr>
+          <w:rFonts w:ascii="Calibri" w:hAnsi="Calibri"/>
+          <w:b/>
+          <w:color w:val="1B4D4B"/>
+          <w:sz w:val="21"/>
+        </w:rPr>
+        <w:t>Q5. How does Brooks's Law ('Adding manpower to a late software project makes it later') apply to staffing estimates?</w:t>
+      </w:r>
+    </w:p>
+    <w:p>
+      <w:pPr>
+        <w:spacing w:before="0" w:after="120" w:line="276" w:lineRule="auto"/>
+      </w:pPr>
+      <w:r>
+        <w:rPr>
+          <w:rFonts w:ascii="Calibri" w:hAnsi="Calibri"/>
+          <w:b/>
+          <w:color w:val="2C3E50"/>
+          <w:sz w:val="20"/>
+        </w:rPr>
+        <w:t xml:space="preserve">Answer: </w:t>
+      </w:r>
+      <w:r>
+        <w:rPr>
+          <w:rFonts w:ascii="Calibri" w:hAnsi="Calibri"/>
+          <w:color w:val="1A202C"/>
+          <w:sz w:val="20"/>
+        </w:rPr>
+        <w:t>COCOMO calculates optimal average staffing (SS = E/D). Arbitrarily increasing team size beyond this optimal ratio increases communication channels (n(n-1)/2) and ramp-up training overhead, causing net project delays.</w:t>
+      </w:r>
+    </w:p>
+    <w:p>
+      <w:pPr>
+        <w:pStyle w:val="Heading2"/>
+        <w:spacing w:before="200" w:after="60"/>
+      </w:pPr>
+      <w:r>
+        <w:rPr>
+          <w:rFonts w:ascii="Calibri" w:hAnsi="Calibri"/>
+          <w:b/>
+          <w:color w:val="2C3E50"/>
+          <w:sz w:val="25"/>
+        </w:rPr>
+        <w:t>Conclusion &amp; Learning Outcomes</w:t>
+      </w:r>
+    </w:p>
+    <w:p>
+      <w:pPr>
+        <w:spacing w:before="0" w:after="90" w:line="276" w:lineRule="auto"/>
+      </w:pPr>
+      <w:r>
+        <w:rPr>
+          <w:rFonts w:ascii="Calibri" w:hAnsi="Calibri"/>
+          <w:color w:val="1A202C"/>
+          <w:sz w:val="21"/>
+        </w:rPr>
+        <w:t>Experiment 12 successfully applied the Basic COCOMO Organic model to Ledgerly's 5.6 KLOC codebase. The rigorous derivation established an effort of 14.61 Person-Months, a nominal development schedule of 6.94 months, an optimal team size of 2 engineers, and a total project valuation of INR 7.69 Lakhs.</w:t>
       </w:r>
     </w:p>
     <w:sectPr>
+      <w:headerReference w:type="default" r:id="rId9"/>
+      <w:footerReference w:type="default" r:id="rId10"/>
       <w:pgSz w:w="12240" w:h="15840"/>
-      <w:pgMar w:top="1440" w:right="1800" w:bottom="1440" w:left="1800" w:header="720" w:footer="720" w:gutter="0"/>
+      <w:pgMar w:top="1440" w:right="1440" w:bottom="1440" w:left="1440" w:header="720" w:footer="720" w:gutter="0"/>
       <w:cols w:space="720"/>
       <w:docGrid w:linePitch="360"/>
     </w:sectPr>
   </w:body>
 </w:document>
+</file>
+
+<file path=word/footer1.xml><?xml version="1.0" encoding="utf-8"?>
+<w:ftr xmlns:m="http://schemas.openxmlformats.org/officeDocument/2006/math" xmlns:mc="http://schemas.openxmlformats.org/markup-compatibility/2006" xmlns:mo="http://schemas.microsoft.com/office/mac/office/2008/main" xmlns:mv="urn:schemas-microsoft-com:mac:vml" xmlns:o="urn:schemas-microsoft-com:office:office" xmlns:r="http://schemas.openxmlformats.org/officeDocument/2006/relationships" xmlns:v="urn:schemas-microsoft-com:vml" xmlns:w10="urn:schemas-microsoft-com:office:word" xmlns:w14="http://schemas.microsoft.com/office/word/2010/wordml" xmlns:w="http://schemas.openxmlformats.org/wordprocessingml/2006/main" xmlns:wne="http://schemas.microsoft.com/office/word/2006/wordml" xmlns:wp14="http://schemas.microsoft.com/office/word/2010/wordprocessingDrawing" xmlns:wp="http://schemas.openxmlformats.org/drawingml/2006/wordprocessingDrawing" xmlns:wpc="http://schemas.microsoft.com/office/word/2010/wordprocessingCanvas" xmlns:wpg="http://schemas.microsoft.com/office/word/2010/wordprocessingGroup" xmlns:wpi="http://schemas.microsoft.com/office/word/2010/wordprocessingInk" xmlns:wps="http://schemas.microsoft.com/office/word/2010/wordprocessingShape" mc:Ignorable="w14 wp14">
+  <w:p>
+    <w:pPr>
+      <w:pStyle w:val="Footer"/>
+      <w:jc w:val="both"/>
+    </w:pPr>
+    <w:r>
+      <w:rPr>
+        <w:rFonts w:ascii="Calibri" w:hAnsi="Calibri"/>
+        <w:color w:val="718096"/>
+        <w:sz w:val="17"/>
+      </w:rPr>
+      <w:t>Project Case Study: Ledgerly PWA</w:t>
+      <w:tab/>
+      <w:tab/>
+      <w:t>Academic Year 2026-27</w:t>
+    </w:r>
+  </w:p>
+</w:ftr>
+</file>
+
+<file path=word/header1.xml><?xml version="1.0" encoding="utf-8"?>
+<w:hdr xmlns:m="http://schemas.openxmlformats.org/officeDocument/2006/math" xmlns:mc="http://schemas.openxmlformats.org/markup-compatibility/2006" xmlns:mo="http://schemas.microsoft.com/office/mac/office/2008/main" xmlns:mv="urn:schemas-microsoft-com:mac:vml" xmlns:o="urn:schemas-microsoft-com:office:office" xmlns:r="http://schemas.openxmlformats.org/officeDocument/2006/relationships" xmlns:v="urn:schemas-microsoft-com:vml" xmlns:w10="urn:schemas-microsoft-com:office:word" xmlns:w14="http://schemas.microsoft.com/office/word/2010/wordml" xmlns:w="http://schemas.openxmlformats.org/wordprocessingml/2006/main" xmlns:wne="http://schemas.microsoft.com/office/word/2006/wordml" xmlns:wp14="http://schemas.microsoft.com/office/word/2010/wordprocessingDrawing" xmlns:wp="http://schemas.openxmlformats.org/drawingml/2006/wordprocessingDrawing" xmlns:wpc="http://schemas.microsoft.com/office/word/2010/wordprocessingCanvas" xmlns:wpg="http://schemas.microsoft.com/office/word/2010/wordprocessingGroup" xmlns:wpi="http://schemas.microsoft.com/office/word/2010/wordprocessingInk" xmlns:wps="http://schemas.microsoft.com/office/word/2010/wordprocessingShape" mc:Ignorable="w14 wp14">
+  <w:p>
+    <w:pPr>
+      <w:pStyle w:val="Header"/>
+      <w:jc w:val="right"/>
+    </w:pPr>
+    <w:r>
+      <w:rPr>
+        <w:rFonts w:ascii="Calibri" w:hAnsi="Calibri"/>
+        <w:color w:val="718096"/>
+        <w:sz w:val="17"/>
+      </w:rPr>
+      <w:t>Department of Computer Engineering  |  WDL Lab (CMPN Div C)</w:t>
+    </w:r>
+  </w:p>
+</w:hdr>
 </file>
 
 <file path=word/numbering.xml><?xml version="1.0" encoding="utf-8"?>
